--- a/Hobby Shop Proposal.docx
+++ b/Hobby Shop Proposal.docx
@@ -72,7 +72,25 @@
           <w:sz w:val="24"/>
           <w:szCs w:val="24"/>
         </w:rPr>
-        <w:t>Phase 1: Planning &amp; Design  |  Day 1</w:t>
+        <w:t xml:space="preserve">Phase 1: Planning &amp; </w:t>
+      </w:r>
+      <w:proofErr w:type="gramStart"/>
+      <w:r>
+        <w:rPr>
+          <w:color w:val="666666"/>
+          <w:sz w:val="24"/>
+          <w:szCs w:val="24"/>
+        </w:rPr>
+        <w:t>Design  |</w:t>
+      </w:r>
+      <w:proofErr w:type="gramEnd"/>
+      <w:r>
+        <w:rPr>
+          <w:color w:val="666666"/>
+          <w:sz w:val="24"/>
+          <w:szCs w:val="24"/>
+        </w:rPr>
+        <w:t xml:space="preserve">  Day 1</w:t>
       </w:r>
     </w:p>
     <w:p>
@@ -99,7 +117,15 @@
           <w:iCs/>
           <w:color w:val="C9543A"/>
         </w:rPr>
-        <w:t>Specialising in Gundam Model Kits, Hobby Paints &amp; Tools</w:t>
+        <w:t>Specializing</w:t>
+      </w:r>
+      <w:r>
+        <w:rPr>
+          <w:i/>
+          <w:iCs/>
+          <w:color w:val="C9543A"/>
+        </w:rPr>
+        <w:t xml:space="preserve"> in Gundam Model Kits, Hobby Paints &amp; Tools</w:t>
       </w:r>
     </w:p>
     <w:p>
@@ -111,9 +137,14 @@
       <w:pPr>
         <w:pStyle w:val="Heading1"/>
       </w:pPr>
+      <w:proofErr w:type="gramStart"/>
       <w:r>
         <w:lastRenderedPageBreak/>
-        <w:t>1.2  Requirements Documentation</w:t>
+        <w:t>1.2  Requirements</w:t>
+      </w:r>
+      <w:proofErr w:type="gramEnd"/>
+      <w:r>
+        <w:t xml:space="preserve"> Documentation</w:t>
       </w:r>
     </w:p>
     <w:p>
@@ -133,8 +164,13 @@
       <w:pPr>
         <w:pStyle w:val="Heading2"/>
       </w:pPr>
-      <w:r>
-        <w:t>1.2.1  Problem Statement &amp; Business Justification</w:t>
+      <w:proofErr w:type="gramStart"/>
+      <w:r>
+        <w:t>1.2.1  Problem</w:t>
+      </w:r>
+      <w:proofErr w:type="gramEnd"/>
+      <w:r>
+        <w:t xml:space="preserve"> Statement &amp; Business Justification</w:t>
       </w:r>
     </w:p>
     <w:p>
@@ -142,7 +178,15 @@
         <w:spacing w:before="60" w:after="60"/>
       </w:pPr>
       <w:r>
-        <w:t>The Gundam Hobby Shop is a specialist retail business selling Gundam plastic model kits (gunpla), hobby-grade paints, and modelling tools. Currently the business has no online presence, forcing customers to visit in-store or contact the shop directly to check availability and pricing. This creates friction for hobbyists who research and plan purchases online, resulting in lost sales to larger e-commerce competitors.</w:t>
+        <w:t>The Gundam Hobby Shop is a specialist retail business selling Gundam plastic model kits (</w:t>
+      </w:r>
+      <w:proofErr w:type="spellStart"/>
+      <w:r>
+        <w:t>gunpla</w:t>
+      </w:r>
+      <w:proofErr w:type="spellEnd"/>
+      <w:r>
+        <w:t>), hobby-grade paints, and modelling tools. Currently the business has no online presence, forcing customers to visit in-store or contact the shop directly to check availability and pricing. This creates friction for hobbyists who research and plan purchases online, resulting in lost sales to larger e-commerce competitors.</w:t>
       </w:r>
     </w:p>
     <w:p>
@@ -155,7 +199,15 @@
         <w:spacing w:before="60" w:after="60"/>
       </w:pPr>
       <w:r>
-        <w:t>This project delivers a full-stack e-commerce web application that enables the shop to list its entire product catalogue online, accept customer orders, and manage inventory through an admin interface. The platform will differentiate by offering granular product attributes relevant to the Gundam community — such as kit grade (HG, MG, RG, PG, SD) and scale (1/144, 1/100, 1/60) — that generic e-commerce solutions do not surface natively.</w:t>
+        <w:t>This project delivers a full-stack e-commerce web application that enables the shop to list its entire product catalogue online, accept customer orders, and manage inventory through an admin interface. The platform will differentiate by offering granular product attributes relevant to the Gundam community — such as kit grade (HG, MG, RG, PG, SD) and scale (1/144, 1/100, 1/</w:t>
+      </w:r>
+      <w:proofErr w:type="gramStart"/>
+      <w:r>
+        <w:t>60) —</w:t>
+      </w:r>
+      <w:proofErr w:type="gramEnd"/>
+      <w:r>
+        <w:t xml:space="preserve"> that generic e-commerce solutions do not surface natively.</w:t>
       </w:r>
     </w:p>
     <w:p>
@@ -168,7 +220,13 @@
         <w:spacing w:before="60" w:after="60"/>
       </w:pPr>
       <w:r>
-        <w:t>Business benefits include extended market reach beyond the local area, 24/7 order capture, and reduced administrative overhead through a centralised admin portal for product and order management.</w:t>
+        <w:t xml:space="preserve">Business benefits include extended market reach beyond the local area, 24/7 order capture, and reduced administrative overhead through a </w:t>
+      </w:r>
+      <w:r>
+        <w:t>centralized</w:t>
+      </w:r>
+      <w:r>
+        <w:t xml:space="preserve"> admin portal for product and order management.</w:t>
       </w:r>
     </w:p>
     <w:p>
@@ -180,8 +238,13 @@
       <w:pPr>
         <w:pStyle w:val="Heading2"/>
       </w:pPr>
-      <w:r>
-        <w:t>1.2.2  Target Users</w:t>
+      <w:proofErr w:type="gramStart"/>
+      <w:r>
+        <w:t>1.2.2  Target</w:t>
+      </w:r>
+      <w:proofErr w:type="gramEnd"/>
+      <w:r>
+        <w:t xml:space="preserve"> Users</w:t>
       </w:r>
     </w:p>
     <w:p>
@@ -196,7 +259,29 @@
           <w:sz w:val="24"/>
           <w:szCs w:val="24"/>
         </w:rPr>
-        <w:t>Primary Users — Customers (Gunpla Hobbyists)</w:t>
+        <w:t>Primary Users — Customers (</w:t>
+      </w:r>
+      <w:proofErr w:type="spellStart"/>
+      <w:r>
+        <w:rPr>
+          <w:b/>
+          <w:bCs/>
+          <w:color w:val="C9543A"/>
+          <w:sz w:val="24"/>
+          <w:szCs w:val="24"/>
+        </w:rPr>
+        <w:t>Gunpla</w:t>
+      </w:r>
+      <w:proofErr w:type="spellEnd"/>
+      <w:r>
+        <w:rPr>
+          <w:b/>
+          <w:bCs/>
+          <w:color w:val="C9543A"/>
+          <w:sz w:val="24"/>
+          <w:szCs w:val="24"/>
+        </w:rPr>
+        <w:t xml:space="preserve"> Hobbyists)</w:t>
       </w:r>
     </w:p>
     <w:p>
@@ -222,7 +307,13 @@
         <w:spacing w:before="40" w:after="40"/>
       </w:pPr>
       <w:r>
-        <w:t>Experienced modellers seeking specific grades, scales, or limited releases</w:t>
+        <w:t xml:space="preserve">Experienced </w:t>
+      </w:r>
+      <w:r>
+        <w:t>modelers</w:t>
+      </w:r>
+      <w:r>
+        <w:t xml:space="preserve"> seeking specific grades, scales, or limited releases</w:t>
       </w:r>
     </w:p>
     <w:p>
@@ -306,8 +397,13 @@
       <w:pPr>
         <w:pStyle w:val="Heading2"/>
       </w:pPr>
-      <w:r>
-        <w:t>1.2.3  User Stories</w:t>
+      <w:proofErr w:type="gramStart"/>
+      <w:r>
+        <w:t>1.2.3  User</w:t>
+      </w:r>
+      <w:proofErr w:type="gramEnd"/>
+      <w:r>
+        <w:t xml:space="preserve"> Stories</w:t>
       </w:r>
     </w:p>
     <w:p>
@@ -339,12 +435,6 @@
         <w:gridCol w:w="4460"/>
       </w:tblGrid>
       <w:tr>
-        <w:tblPrEx>
-          <w:tblCellMar>
-            <w:top w:w="0" w:type="dxa"/>
-            <w:bottom w:w="0" w:type="dxa"/>
-          </w:tblCellMar>
-        </w:tblPrEx>
         <w:trPr>
           <w:tblHeader/>
         </w:trPr>
@@ -470,12 +560,6 @@
         </w:tc>
       </w:tr>
       <w:tr>
-        <w:tblPrEx>
-          <w:tblCellMar>
-            <w:top w:w="0" w:type="dxa"/>
-            <w:bottom w:w="0" w:type="dxa"/>
-          </w:tblCellMar>
-        </w:tblPrEx>
         <w:tc>
           <w:tcPr>
             <w:tcW w:w="800" w:type="dxa"/>
@@ -589,12 +673,6 @@
         </w:tc>
       </w:tr>
       <w:tr>
-        <w:tblPrEx>
-          <w:tblCellMar>
-            <w:top w:w="0" w:type="dxa"/>
-            <w:bottom w:w="0" w:type="dxa"/>
-          </w:tblCellMar>
-        </w:tblPrEx>
         <w:tc>
           <w:tcPr>
             <w:tcW w:w="800" w:type="dxa"/>
@@ -708,12 +786,6 @@
         </w:tc>
       </w:tr>
       <w:tr>
-        <w:tblPrEx>
-          <w:tblCellMar>
-            <w:top w:w="0" w:type="dxa"/>
-            <w:bottom w:w="0" w:type="dxa"/>
-          </w:tblCellMar>
-        </w:tblPrEx>
         <w:tc>
           <w:tcPr>
             <w:tcW w:w="800" w:type="dxa"/>
@@ -827,12 +899,6 @@
         </w:tc>
       </w:tr>
       <w:tr>
-        <w:tblPrEx>
-          <w:tblCellMar>
-            <w:top w:w="0" w:type="dxa"/>
-            <w:bottom w:w="0" w:type="dxa"/>
-          </w:tblCellMar>
-        </w:tblPrEx>
         <w:tc>
           <w:tcPr>
             <w:tcW w:w="800" w:type="dxa"/>
@@ -947,12 +1013,6 @@
         </w:tc>
       </w:tr>
       <w:tr>
-        <w:tblPrEx>
-          <w:tblCellMar>
-            <w:top w:w="0" w:type="dxa"/>
-            <w:bottom w:w="0" w:type="dxa"/>
-          </w:tblCellMar>
-        </w:tblPrEx>
         <w:tc>
           <w:tcPr>
             <w:tcW w:w="800" w:type="dxa"/>
@@ -1028,12 +1088,21 @@
             </w:tcMar>
           </w:tcPr>
           <w:p>
-            <w:r>
-              <w:rPr>
-                <w:sz w:val="20"/>
-                <w:szCs w:val="20"/>
-              </w:rPr>
-              <w:t>View my order history</w:t>
+            <w:proofErr w:type="gramStart"/>
+            <w:r>
+              <w:rPr>
+                <w:sz w:val="20"/>
+                <w:szCs w:val="20"/>
+              </w:rPr>
+              <w:t>View</w:t>
+            </w:r>
+            <w:proofErr w:type="gramEnd"/>
+            <w:r>
+              <w:rPr>
+                <w:sz w:val="20"/>
+                <w:szCs w:val="20"/>
+              </w:rPr>
+              <w:t xml:space="preserve"> my order history</w:t>
             </w:r>
           </w:p>
         </w:tc>
@@ -1060,18 +1129,26 @@
                 <w:sz w:val="20"/>
                 <w:szCs w:val="20"/>
               </w:rPr>
-              <w:t>Track past purchases and re-order favourite kits or paints</w:t>
+              <w:t xml:space="preserve">Track past purchases and re-order </w:t>
+            </w:r>
+            <w:r>
+              <w:rPr>
+                <w:sz w:val="20"/>
+                <w:szCs w:val="20"/>
+              </w:rPr>
+              <w:t>favorite</w:t>
+            </w:r>
+            <w:r>
+              <w:rPr>
+                <w:sz w:val="20"/>
+                <w:szCs w:val="20"/>
+              </w:rPr>
+              <w:t xml:space="preserve"> kits or paints</w:t>
             </w:r>
           </w:p>
         </w:tc>
       </w:tr>
       <w:tr>
-        <w:tblPrEx>
-          <w:tblCellMar>
-            <w:top w:w="0" w:type="dxa"/>
-            <w:bottom w:w="0" w:type="dxa"/>
-          </w:tblCellMar>
-        </w:tblPrEx>
         <w:tc>
           <w:tcPr>
             <w:tcW w:w="800" w:type="dxa"/>
@@ -1185,12 +1262,6 @@
         </w:tc>
       </w:tr>
       <w:tr>
-        <w:tblPrEx>
-          <w:tblCellMar>
-            <w:top w:w="0" w:type="dxa"/>
-            <w:bottom w:w="0" w:type="dxa"/>
-          </w:tblCellMar>
-        </w:tblPrEx>
         <w:tc>
           <w:tcPr>
             <w:tcW w:w="800" w:type="dxa"/>
@@ -1304,12 +1375,6 @@
         </w:tc>
       </w:tr>
       <w:tr>
-        <w:tblPrEx>
-          <w:tblCellMar>
-            <w:top w:w="0" w:type="dxa"/>
-            <w:bottom w:w="0" w:type="dxa"/>
-          </w:tblCellMar>
-        </w:tblPrEx>
         <w:tc>
           <w:tcPr>
             <w:tcW w:w="800" w:type="dxa"/>
@@ -1423,12 +1488,6 @@
         </w:tc>
       </w:tr>
       <w:tr>
-        <w:tblPrEx>
-          <w:tblCellMar>
-            <w:top w:w="0" w:type="dxa"/>
-            <w:bottom w:w="0" w:type="dxa"/>
-          </w:tblCellMar>
-        </w:tblPrEx>
         <w:tc>
           <w:tcPr>
             <w:tcW w:w="800" w:type="dxa"/>
@@ -1542,12 +1601,6 @@
         </w:tc>
       </w:tr>
       <w:tr>
-        <w:tblPrEx>
-          <w:tblCellMar>
-            <w:top w:w="0" w:type="dxa"/>
-            <w:bottom w:w="0" w:type="dxa"/>
-          </w:tblCellMar>
-        </w:tblPrEx>
         <w:tc>
           <w:tcPr>
             <w:tcW w:w="800" w:type="dxa"/>
@@ -1670,8 +1723,13 @@
       <w:pPr>
         <w:pStyle w:val="Heading2"/>
       </w:pPr>
-      <w:r>
-        <w:t>1.2.4  Functional Requirements</w:t>
+      <w:proofErr w:type="gramStart"/>
+      <w:r>
+        <w:t>1.2.4  Functional</w:t>
+      </w:r>
+      <w:proofErr w:type="gramEnd"/>
+      <w:r>
+        <w:t xml:space="preserve"> Requirements</w:t>
       </w:r>
     </w:p>
     <w:p>
@@ -1702,12 +1760,6 @@
         <w:gridCol w:w="6760"/>
       </w:tblGrid>
       <w:tr>
-        <w:tblPrEx>
-          <w:tblCellMar>
-            <w:top w:w="0" w:type="dxa"/>
-            <w:bottom w:w="0" w:type="dxa"/>
-          </w:tblCellMar>
-        </w:tblPrEx>
         <w:trPr>
           <w:tblHeader/>
         </w:trPr>
@@ -1803,12 +1855,6 @@
         </w:tc>
       </w:tr>
       <w:tr>
-        <w:tblPrEx>
-          <w:tblCellMar>
-            <w:top w:w="0" w:type="dxa"/>
-            <w:bottom w:w="0" w:type="dxa"/>
-          </w:tblCellMar>
-        </w:tblPrEx>
         <w:tc>
           <w:tcPr>
             <w:tcW w:w="800" w:type="dxa"/>
@@ -1884,23 +1930,26 @@
             </w:tcMar>
           </w:tcPr>
           <w:p>
-            <w:r>
-              <w:rPr>
-                <w:sz w:val="20"/>
-                <w:szCs w:val="20"/>
-              </w:rPr>
-              <w:t>System shall display products with name, price, brand, category, grade, scale, stock quantity, and images</w:t>
+            <w:proofErr w:type="gramStart"/>
+            <w:r>
+              <w:rPr>
+                <w:sz w:val="20"/>
+                <w:szCs w:val="20"/>
+              </w:rPr>
+              <w:t>System shall</w:t>
+            </w:r>
+            <w:proofErr w:type="gramEnd"/>
+            <w:r>
+              <w:rPr>
+                <w:sz w:val="20"/>
+                <w:szCs w:val="20"/>
+              </w:rPr>
+              <w:t xml:space="preserve"> display products with name, price, brand, category, grade, scale, stock quantity, and images</w:t>
             </w:r>
           </w:p>
         </w:tc>
       </w:tr>
       <w:tr>
-        <w:tblPrEx>
-          <w:tblCellMar>
-            <w:top w:w="0" w:type="dxa"/>
-            <w:bottom w:w="0" w:type="dxa"/>
-          </w:tblCellMar>
-        </w:tblPrEx>
         <w:tc>
           <w:tcPr>
             <w:tcW w:w="800" w:type="dxa"/>
@@ -1987,12 +2036,6 @@
         </w:tc>
       </w:tr>
       <w:tr>
-        <w:tblPrEx>
-          <w:tblCellMar>
-            <w:top w:w="0" w:type="dxa"/>
-            <w:bottom w:w="0" w:type="dxa"/>
-          </w:tblCellMar>
-        </w:tblPrEx>
         <w:tc>
           <w:tcPr>
             <w:tcW w:w="800" w:type="dxa"/>
@@ -2079,12 +2122,6 @@
         </w:tc>
       </w:tr>
       <w:tr>
-        <w:tblPrEx>
-          <w:tblCellMar>
-            <w:top w:w="0" w:type="dxa"/>
-            <w:bottom w:w="0" w:type="dxa"/>
-          </w:tblCellMar>
-        </w:tblPrEx>
         <w:tc>
           <w:tcPr>
             <w:tcW w:w="800" w:type="dxa"/>
@@ -2171,12 +2208,6 @@
         </w:tc>
       </w:tr>
       <w:tr>
-        <w:tblPrEx>
-          <w:tblCellMar>
-            <w:top w:w="0" w:type="dxa"/>
-            <w:bottom w:w="0" w:type="dxa"/>
-          </w:tblCellMar>
-        </w:tblPrEx>
         <w:tc>
           <w:tcPr>
             <w:tcW w:w="800" w:type="dxa"/>
@@ -2263,12 +2294,6 @@
         </w:tc>
       </w:tr>
       <w:tr>
-        <w:tblPrEx>
-          <w:tblCellMar>
-            <w:top w:w="0" w:type="dxa"/>
-            <w:bottom w:w="0" w:type="dxa"/>
-          </w:tblCellMar>
-        </w:tblPrEx>
         <w:tc>
           <w:tcPr>
             <w:tcW w:w="800" w:type="dxa"/>
@@ -2355,12 +2380,6 @@
         </w:tc>
       </w:tr>
       <w:tr>
-        <w:tblPrEx>
-          <w:tblCellMar>
-            <w:top w:w="0" w:type="dxa"/>
-            <w:bottom w:w="0" w:type="dxa"/>
-          </w:tblCellMar>
-        </w:tblPrEx>
         <w:tc>
           <w:tcPr>
             <w:tcW w:w="800" w:type="dxa"/>
@@ -2447,12 +2466,6 @@
         </w:tc>
       </w:tr>
       <w:tr>
-        <w:tblPrEx>
-          <w:tblCellMar>
-            <w:top w:w="0" w:type="dxa"/>
-            <w:bottom w:w="0" w:type="dxa"/>
-          </w:tblCellMar>
-        </w:tblPrEx>
         <w:tc>
           <w:tcPr>
             <w:tcW w:w="800" w:type="dxa"/>
@@ -2539,12 +2552,6 @@
         </w:tc>
       </w:tr>
       <w:tr>
-        <w:tblPrEx>
-          <w:tblCellMar>
-            <w:top w:w="0" w:type="dxa"/>
-            <w:bottom w:w="0" w:type="dxa"/>
-          </w:tblCellMar>
-        </w:tblPrEx>
         <w:tc>
           <w:tcPr>
             <w:tcW w:w="800" w:type="dxa"/>
@@ -2631,12 +2638,6 @@
         </w:tc>
       </w:tr>
       <w:tr>
-        <w:tblPrEx>
-          <w:tblCellMar>
-            <w:top w:w="0" w:type="dxa"/>
-            <w:bottom w:w="0" w:type="dxa"/>
-          </w:tblCellMar>
-        </w:tblPrEx>
         <w:tc>
           <w:tcPr>
             <w:tcW w:w="800" w:type="dxa"/>
@@ -2723,12 +2724,6 @@
         </w:tc>
       </w:tr>
       <w:tr>
-        <w:tblPrEx>
-          <w:tblCellMar>
-            <w:top w:w="0" w:type="dxa"/>
-            <w:bottom w:w="0" w:type="dxa"/>
-          </w:tblCellMar>
-        </w:tblPrEx>
         <w:tc>
           <w:tcPr>
             <w:tcW w:w="800" w:type="dxa"/>
@@ -2809,18 +2804,26 @@
                 <w:sz w:val="20"/>
                 <w:szCs w:val="20"/>
               </w:rPr>
-              <w:t>System shall enforce JWT authentication and role-based authorisation (CUSTOMER vs ADMIN)</w:t>
+              <w:t xml:space="preserve">System shall enforce JWT authentication and role-based </w:t>
+            </w:r>
+            <w:r>
+              <w:rPr>
+                <w:sz w:val="20"/>
+                <w:szCs w:val="20"/>
+              </w:rPr>
+              <w:t>authorization</w:t>
+            </w:r>
+            <w:r>
+              <w:rPr>
+                <w:sz w:val="20"/>
+                <w:szCs w:val="20"/>
+              </w:rPr>
+              <w:t xml:space="preserve"> (CUSTOMER vs ADMIN)</w:t>
             </w:r>
           </w:p>
         </w:tc>
       </w:tr>
       <w:tr>
-        <w:tblPrEx>
-          <w:tblCellMar>
-            <w:top w:w="0" w:type="dxa"/>
-            <w:bottom w:w="0" w:type="dxa"/>
-          </w:tblCellMar>
-        </w:tblPrEx>
         <w:tc>
           <w:tcPr>
             <w:tcW w:w="800" w:type="dxa"/>
@@ -2917,8 +2920,13 @@
       <w:pPr>
         <w:pStyle w:val="Heading2"/>
       </w:pPr>
-      <w:r>
-        <w:t>1.2.5  Non-Functional Requirements</w:t>
+      <w:proofErr w:type="gramStart"/>
+      <w:r>
+        <w:t>1.2.5  Non</w:t>
+      </w:r>
+      <w:proofErr w:type="gramEnd"/>
+      <w:r>
+        <w:t>-Functional Requirements</w:t>
       </w:r>
     </w:p>
     <w:p>
@@ -2949,12 +2957,6 @@
         <w:gridCol w:w="6960"/>
       </w:tblGrid>
       <w:tr>
-        <w:tblPrEx>
-          <w:tblCellMar>
-            <w:top w:w="0" w:type="dxa"/>
-            <w:bottom w:w="0" w:type="dxa"/>
-          </w:tblCellMar>
-        </w:tblPrEx>
         <w:trPr>
           <w:tblHeader/>
         </w:trPr>
@@ -3050,12 +3052,6 @@
         </w:tc>
       </w:tr>
       <w:tr>
-        <w:tblPrEx>
-          <w:tblCellMar>
-            <w:top w:w="0" w:type="dxa"/>
-            <w:bottom w:w="0" w:type="dxa"/>
-          </w:tblCellMar>
-        </w:tblPrEx>
         <w:tc>
           <w:tcPr>
             <w:tcW w:w="800" w:type="dxa"/>
@@ -3142,12 +3138,6 @@
         </w:tc>
       </w:tr>
       <w:tr>
-        <w:tblPrEx>
-          <w:tblCellMar>
-            <w:top w:w="0" w:type="dxa"/>
-            <w:bottom w:w="0" w:type="dxa"/>
-          </w:tblCellMar>
-        </w:tblPrEx>
         <w:tc>
           <w:tcPr>
             <w:tcW w:w="800" w:type="dxa"/>
@@ -3234,12 +3224,6 @@
         </w:tc>
       </w:tr>
       <w:tr>
-        <w:tblPrEx>
-          <w:tblCellMar>
-            <w:top w:w="0" w:type="dxa"/>
-            <w:bottom w:w="0" w:type="dxa"/>
-          </w:tblCellMar>
-        </w:tblPrEx>
         <w:tc>
           <w:tcPr>
             <w:tcW w:w="800" w:type="dxa"/>
@@ -3326,12 +3310,6 @@
         </w:tc>
       </w:tr>
       <w:tr>
-        <w:tblPrEx>
-          <w:tblCellMar>
-            <w:top w:w="0" w:type="dxa"/>
-            <w:bottom w:w="0" w:type="dxa"/>
-          </w:tblCellMar>
-        </w:tblPrEx>
         <w:tc>
           <w:tcPr>
             <w:tcW w:w="800" w:type="dxa"/>
@@ -3418,12 +3396,6 @@
         </w:tc>
       </w:tr>
       <w:tr>
-        <w:tblPrEx>
-          <w:tblCellMar>
-            <w:top w:w="0" w:type="dxa"/>
-            <w:bottom w:w="0" w:type="dxa"/>
-          </w:tblCellMar>
-        </w:tblPrEx>
         <w:tc>
           <w:tcPr>
             <w:tcW w:w="800" w:type="dxa"/>
@@ -3510,12 +3482,6 @@
         </w:tc>
       </w:tr>
       <w:tr>
-        <w:tblPrEx>
-          <w:tblCellMar>
-            <w:top w:w="0" w:type="dxa"/>
-            <w:bottom w:w="0" w:type="dxa"/>
-          </w:tblCellMar>
-        </w:tblPrEx>
         <w:tc>
           <w:tcPr>
             <w:tcW w:w="800" w:type="dxa"/>
@@ -3602,12 +3568,6 @@
         </w:tc>
       </w:tr>
       <w:tr>
-        <w:tblPrEx>
-          <w:tblCellMar>
-            <w:top w:w="0" w:type="dxa"/>
-            <w:bottom w:w="0" w:type="dxa"/>
-          </w:tblCellMar>
-        </w:tblPrEx>
         <w:tc>
           <w:tcPr>
             <w:tcW w:w="800" w:type="dxa"/>
@@ -3694,12 +3654,6 @@
         </w:tc>
       </w:tr>
       <w:tr>
-        <w:tblPrEx>
-          <w:tblCellMar>
-            <w:top w:w="0" w:type="dxa"/>
-            <w:bottom w:w="0" w:type="dxa"/>
-          </w:tblCellMar>
-        </w:tblPrEx>
         <w:tc>
           <w:tcPr>
             <w:tcW w:w="800" w:type="dxa"/>
@@ -3786,12 +3740,6 @@
         </w:tc>
       </w:tr>
       <w:tr>
-        <w:tblPrEx>
-          <w:tblCellMar>
-            <w:top w:w="0" w:type="dxa"/>
-            <w:bottom w:w="0" w:type="dxa"/>
-          </w:tblCellMar>
-        </w:tblPrEx>
         <w:tc>
           <w:tcPr>
             <w:tcW w:w="800" w:type="dxa"/>
@@ -3878,12 +3826,6 @@
         </w:tc>
       </w:tr>
       <w:tr>
-        <w:tblPrEx>
-          <w:tblCellMar>
-            <w:top w:w="0" w:type="dxa"/>
-            <w:bottom w:w="0" w:type="dxa"/>
-          </w:tblCellMar>
-        </w:tblPrEx>
         <w:tc>
           <w:tcPr>
             <w:tcW w:w="800" w:type="dxa"/>
@@ -3979,8 +3921,13 @@
       <w:pPr>
         <w:pStyle w:val="Heading2"/>
       </w:pPr>
-      <w:r>
-        <w:t>1.2.6  Out-of-Scope Items</w:t>
+      <w:proofErr w:type="gramStart"/>
+      <w:r>
+        <w:t>1.2.6  Out</w:t>
+      </w:r>
+      <w:proofErr w:type="gramEnd"/>
+      <w:r>
+        <w:t>-of-Scope Items</w:t>
       </w:r>
     </w:p>
     <w:p>
@@ -4011,12 +3958,6 @@
         <w:gridCol w:w="6560"/>
       </w:tblGrid>
       <w:tr>
-        <w:tblPrEx>
-          <w:tblCellMar>
-            <w:top w:w="0" w:type="dxa"/>
-            <w:bottom w:w="0" w:type="dxa"/>
-          </w:tblCellMar>
-        </w:tblPrEx>
         <w:trPr>
           <w:tblHeader/>
         </w:trPr>
@@ -4112,12 +4053,6 @@
         </w:tc>
       </w:tr>
       <w:tr>
-        <w:tblPrEx>
-          <w:tblCellMar>
-            <w:top w:w="0" w:type="dxa"/>
-            <w:bottom w:w="0" w:type="dxa"/>
-          </w:tblCellMar>
-        </w:tblPrEx>
         <w:tc>
           <w:tcPr>
             <w:tcW w:w="800" w:type="dxa"/>
@@ -4204,12 +4139,6 @@
         </w:tc>
       </w:tr>
       <w:tr>
-        <w:tblPrEx>
-          <w:tblCellMar>
-            <w:top w:w="0" w:type="dxa"/>
-            <w:bottom w:w="0" w:type="dxa"/>
-          </w:tblCellMar>
-        </w:tblPrEx>
         <w:tc>
           <w:tcPr>
             <w:tcW w:w="800" w:type="dxa"/>
@@ -4296,12 +4225,6 @@
         </w:tc>
       </w:tr>
       <w:tr>
-        <w:tblPrEx>
-          <w:tblCellMar>
-            <w:top w:w="0" w:type="dxa"/>
-            <w:bottom w:w="0" w:type="dxa"/>
-          </w:tblCellMar>
-        </w:tblPrEx>
         <w:tc>
           <w:tcPr>
             <w:tcW w:w="800" w:type="dxa"/>
@@ -4388,12 +4311,6 @@
         </w:tc>
       </w:tr>
       <w:tr>
-        <w:tblPrEx>
-          <w:tblCellMar>
-            <w:top w:w="0" w:type="dxa"/>
-            <w:bottom w:w="0" w:type="dxa"/>
-          </w:tblCellMar>
-        </w:tblPrEx>
         <w:tc>
           <w:tcPr>
             <w:tcW w:w="800" w:type="dxa"/>
@@ -4480,12 +4397,6 @@
         </w:tc>
       </w:tr>
       <w:tr>
-        <w:tblPrEx>
-          <w:tblCellMar>
-            <w:top w:w="0" w:type="dxa"/>
-            <w:bottom w:w="0" w:type="dxa"/>
-          </w:tblCellMar>
-        </w:tblPrEx>
         <w:tc>
           <w:tcPr>
             <w:tcW w:w="800" w:type="dxa"/>
@@ -4573,12 +4484,6 @@
         </w:tc>
       </w:tr>
       <w:tr>
-        <w:tblPrEx>
-          <w:tblCellMar>
-            <w:top w:w="0" w:type="dxa"/>
-            <w:bottom w:w="0" w:type="dxa"/>
-          </w:tblCellMar>
-        </w:tblPrEx>
         <w:tc>
           <w:tcPr>
             <w:tcW w:w="800" w:type="dxa"/>
@@ -4665,12 +4570,6 @@
         </w:tc>
       </w:tr>
       <w:tr>
-        <w:tblPrEx>
-          <w:tblCellMar>
-            <w:top w:w="0" w:type="dxa"/>
-            <w:bottom w:w="0" w:type="dxa"/>
-          </w:tblCellMar>
-        </w:tblPrEx>
         <w:tc>
           <w:tcPr>
             <w:tcW w:w="800" w:type="dxa"/>
@@ -4757,12 +4656,6 @@
         </w:tc>
       </w:tr>
       <w:tr>
-        <w:tblPrEx>
-          <w:tblCellMar>
-            <w:top w:w="0" w:type="dxa"/>
-            <w:bottom w:w="0" w:type="dxa"/>
-          </w:tblCellMar>
-        </w:tblPrEx>
         <w:tc>
           <w:tcPr>
             <w:tcW w:w="800" w:type="dxa"/>
@@ -4863,9 +4756,14 @@
       <w:pPr>
         <w:pStyle w:val="Heading1"/>
       </w:pPr>
+      <w:proofErr w:type="gramStart"/>
       <w:r>
         <w:lastRenderedPageBreak/>
-        <w:t>1.3  Architecture Design</w:t>
+        <w:t>1.3  Architecture</w:t>
+      </w:r>
+      <w:proofErr w:type="gramEnd"/>
+      <w:r>
+        <w:t xml:space="preserve"> Design</w:t>
       </w:r>
     </w:p>
     <w:p>
@@ -4885,8 +4783,13 @@
       <w:pPr>
         <w:pStyle w:val="Heading2"/>
       </w:pPr>
-      <w:r>
-        <w:t>1.3.1  System Architecture</w:t>
+      <w:proofErr w:type="gramStart"/>
+      <w:r>
+        <w:t>1.3.1  System</w:t>
+      </w:r>
+      <w:proofErr w:type="gramEnd"/>
+      <w:r>
+        <w:t xml:space="preserve"> Architecture</w:t>
       </w:r>
     </w:p>
     <w:p>
@@ -4925,12 +4828,6 @@
         <w:gridCol w:w="4760"/>
       </w:tblGrid>
       <w:tr>
-        <w:tblPrEx>
-          <w:tblCellMar>
-            <w:top w:w="0" w:type="dxa"/>
-            <w:bottom w:w="0" w:type="dxa"/>
-          </w:tblCellMar>
-        </w:tblPrEx>
         <w:trPr>
           <w:tblHeader/>
         </w:trPr>
@@ -5026,12 +4923,6 @@
         </w:tc>
       </w:tr>
       <w:tr>
-        <w:tblPrEx>
-          <w:tblCellMar>
-            <w:top w:w="0" w:type="dxa"/>
-            <w:bottom w:w="0" w:type="dxa"/>
-          </w:tblCellMar>
-        </w:tblPrEx>
         <w:tc>
           <w:tcPr>
             <w:tcW w:w="2200" w:type="dxa"/>
@@ -5118,12 +5009,6 @@
         </w:tc>
       </w:tr>
       <w:tr>
-        <w:tblPrEx>
-          <w:tblCellMar>
-            <w:top w:w="0" w:type="dxa"/>
-            <w:bottom w:w="0" w:type="dxa"/>
-          </w:tblCellMar>
-        </w:tblPrEx>
         <w:tc>
           <w:tcPr>
             <w:tcW w:w="2200" w:type="dxa"/>
@@ -5210,12 +5095,6 @@
         </w:tc>
       </w:tr>
       <w:tr>
-        <w:tblPrEx>
-          <w:tblCellMar>
-            <w:top w:w="0" w:type="dxa"/>
-            <w:bottom w:w="0" w:type="dxa"/>
-          </w:tblCellMar>
-        </w:tblPrEx>
         <w:tc>
           <w:tcPr>
             <w:tcW w:w="2200" w:type="dxa"/>
@@ -5302,12 +5181,6 @@
         </w:tc>
       </w:tr>
       <w:tr>
-        <w:tblPrEx>
-          <w:tblCellMar>
-            <w:top w:w="0" w:type="dxa"/>
-            <w:bottom w:w="0" w:type="dxa"/>
-          </w:tblCellMar>
-        </w:tblPrEx>
         <w:tc>
           <w:tcPr>
             <w:tcW w:w="2200" w:type="dxa"/>
@@ -5388,18 +5261,28 @@
                 <w:sz w:val="20"/>
                 <w:szCs w:val="20"/>
               </w:rPr>
-              <w:t>Repository interfaces providing CRUD operations and custom queries against the relational database. Uses Hibernate ORM.</w:t>
+              <w:t xml:space="preserve">Repository interfaces providing CRUD operations and custom queries against the relational database. </w:t>
+            </w:r>
+            <w:proofErr w:type="gramStart"/>
+            <w:r>
+              <w:rPr>
+                <w:sz w:val="20"/>
+                <w:szCs w:val="20"/>
+              </w:rPr>
+              <w:t>Uses</w:t>
+            </w:r>
+            <w:proofErr w:type="gramEnd"/>
+            <w:r>
+              <w:rPr>
+                <w:sz w:val="20"/>
+                <w:szCs w:val="20"/>
+              </w:rPr>
+              <w:t xml:space="preserve"> Hibernate ORM.</w:t>
             </w:r>
           </w:p>
         </w:tc>
       </w:tr>
       <w:tr>
-        <w:tblPrEx>
-          <w:tblCellMar>
-            <w:top w:w="0" w:type="dxa"/>
-            <w:bottom w:w="0" w:type="dxa"/>
-          </w:tblCellMar>
-        </w:tblPrEx>
         <w:tc>
           <w:tcPr>
             <w:tcW w:w="2200" w:type="dxa"/>
@@ -5516,7 +5399,15 @@
         <w:spacing w:before="40" w:after="40"/>
       </w:pPr>
       <w:r>
-        <w:t>The browser loads the React SPA from a static file host (e.g. Nginx, Vercel, or S3 + CloudFront).</w:t>
+        <w:t xml:space="preserve">The browser loads the React SPA from a static file host (e.g. Nginx, </w:t>
+      </w:r>
+      <w:proofErr w:type="spellStart"/>
+      <w:r>
+        <w:t>Vercel</w:t>
+      </w:r>
+      <w:proofErr w:type="spellEnd"/>
+      <w:r>
+        <w:t>, or S3 + CloudFront).</w:t>
       </w:r>
     </w:p>
     <w:p>
@@ -5568,7 +5459,13 @@
         <w:spacing w:before="40" w:after="40"/>
       </w:pPr>
       <w:r>
-        <w:t>PostgreSQL / MySQL persists all data; responses are serialised to JSON and returned to the SPA.</w:t>
+        <w:t xml:space="preserve">PostgreSQL / MySQL persists all data; responses are </w:t>
+      </w:r>
+      <w:r>
+        <w:t>serialized</w:t>
+      </w:r>
+      <w:r>
+        <w:t xml:space="preserve"> to JSON and returned to the SPA.</w:t>
       </w:r>
     </w:p>
     <w:p>
@@ -5580,8 +5477,13 @@
       <w:pPr>
         <w:pStyle w:val="Heading2"/>
       </w:pPr>
-      <w:r>
-        <w:t>1.3.2  Entity-Relationship Diagram (ERD)</w:t>
+      <w:proofErr w:type="gramStart"/>
+      <w:r>
+        <w:t>1.3.2  Entity</w:t>
+      </w:r>
+      <w:proofErr w:type="gramEnd"/>
+      <w:r>
+        <w:t>-Relationship Diagram (ERD)</w:t>
       </w:r>
     </w:p>
     <w:p>
@@ -5635,12 +5537,6 @@
         <w:gridCol w:w="1467"/>
       </w:tblGrid>
       <w:tr>
-        <w:tblPrEx>
-          <w:tblCellMar>
-            <w:top w:w="0" w:type="dxa"/>
-            <w:bottom w:w="0" w:type="dxa"/>
-          </w:tblCellMar>
-        </w:tblPrEx>
         <w:trPr>
           <w:tblHeader/>
         </w:trPr>
@@ -5737,12 +5633,6 @@
         </w:tc>
       </w:tr>
       <w:tr>
-        <w:tblPrEx>
-          <w:tblCellMar>
-            <w:top w:w="0" w:type="dxa"/>
-            <w:bottom w:w="0" w:type="dxa"/>
-          </w:tblCellMar>
-        </w:tblPrEx>
         <w:tc>
           <w:tcPr>
             <w:tcW w:w="1600" w:type="dxa"/>
@@ -5796,8 +5686,65 @@
                 <w:sz w:val="20"/>
                 <w:szCs w:val="20"/>
               </w:rPr>
-              <w:t>id, email, password_hash, first_name, last_name, role (ENUM: CUSTOMER/ADMIN), created_at</w:t>
-            </w:r>
+              <w:t xml:space="preserve">id, email, </w:t>
+            </w:r>
+            <w:proofErr w:type="spellStart"/>
+            <w:r>
+              <w:rPr>
+                <w:sz w:val="20"/>
+                <w:szCs w:val="20"/>
+              </w:rPr>
+              <w:t>password_hash</w:t>
+            </w:r>
+            <w:proofErr w:type="spellEnd"/>
+            <w:r>
+              <w:rPr>
+                <w:sz w:val="20"/>
+                <w:szCs w:val="20"/>
+              </w:rPr>
+              <w:t xml:space="preserve">, </w:t>
+            </w:r>
+            <w:proofErr w:type="spellStart"/>
+            <w:r>
+              <w:rPr>
+                <w:sz w:val="20"/>
+                <w:szCs w:val="20"/>
+              </w:rPr>
+              <w:t>first_name</w:t>
+            </w:r>
+            <w:proofErr w:type="spellEnd"/>
+            <w:r>
+              <w:rPr>
+                <w:sz w:val="20"/>
+                <w:szCs w:val="20"/>
+              </w:rPr>
+              <w:t xml:space="preserve">, </w:t>
+            </w:r>
+            <w:proofErr w:type="spellStart"/>
+            <w:r>
+              <w:rPr>
+                <w:sz w:val="20"/>
+                <w:szCs w:val="20"/>
+              </w:rPr>
+              <w:t>last_name</w:t>
+            </w:r>
+            <w:proofErr w:type="spellEnd"/>
+            <w:r>
+              <w:rPr>
+                <w:sz w:val="20"/>
+                <w:szCs w:val="20"/>
+              </w:rPr>
+              <w:t xml:space="preserve">, role (ENUM: CUSTOMER/ADMIN), </w:t>
+            </w:r>
+            <w:proofErr w:type="spellStart"/>
+            <w:r>
+              <w:rPr>
+                <w:sz w:val="20"/>
+                <w:szCs w:val="20"/>
+              </w:rPr>
+              <w:t>created_at</w:t>
+            </w:r>
+            <w:proofErr w:type="spellEnd"/>
           </w:p>
         </w:tc>
         <w:tc>
@@ -5829,12 +5776,6 @@
         </w:tc>
       </w:tr>
       <w:tr>
-        <w:tblPrEx>
-          <w:tblCellMar>
-            <w:top w:w="0" w:type="dxa"/>
-            <w:bottom w:w="0" w:type="dxa"/>
-          </w:tblCellMar>
-        </w:tblPrEx>
         <w:tc>
           <w:tcPr>
             <w:tcW w:w="1600" w:type="dxa"/>
@@ -5853,6 +5794,7 @@
             </w:tcMar>
           </w:tcPr>
           <w:p>
+            <w:proofErr w:type="spellStart"/>
             <w:r>
               <w:rPr>
                 <w:b/>
@@ -5863,6 +5805,7 @@
               </w:rPr>
               <w:t>customer_profiles</w:t>
             </w:r>
+            <w:proofErr w:type="spellEnd"/>
           </w:p>
         </w:tc>
         <w:tc>
@@ -5888,7 +5831,23 @@
                 <w:sz w:val="20"/>
                 <w:szCs w:val="20"/>
               </w:rPr>
-              <w:t>id, user_id (FK), phone, address_line1, address_line2, city, state, postcode, country</w:t>
+              <w:t xml:space="preserve">id, </w:t>
+            </w:r>
+            <w:proofErr w:type="spellStart"/>
+            <w:r>
+              <w:rPr>
+                <w:sz w:val="20"/>
+                <w:szCs w:val="20"/>
+              </w:rPr>
+              <w:t>user_id</w:t>
+            </w:r>
+            <w:proofErr w:type="spellEnd"/>
+            <w:r>
+              <w:rPr>
+                <w:sz w:val="20"/>
+                <w:szCs w:val="20"/>
+              </w:rPr>
+              <w:t xml:space="preserve"> (FK), phone, address_line1, address_line2, city, state, postcode, country</w:t>
             </w:r>
           </w:p>
         </w:tc>
@@ -5921,12 +5880,6 @@
         </w:tc>
       </w:tr>
       <w:tr>
-        <w:tblPrEx>
-          <w:tblCellMar>
-            <w:top w:w="0" w:type="dxa"/>
-            <w:bottom w:w="0" w:type="dxa"/>
-          </w:tblCellMar>
-        </w:tblPrEx>
         <w:tc>
           <w:tcPr>
             <w:tcW w:w="1600" w:type="dxa"/>
@@ -5980,8 +5933,17 @@
                 <w:sz w:val="20"/>
                 <w:szCs w:val="20"/>
               </w:rPr>
-              <w:t>id, name, slug, description, created_at</w:t>
-            </w:r>
+              <w:t xml:space="preserve">id, name, slug, description, </w:t>
+            </w:r>
+            <w:proofErr w:type="spellStart"/>
+            <w:r>
+              <w:rPr>
+                <w:sz w:val="20"/>
+                <w:szCs w:val="20"/>
+              </w:rPr>
+              <w:t>created_at</w:t>
+            </w:r>
+            <w:proofErr w:type="spellEnd"/>
           </w:p>
         </w:tc>
         <w:tc>
@@ -6013,12 +5975,6 @@
         </w:tc>
       </w:tr>
       <w:tr>
-        <w:tblPrEx>
-          <w:tblCellMar>
-            <w:top w:w="0" w:type="dxa"/>
-            <w:bottom w:w="0" w:type="dxa"/>
-          </w:tblCellMar>
-        </w:tblPrEx>
         <w:tc>
           <w:tcPr>
             <w:tcW w:w="1600" w:type="dxa"/>
@@ -6072,8 +6028,33 @@
                 <w:sz w:val="20"/>
                 <w:szCs w:val="20"/>
               </w:rPr>
-              <w:t>id, name, slug, country_of_origin, created_at</w:t>
-            </w:r>
+              <w:t xml:space="preserve">id, name, slug, </w:t>
+            </w:r>
+            <w:proofErr w:type="spellStart"/>
+            <w:r>
+              <w:rPr>
+                <w:sz w:val="20"/>
+                <w:szCs w:val="20"/>
+              </w:rPr>
+              <w:t>country_of_origin</w:t>
+            </w:r>
+            <w:proofErr w:type="spellEnd"/>
+            <w:r>
+              <w:rPr>
+                <w:sz w:val="20"/>
+                <w:szCs w:val="20"/>
+              </w:rPr>
+              <w:t xml:space="preserve">, </w:t>
+            </w:r>
+            <w:proofErr w:type="spellStart"/>
+            <w:r>
+              <w:rPr>
+                <w:sz w:val="20"/>
+                <w:szCs w:val="20"/>
+              </w:rPr>
+              <w:t>created_at</w:t>
+            </w:r>
+            <w:proofErr w:type="spellEnd"/>
           </w:p>
         </w:tc>
         <w:tc>
@@ -6105,12 +6086,6 @@
         </w:tc>
       </w:tr>
       <w:tr>
-        <w:tblPrEx>
-          <w:tblCellMar>
-            <w:top w:w="0" w:type="dxa"/>
-            <w:bottom w:w="0" w:type="dxa"/>
-          </w:tblCellMar>
-        </w:tblPrEx>
         <w:tc>
           <w:tcPr>
             <w:tcW w:w="1600" w:type="dxa"/>
@@ -6164,8 +6139,113 @@
                 <w:sz w:val="20"/>
                 <w:szCs w:val="20"/>
               </w:rPr>
-              <w:t>id, name, description, price, stock_qty, grade, scale, image_url, is_featured, category_id (FK), brand_id (FK), created_at, updated_at</w:t>
-            </w:r>
+              <w:t xml:space="preserve">id, name, description, price, </w:t>
+            </w:r>
+            <w:proofErr w:type="spellStart"/>
+            <w:r>
+              <w:rPr>
+                <w:sz w:val="20"/>
+                <w:szCs w:val="20"/>
+              </w:rPr>
+              <w:t>stock_qty</w:t>
+            </w:r>
+            <w:proofErr w:type="spellEnd"/>
+            <w:r>
+              <w:rPr>
+                <w:sz w:val="20"/>
+                <w:szCs w:val="20"/>
+              </w:rPr>
+              <w:t xml:space="preserve">, grade, scale, </w:t>
+            </w:r>
+            <w:proofErr w:type="spellStart"/>
+            <w:r>
+              <w:rPr>
+                <w:sz w:val="20"/>
+                <w:szCs w:val="20"/>
+              </w:rPr>
+              <w:t>image_url</w:t>
+            </w:r>
+            <w:proofErr w:type="spellEnd"/>
+            <w:r>
+              <w:rPr>
+                <w:sz w:val="20"/>
+                <w:szCs w:val="20"/>
+              </w:rPr>
+              <w:t xml:space="preserve">, </w:t>
+            </w:r>
+            <w:proofErr w:type="spellStart"/>
+            <w:r>
+              <w:rPr>
+                <w:sz w:val="20"/>
+                <w:szCs w:val="20"/>
+              </w:rPr>
+              <w:t>is_featured</w:t>
+            </w:r>
+            <w:proofErr w:type="spellEnd"/>
+            <w:r>
+              <w:rPr>
+                <w:sz w:val="20"/>
+                <w:szCs w:val="20"/>
+              </w:rPr>
+              <w:t xml:space="preserve">, </w:t>
+            </w:r>
+            <w:proofErr w:type="spellStart"/>
+            <w:r>
+              <w:rPr>
+                <w:sz w:val="20"/>
+                <w:szCs w:val="20"/>
+              </w:rPr>
+              <w:t>category_id</w:t>
+            </w:r>
+            <w:proofErr w:type="spellEnd"/>
+            <w:r>
+              <w:rPr>
+                <w:sz w:val="20"/>
+                <w:szCs w:val="20"/>
+              </w:rPr>
+              <w:t xml:space="preserve"> (FK), </w:t>
+            </w:r>
+            <w:proofErr w:type="spellStart"/>
+            <w:r>
+              <w:rPr>
+                <w:sz w:val="20"/>
+                <w:szCs w:val="20"/>
+              </w:rPr>
+              <w:t>brand_id</w:t>
+            </w:r>
+            <w:proofErr w:type="spellEnd"/>
+            <w:r>
+              <w:rPr>
+                <w:sz w:val="20"/>
+                <w:szCs w:val="20"/>
+              </w:rPr>
+              <w:t xml:space="preserve"> (FK), </w:t>
+            </w:r>
+            <w:proofErr w:type="spellStart"/>
+            <w:r>
+              <w:rPr>
+                <w:sz w:val="20"/>
+                <w:szCs w:val="20"/>
+              </w:rPr>
+              <w:t>created_at</w:t>
+            </w:r>
+            <w:proofErr w:type="spellEnd"/>
+            <w:r>
+              <w:rPr>
+                <w:sz w:val="20"/>
+                <w:szCs w:val="20"/>
+              </w:rPr>
+              <w:t xml:space="preserve">, </w:t>
+            </w:r>
+            <w:proofErr w:type="spellStart"/>
+            <w:r>
+              <w:rPr>
+                <w:sz w:val="20"/>
+                <w:szCs w:val="20"/>
+              </w:rPr>
+              <w:t>updated_at</w:t>
+            </w:r>
+            <w:proofErr w:type="spellEnd"/>
           </w:p>
         </w:tc>
         <w:tc>
@@ -6197,12 +6277,6 @@
         </w:tc>
       </w:tr>
       <w:tr>
-        <w:tblPrEx>
-          <w:tblCellMar>
-            <w:top w:w="0" w:type="dxa"/>
-            <w:bottom w:w="0" w:type="dxa"/>
-          </w:tblCellMar>
-        </w:tblPrEx>
         <w:tc>
           <w:tcPr>
             <w:tcW w:w="1600" w:type="dxa"/>
@@ -6256,8 +6330,49 @@
                 <w:sz w:val="20"/>
                 <w:szCs w:val="20"/>
               </w:rPr>
-              <w:t>id, user_id (FK UNIQUE), created_at, updated_at</w:t>
-            </w:r>
+              <w:t xml:space="preserve">id, </w:t>
+            </w:r>
+            <w:proofErr w:type="spellStart"/>
+            <w:r>
+              <w:rPr>
+                <w:sz w:val="20"/>
+                <w:szCs w:val="20"/>
+              </w:rPr>
+              <w:t>user_id</w:t>
+            </w:r>
+            <w:proofErr w:type="spellEnd"/>
+            <w:r>
+              <w:rPr>
+                <w:sz w:val="20"/>
+                <w:szCs w:val="20"/>
+              </w:rPr>
+              <w:t xml:space="preserve"> (FK UNIQUE), </w:t>
+            </w:r>
+            <w:proofErr w:type="spellStart"/>
+            <w:r>
+              <w:rPr>
+                <w:sz w:val="20"/>
+                <w:szCs w:val="20"/>
+              </w:rPr>
+              <w:t>created_at</w:t>
+            </w:r>
+            <w:proofErr w:type="spellEnd"/>
+            <w:r>
+              <w:rPr>
+                <w:sz w:val="20"/>
+                <w:szCs w:val="20"/>
+              </w:rPr>
+              <w:t xml:space="preserve">, </w:t>
+            </w:r>
+            <w:proofErr w:type="spellStart"/>
+            <w:r>
+              <w:rPr>
+                <w:sz w:val="20"/>
+                <w:szCs w:val="20"/>
+              </w:rPr>
+              <w:t>updated_at</w:t>
+            </w:r>
+            <w:proofErr w:type="spellEnd"/>
           </w:p>
         </w:tc>
         <w:tc>
@@ -6289,12 +6404,6 @@
         </w:tc>
       </w:tr>
       <w:tr>
-        <w:tblPrEx>
-          <w:tblCellMar>
-            <w:top w:w="0" w:type="dxa"/>
-            <w:bottom w:w="0" w:type="dxa"/>
-          </w:tblCellMar>
-        </w:tblPrEx>
         <w:tc>
           <w:tcPr>
             <w:tcW w:w="1600" w:type="dxa"/>
@@ -6313,6 +6422,7 @@
             </w:tcMar>
           </w:tcPr>
           <w:p>
+            <w:proofErr w:type="spellStart"/>
             <w:r>
               <w:rPr>
                 <w:b/>
@@ -6323,6 +6433,7 @@
               </w:rPr>
               <w:t>cart_items</w:t>
             </w:r>
+            <w:proofErr w:type="spellEnd"/>
           </w:p>
         </w:tc>
         <w:tc>
@@ -6348,8 +6459,49 @@
                 <w:sz w:val="20"/>
                 <w:szCs w:val="20"/>
               </w:rPr>
-              <w:t>id, cart_id (FK), product_id (FK), quantity, added_at</w:t>
-            </w:r>
+              <w:t xml:space="preserve">id, </w:t>
+            </w:r>
+            <w:proofErr w:type="spellStart"/>
+            <w:r>
+              <w:rPr>
+                <w:sz w:val="20"/>
+                <w:szCs w:val="20"/>
+              </w:rPr>
+              <w:t>cart_id</w:t>
+            </w:r>
+            <w:proofErr w:type="spellEnd"/>
+            <w:r>
+              <w:rPr>
+                <w:sz w:val="20"/>
+                <w:szCs w:val="20"/>
+              </w:rPr>
+              <w:t xml:space="preserve"> (FK), </w:t>
+            </w:r>
+            <w:proofErr w:type="spellStart"/>
+            <w:r>
+              <w:rPr>
+                <w:sz w:val="20"/>
+                <w:szCs w:val="20"/>
+              </w:rPr>
+              <w:t>product_id</w:t>
+            </w:r>
+            <w:proofErr w:type="spellEnd"/>
+            <w:r>
+              <w:rPr>
+                <w:sz w:val="20"/>
+                <w:szCs w:val="20"/>
+              </w:rPr>
+              <w:t xml:space="preserve"> (FK), quantity, </w:t>
+            </w:r>
+            <w:proofErr w:type="spellStart"/>
+            <w:r>
+              <w:rPr>
+                <w:sz w:val="20"/>
+                <w:szCs w:val="20"/>
+              </w:rPr>
+              <w:t>added_at</w:t>
+            </w:r>
+            <w:proofErr w:type="spellEnd"/>
           </w:p>
         </w:tc>
         <w:tc>
@@ -6381,12 +6533,6 @@
         </w:tc>
       </w:tr>
       <w:tr>
-        <w:tblPrEx>
-          <w:tblCellMar>
-            <w:top w:w="0" w:type="dxa"/>
-            <w:bottom w:w="0" w:type="dxa"/>
-          </w:tblCellMar>
-        </w:tblPrEx>
         <w:tc>
           <w:tcPr>
             <w:tcW w:w="1600" w:type="dxa"/>
@@ -6440,8 +6586,81 @@
                 <w:sz w:val="20"/>
                 <w:szCs w:val="20"/>
               </w:rPr>
-              <w:t>id, user_id (FK), status (ENUM: PENDING/CONFIRMED/SHIPPED/DELIVERED/CANCELLED), total_amount, shipping_address (JSON), created_at, updated_at</w:t>
-            </w:r>
+              <w:t xml:space="preserve">id, </w:t>
+            </w:r>
+            <w:proofErr w:type="spellStart"/>
+            <w:r>
+              <w:rPr>
+                <w:sz w:val="20"/>
+                <w:szCs w:val="20"/>
+              </w:rPr>
+              <w:t>user_id</w:t>
+            </w:r>
+            <w:proofErr w:type="spellEnd"/>
+            <w:r>
+              <w:rPr>
+                <w:sz w:val="20"/>
+                <w:szCs w:val="20"/>
+              </w:rPr>
+              <w:t xml:space="preserve"> (FK), status (ENUM: PENDING/CONFIRMED/SHIPPED/DELIVERED/CANCELLED), </w:t>
+            </w:r>
+            <w:proofErr w:type="spellStart"/>
+            <w:r>
+              <w:rPr>
+                <w:sz w:val="20"/>
+                <w:szCs w:val="20"/>
+              </w:rPr>
+              <w:t>total_amount</w:t>
+            </w:r>
+            <w:proofErr w:type="spellEnd"/>
+            <w:r>
+              <w:rPr>
+                <w:sz w:val="20"/>
+                <w:szCs w:val="20"/>
+              </w:rPr>
+              <w:t xml:space="preserve">, </w:t>
+            </w:r>
+            <w:proofErr w:type="spellStart"/>
+            <w:r>
+              <w:rPr>
+                <w:sz w:val="20"/>
+                <w:szCs w:val="20"/>
+              </w:rPr>
+              <w:t>shipping_address</w:t>
+            </w:r>
+            <w:proofErr w:type="spellEnd"/>
+            <w:r>
+              <w:rPr>
+                <w:sz w:val="20"/>
+                <w:szCs w:val="20"/>
+              </w:rPr>
+              <w:t xml:space="preserve"> (JSON), </w:t>
+            </w:r>
+            <w:proofErr w:type="spellStart"/>
+            <w:r>
+              <w:rPr>
+                <w:sz w:val="20"/>
+                <w:szCs w:val="20"/>
+              </w:rPr>
+              <w:t>created_at</w:t>
+            </w:r>
+            <w:proofErr w:type="spellEnd"/>
+            <w:r>
+              <w:rPr>
+                <w:sz w:val="20"/>
+                <w:szCs w:val="20"/>
+              </w:rPr>
+              <w:t xml:space="preserve">, </w:t>
+            </w:r>
+            <w:proofErr w:type="spellStart"/>
+            <w:r>
+              <w:rPr>
+                <w:sz w:val="20"/>
+                <w:szCs w:val="20"/>
+              </w:rPr>
+              <w:t>updated_at</w:t>
+            </w:r>
+            <w:proofErr w:type="spellEnd"/>
           </w:p>
         </w:tc>
         <w:tc>
@@ -6473,12 +6692,6 @@
         </w:tc>
       </w:tr>
       <w:tr>
-        <w:tblPrEx>
-          <w:tblCellMar>
-            <w:top w:w="0" w:type="dxa"/>
-            <w:bottom w:w="0" w:type="dxa"/>
-          </w:tblCellMar>
-        </w:tblPrEx>
         <w:tc>
           <w:tcPr>
             <w:tcW w:w="1600" w:type="dxa"/>
@@ -6497,6 +6710,7 @@
             </w:tcMar>
           </w:tcPr>
           <w:p>
+            <w:proofErr w:type="spellStart"/>
             <w:r>
               <w:rPr>
                 <w:b/>
@@ -6507,6 +6721,7 @@
               </w:rPr>
               <w:t>order_items</w:t>
             </w:r>
+            <w:proofErr w:type="spellEnd"/>
           </w:p>
         </w:tc>
         <w:tc>
@@ -6532,8 +6747,49 @@
                 <w:sz w:val="20"/>
                 <w:szCs w:val="20"/>
               </w:rPr>
-              <w:t>id, order_id (FK), product_id (FK), quantity, unit_price</w:t>
-            </w:r>
+              <w:t xml:space="preserve">id, </w:t>
+            </w:r>
+            <w:proofErr w:type="spellStart"/>
+            <w:r>
+              <w:rPr>
+                <w:sz w:val="20"/>
+                <w:szCs w:val="20"/>
+              </w:rPr>
+              <w:t>order_id</w:t>
+            </w:r>
+            <w:proofErr w:type="spellEnd"/>
+            <w:r>
+              <w:rPr>
+                <w:sz w:val="20"/>
+                <w:szCs w:val="20"/>
+              </w:rPr>
+              <w:t xml:space="preserve"> (FK), </w:t>
+            </w:r>
+            <w:proofErr w:type="spellStart"/>
+            <w:r>
+              <w:rPr>
+                <w:sz w:val="20"/>
+                <w:szCs w:val="20"/>
+              </w:rPr>
+              <w:t>product_id</w:t>
+            </w:r>
+            <w:proofErr w:type="spellEnd"/>
+            <w:r>
+              <w:rPr>
+                <w:sz w:val="20"/>
+                <w:szCs w:val="20"/>
+              </w:rPr>
+              <w:t xml:space="preserve"> (FK), quantity, </w:t>
+            </w:r>
+            <w:proofErr w:type="spellStart"/>
+            <w:r>
+              <w:rPr>
+                <w:sz w:val="20"/>
+                <w:szCs w:val="20"/>
+              </w:rPr>
+              <w:t>unit_price</w:t>
+            </w:r>
+            <w:proofErr w:type="spellEnd"/>
           </w:p>
         </w:tc>
         <w:tc>
@@ -6559,7 +6815,23 @@
                 <w:sz w:val="20"/>
                 <w:szCs w:val="20"/>
               </w:rPr>
-              <w:t>Line items in an order; unit_price captured at time of purchase.</w:t>
+              <w:t xml:space="preserve">Line items in an order; </w:t>
+            </w:r>
+            <w:proofErr w:type="spellStart"/>
+            <w:r>
+              <w:rPr>
+                <w:sz w:val="20"/>
+                <w:szCs w:val="20"/>
+              </w:rPr>
+              <w:t>unit_price</w:t>
+            </w:r>
+            <w:proofErr w:type="spellEnd"/>
+            <w:r>
+              <w:rPr>
+                <w:sz w:val="20"/>
+                <w:szCs w:val="20"/>
+              </w:rPr>
+              <w:t xml:space="preserve"> captured at time of purchase.</w:t>
             </w:r>
           </w:p>
         </w:tc>
@@ -6609,12 +6881,6 @@
         <w:gridCol w:w="3946"/>
       </w:tblGrid>
       <w:tr>
-        <w:tblPrEx>
-          <w:tblCellMar>
-            <w:top w:w="0" w:type="dxa"/>
-            <w:bottom w:w="0" w:type="dxa"/>
-          </w:tblCellMar>
-        </w:tblPrEx>
         <w:trPr>
           <w:tblHeader/>
         </w:trPr>
@@ -6740,12 +7006,6 @@
         </w:tc>
       </w:tr>
       <w:tr>
-        <w:tblPrEx>
-          <w:tblCellMar>
-            <w:top w:w="0" w:type="dxa"/>
-            <w:bottom w:w="0" w:type="dxa"/>
-          </w:tblCellMar>
-        </w:tblPrEx>
         <w:tc>
           <w:tcPr>
             <w:tcW w:w="1800" w:type="dxa"/>
@@ -6794,6 +7054,7 @@
             </w:tcMar>
           </w:tcPr>
           <w:p>
+            <w:proofErr w:type="spellStart"/>
             <w:r>
               <w:rPr>
                 <w:sz w:val="20"/>
@@ -6801,6 +7062,7 @@
               </w:rPr>
               <w:t>customer_profiles</w:t>
             </w:r>
+            <w:proofErr w:type="spellEnd"/>
           </w:p>
         </w:tc>
         <w:tc>
@@ -6859,12 +7121,6 @@
         </w:tc>
       </w:tr>
       <w:tr>
-        <w:tblPrEx>
-          <w:tblCellMar>
-            <w:top w:w="0" w:type="dxa"/>
-            <w:bottom w:w="0" w:type="dxa"/>
-          </w:tblCellMar>
-        </w:tblPrEx>
         <w:tc>
           <w:tcPr>
             <w:tcW w:w="1800" w:type="dxa"/>
@@ -6978,12 +7234,6 @@
         </w:tc>
       </w:tr>
       <w:tr>
-        <w:tblPrEx>
-          <w:tblCellMar>
-            <w:top w:w="0" w:type="dxa"/>
-            <w:bottom w:w="0" w:type="dxa"/>
-          </w:tblCellMar>
-        </w:tblPrEx>
         <w:tc>
           <w:tcPr>
             <w:tcW w:w="1800" w:type="dxa"/>
@@ -7097,12 +7347,6 @@
         </w:tc>
       </w:tr>
       <w:tr>
-        <w:tblPrEx>
-          <w:tblCellMar>
-            <w:top w:w="0" w:type="dxa"/>
-            <w:bottom w:w="0" w:type="dxa"/>
-          </w:tblCellMar>
-        </w:tblPrEx>
         <w:tc>
           <w:tcPr>
             <w:tcW w:w="1800" w:type="dxa"/>
@@ -7152,6 +7396,7 @@
             </w:tcMar>
           </w:tcPr>
           <w:p>
+            <w:proofErr w:type="spellStart"/>
             <w:r>
               <w:rPr>
                 <w:sz w:val="20"/>
@@ -7159,6 +7404,7 @@
               </w:rPr>
               <w:t>cart_items</w:t>
             </w:r>
+            <w:proofErr w:type="spellEnd"/>
           </w:p>
         </w:tc>
         <w:tc>
@@ -7217,12 +7463,6 @@
         </w:tc>
       </w:tr>
       <w:tr>
-        <w:tblPrEx>
-          <w:tblCellMar>
-            <w:top w:w="0" w:type="dxa"/>
-            <w:bottom w:w="0" w:type="dxa"/>
-          </w:tblCellMar>
-        </w:tblPrEx>
         <w:tc>
           <w:tcPr>
             <w:tcW w:w="1800" w:type="dxa"/>
@@ -7241,6 +7481,7 @@
             </w:tcMar>
           </w:tcPr>
           <w:p>
+            <w:proofErr w:type="spellStart"/>
             <w:r>
               <w:rPr>
                 <w:b/>
@@ -7251,6 +7492,7 @@
               </w:rPr>
               <w:t>cart_items</w:t>
             </w:r>
+            <w:proofErr w:type="spellEnd"/>
           </w:p>
         </w:tc>
         <w:tc>
@@ -7336,12 +7578,6 @@
         </w:tc>
       </w:tr>
       <w:tr>
-        <w:tblPrEx>
-          <w:tblCellMar>
-            <w:top w:w="0" w:type="dxa"/>
-            <w:bottom w:w="0" w:type="dxa"/>
-          </w:tblCellMar>
-        </w:tblPrEx>
         <w:tc>
           <w:tcPr>
             <w:tcW w:w="1800" w:type="dxa"/>
@@ -7390,6 +7626,7 @@
             </w:tcMar>
           </w:tcPr>
           <w:p>
+            <w:proofErr w:type="spellStart"/>
             <w:r>
               <w:rPr>
                 <w:sz w:val="20"/>
@@ -7397,6 +7634,7 @@
               </w:rPr>
               <w:t>order_items</w:t>
             </w:r>
+            <w:proofErr w:type="spellEnd"/>
           </w:p>
         </w:tc>
         <w:tc>
@@ -7455,12 +7693,6 @@
         </w:tc>
       </w:tr>
       <w:tr>
-        <w:tblPrEx>
-          <w:tblCellMar>
-            <w:top w:w="0" w:type="dxa"/>
-            <w:bottom w:w="0" w:type="dxa"/>
-          </w:tblCellMar>
-        </w:tblPrEx>
         <w:tc>
           <w:tcPr>
             <w:tcW w:w="1800" w:type="dxa"/>
@@ -7479,6 +7711,7 @@
             </w:tcMar>
           </w:tcPr>
           <w:p>
+            <w:proofErr w:type="spellStart"/>
             <w:r>
               <w:rPr>
                 <w:b/>
@@ -7489,6 +7722,7 @@
               </w:rPr>
               <w:t>order_items</w:t>
             </w:r>
+            <w:proofErr w:type="spellEnd"/>
           </w:p>
         </w:tc>
         <w:tc>
@@ -7574,12 +7808,6 @@
         </w:tc>
       </w:tr>
       <w:tr>
-        <w:tblPrEx>
-          <w:tblCellMar>
-            <w:top w:w="0" w:type="dxa"/>
-            <w:bottom w:w="0" w:type="dxa"/>
-          </w:tblCellMar>
-        </w:tblPrEx>
         <w:tc>
           <w:tcPr>
             <w:tcW w:w="1800" w:type="dxa"/>
@@ -7693,12 +7921,6 @@
         </w:tc>
       </w:tr>
       <w:tr>
-        <w:tblPrEx>
-          <w:tblCellMar>
-            <w:top w:w="0" w:type="dxa"/>
-            <w:bottom w:w="0" w:type="dxa"/>
-          </w:tblCellMar>
-        </w:tblPrEx>
         <w:tc>
           <w:tcPr>
             <w:tcW w:w="1800" w:type="dxa"/>
@@ -7841,8 +8063,21 @@
         </w:numPr>
         <w:spacing w:before="40" w:after="40"/>
       </w:pPr>
-      <w:r>
-        <w:t>unit_price is stored on order_items to capture the price at time of purchase, protecting historical order data from future product price changes.</w:t>
+      <w:proofErr w:type="spellStart"/>
+      <w:r>
+        <w:t>unit_price</w:t>
+      </w:r>
+      <w:proofErr w:type="spellEnd"/>
+      <w:r>
+        <w:t xml:space="preserve"> is stored on </w:t>
+      </w:r>
+      <w:proofErr w:type="spellStart"/>
+      <w:r>
+        <w:t>order_items</w:t>
+      </w:r>
+      <w:proofErr w:type="spellEnd"/>
+      <w:r>
+        <w:t xml:space="preserve"> to capture the price at time of purchase, protecting historical order data from future product price changes.</w:t>
       </w:r>
     </w:p>
     <w:p>
@@ -7854,8 +8089,13 @@
         </w:numPr>
         <w:spacing w:before="40" w:after="40"/>
       </w:pPr>
-      <w:r>
-        <w:t>shipping_address is stored as a JSON snapshot on the order, rather than a foreign key, so that a customer updating their profile does not alter historical order records.</w:t>
+      <w:proofErr w:type="spellStart"/>
+      <w:r>
+        <w:t>shipping_address</w:t>
+      </w:r>
+      <w:proofErr w:type="spellEnd"/>
+      <w:r>
+        <w:t xml:space="preserve"> is stored as a JSON snapshot on the order, rather than a foreign key, so that a customer updating their profile does not alter historical order records.</w:t>
       </w:r>
     </w:p>
     <w:p>
@@ -7893,8 +8133,13 @@
       <w:pPr>
         <w:pStyle w:val="Heading2"/>
       </w:pPr>
-      <w:r>
-        <w:t>1.3.3  API Design Document</w:t>
+      <w:proofErr w:type="gramStart"/>
+      <w:r>
+        <w:t>1.3.3  API</w:t>
+      </w:r>
+      <w:proofErr w:type="gramEnd"/>
+      <w:r>
+        <w:t xml:space="preserve"> Design Document</w:t>
       </w:r>
     </w:p>
     <w:p>
@@ -7902,7 +8147,23 @@
         <w:spacing w:before="60" w:after="60"/>
       </w:pPr>
       <w:r>
-        <w:t>All endpoints are prefixed /api. Protected endpoints require an Authorization: Bearer &lt;jwt&gt; header. Admin endpoints additionally require the ADMIN role encoded in the JWT claims. Responses follow standard HTTP status code conventions.</w:t>
+        <w:t>All endpoints are prefixed /</w:t>
+      </w:r>
+      <w:proofErr w:type="spellStart"/>
+      <w:r>
+        <w:t>api</w:t>
+      </w:r>
+      <w:proofErr w:type="spellEnd"/>
+      <w:r>
+        <w:t>. Protected endpoints require an Authorization: Bearer &lt;</w:t>
+      </w:r>
+      <w:proofErr w:type="spellStart"/>
+      <w:r>
+        <w:t>jwt</w:t>
+      </w:r>
+      <w:proofErr w:type="spellEnd"/>
+      <w:r>
+        <w:t>&gt; header. Admin endpoints additionally require the ADMIN role encoded in the JWT claims. Responses follow standard HTTP status code conventions.</w:t>
       </w:r>
     </w:p>
     <w:p>
@@ -7944,24 +8205,18 @@
       </w:tblPr>
       <w:tblGrid>
         <w:gridCol w:w="951"/>
-        <w:gridCol w:w="3805"/>
-        <w:gridCol w:w="747"/>
-        <w:gridCol w:w="2183"/>
+        <w:gridCol w:w="3157"/>
+        <w:gridCol w:w="771"/>
+        <w:gridCol w:w="2807"/>
         <w:gridCol w:w="1674"/>
       </w:tblGrid>
       <w:tr>
-        <w:tblPrEx>
-          <w:tblCellMar>
-            <w:top w:w="0" w:type="dxa"/>
-            <w:bottom w:w="0" w:type="dxa"/>
-          </w:tblCellMar>
-        </w:tblPrEx>
         <w:trPr>
           <w:tblHeader/>
         </w:trPr>
         <w:tc>
           <w:tcPr>
-            <w:tcW w:w="700" w:type="dxa"/>
+            <w:tcW w:w="951" w:type="dxa"/>
             <w:tcBorders>
               <w:top w:val="single" w:sz="1" w:space="0" w:color="CCCCCC"/>
               <w:left w:val="single" w:sz="1" w:space="0" w:color="CCCCCC"/>
@@ -7991,7 +8246,7 @@
         </w:tc>
         <w:tc>
           <w:tcPr>
-            <w:tcW w:w="2600" w:type="dxa"/>
+            <w:tcW w:w="3157" w:type="dxa"/>
             <w:tcBorders>
               <w:top w:val="single" w:sz="1" w:space="0" w:color="CCCCCC"/>
               <w:left w:val="single" w:sz="1" w:space="0" w:color="CCCCCC"/>
@@ -8021,7 +8276,7 @@
         </w:tc>
         <w:tc>
           <w:tcPr>
-            <w:tcW w:w="800" w:type="dxa"/>
+            <w:tcW w:w="771" w:type="dxa"/>
             <w:tcBorders>
               <w:top w:val="single" w:sz="1" w:space="0" w:color="CCCCCC"/>
               <w:left w:val="single" w:sz="1" w:space="0" w:color="CCCCCC"/>
@@ -8051,7 +8306,7 @@
         </w:tc>
         <w:tc>
           <w:tcPr>
-            <w:tcW w:w="3600" w:type="dxa"/>
+            <w:tcW w:w="2807" w:type="dxa"/>
             <w:tcBorders>
               <w:top w:val="single" w:sz="1" w:space="0" w:color="CCCCCC"/>
               <w:left w:val="single" w:sz="1" w:space="0" w:color="CCCCCC"/>
@@ -8081,7 +8336,7 @@
         </w:tc>
         <w:tc>
           <w:tcPr>
-            <w:tcW w:w="1660" w:type="dxa"/>
+            <w:tcW w:w="1674" w:type="dxa"/>
             <w:tcBorders>
               <w:top w:val="single" w:sz="1" w:space="0" w:color="CCCCCC"/>
               <w:left w:val="single" w:sz="1" w:space="0" w:color="CCCCCC"/>
@@ -8111,15 +8366,9 @@
         </w:tc>
       </w:tr>
       <w:tr>
-        <w:tblPrEx>
-          <w:tblCellMar>
-            <w:top w:w="0" w:type="dxa"/>
-            <w:bottom w:w="0" w:type="dxa"/>
-          </w:tblCellMar>
-        </w:tblPrEx>
-        <w:tc>
-          <w:tcPr>
-            <w:tcW w:w="700" w:type="dxa"/>
+        <w:tc>
+          <w:tcPr>
+            <w:tcW w:w="951" w:type="dxa"/>
             <w:tcBorders>
               <w:top w:val="single" w:sz="1" w:space="0" w:color="CCCCCC"/>
               <w:left w:val="single" w:sz="1" w:space="0" w:color="CCCCCC"/>
@@ -8153,7 +8402,7 @@
         </w:tc>
         <w:tc>
           <w:tcPr>
-            <w:tcW w:w="2600" w:type="dxa"/>
+            <w:tcW w:w="3157" w:type="dxa"/>
             <w:tcBorders>
               <w:top w:val="single" w:sz="1" w:space="0" w:color="CCCCCC"/>
               <w:left w:val="single" w:sz="1" w:space="0" w:color="CCCCCC"/>
@@ -8176,13 +8425,33 @@
                 <w:sz w:val="18"/>
                 <w:szCs w:val="18"/>
               </w:rPr>
-              <w:t>/api/products</w:t>
-            </w:r>
-          </w:p>
-        </w:tc>
-        <w:tc>
-          <w:tcPr>
-            <w:tcW w:w="800" w:type="dxa"/>
+              <w:t>/</w:t>
+            </w:r>
+            <w:proofErr w:type="spellStart"/>
+            <w:r>
+              <w:rPr>
+                <w:rFonts w:ascii="Courier New" w:eastAsia="Courier New" w:hAnsi="Courier New" w:cs="Courier New"/>
+                <w:color w:val="333333"/>
+                <w:sz w:val="18"/>
+                <w:szCs w:val="18"/>
+              </w:rPr>
+              <w:t>api</w:t>
+            </w:r>
+            <w:proofErr w:type="spellEnd"/>
+            <w:r>
+              <w:rPr>
+                <w:rFonts w:ascii="Courier New" w:eastAsia="Courier New" w:hAnsi="Courier New" w:cs="Courier New"/>
+                <w:color w:val="333333"/>
+                <w:sz w:val="18"/>
+                <w:szCs w:val="18"/>
+              </w:rPr>
+              <w:t>/products</w:t>
+            </w:r>
+          </w:p>
+        </w:tc>
+        <w:tc>
+          <w:tcPr>
+            <w:tcW w:w="771" w:type="dxa"/>
             <w:tcBorders>
               <w:top w:val="single" w:sz="1" w:space="0" w:color="CCCCCC"/>
               <w:left w:val="single" w:sz="1" w:space="0" w:color="CCCCCC"/>
@@ -8215,7 +8484,7 @@
         </w:tc>
         <w:tc>
           <w:tcPr>
-            <w:tcW w:w="3600" w:type="dxa"/>
+            <w:tcW w:w="2807" w:type="dxa"/>
             <w:tcBorders>
               <w:top w:val="single" w:sz="1" w:space="0" w:color="CCCCCC"/>
               <w:left w:val="single" w:sz="1" w:space="0" w:color="CCCCCC"/>
@@ -8236,13 +8505,45 @@
                 <w:sz w:val="20"/>
                 <w:szCs w:val="20"/>
               </w:rPr>
-              <w:t>List all products with pagination and filtering (page, limit, sort, category, brand, minPrice, maxPrice)</w:t>
-            </w:r>
-          </w:p>
-        </w:tc>
-        <w:tc>
-          <w:tcPr>
-            <w:tcW w:w="1660" w:type="dxa"/>
+              <w:t xml:space="preserve">List all products with pagination and filtering (page, limit, sort, category, brand, </w:t>
+            </w:r>
+            <w:proofErr w:type="spellStart"/>
+            <w:r>
+              <w:rPr>
+                <w:sz w:val="20"/>
+                <w:szCs w:val="20"/>
+              </w:rPr>
+              <w:t>minPrice</w:t>
+            </w:r>
+            <w:proofErr w:type="spellEnd"/>
+            <w:r>
+              <w:rPr>
+                <w:sz w:val="20"/>
+                <w:szCs w:val="20"/>
+              </w:rPr>
+              <w:t xml:space="preserve">, </w:t>
+            </w:r>
+            <w:proofErr w:type="spellStart"/>
+            <w:r>
+              <w:rPr>
+                <w:sz w:val="20"/>
+                <w:szCs w:val="20"/>
+              </w:rPr>
+              <w:t>maxPrice</w:t>
+            </w:r>
+            <w:proofErr w:type="spellEnd"/>
+            <w:r>
+              <w:rPr>
+                <w:sz w:val="20"/>
+                <w:szCs w:val="20"/>
+              </w:rPr>
+              <w:t>)</w:t>
+            </w:r>
+          </w:p>
+        </w:tc>
+        <w:tc>
+          <w:tcPr>
+            <w:tcW w:w="1674" w:type="dxa"/>
             <w:tcBorders>
               <w:top w:val="single" w:sz="1" w:space="0" w:color="CCCCCC"/>
               <w:left w:val="single" w:sz="1" w:space="0" w:color="CCCCCC"/>
@@ -8269,15 +8570,9 @@
         </w:tc>
       </w:tr>
       <w:tr>
-        <w:tblPrEx>
-          <w:tblCellMar>
-            <w:top w:w="0" w:type="dxa"/>
-            <w:bottom w:w="0" w:type="dxa"/>
-          </w:tblCellMar>
-        </w:tblPrEx>
-        <w:tc>
-          <w:tcPr>
-            <w:tcW w:w="700" w:type="dxa"/>
+        <w:tc>
+          <w:tcPr>
+            <w:tcW w:w="951" w:type="dxa"/>
             <w:tcBorders>
               <w:top w:val="single" w:sz="1" w:space="0" w:color="CCCCCC"/>
               <w:left w:val="single" w:sz="1" w:space="0" w:color="CCCCCC"/>
@@ -8311,7 +8606,7 @@
         </w:tc>
         <w:tc>
           <w:tcPr>
-            <w:tcW w:w="2600" w:type="dxa"/>
+            <w:tcW w:w="3157" w:type="dxa"/>
             <w:tcBorders>
               <w:top w:val="single" w:sz="1" w:space="0" w:color="CCCCCC"/>
               <w:left w:val="single" w:sz="1" w:space="0" w:color="CCCCCC"/>
@@ -8334,13 +8629,55 @@
                 <w:sz w:val="18"/>
                 <w:szCs w:val="18"/>
               </w:rPr>
-              <w:t>/api/products/{id}</w:t>
-            </w:r>
-          </w:p>
-        </w:tc>
-        <w:tc>
-          <w:tcPr>
-            <w:tcW w:w="800" w:type="dxa"/>
+              <w:t>/</w:t>
+            </w:r>
+            <w:proofErr w:type="spellStart"/>
+            <w:proofErr w:type="gramStart"/>
+            <w:r>
+              <w:rPr>
+                <w:rFonts w:ascii="Courier New" w:eastAsia="Courier New" w:hAnsi="Courier New" w:cs="Courier New"/>
+                <w:color w:val="333333"/>
+                <w:sz w:val="18"/>
+                <w:szCs w:val="18"/>
+              </w:rPr>
+              <w:t>api</w:t>
+            </w:r>
+            <w:proofErr w:type="spellEnd"/>
+            <w:proofErr w:type="gramEnd"/>
+            <w:r>
+              <w:rPr>
+                <w:rFonts w:ascii="Courier New" w:eastAsia="Courier New" w:hAnsi="Courier New" w:cs="Courier New"/>
+                <w:color w:val="333333"/>
+                <w:sz w:val="18"/>
+                <w:szCs w:val="18"/>
+              </w:rPr>
+              <w:t>/</w:t>
+            </w:r>
+            <w:proofErr w:type="gramStart"/>
+            <w:r>
+              <w:rPr>
+                <w:rFonts w:ascii="Courier New" w:eastAsia="Courier New" w:hAnsi="Courier New" w:cs="Courier New"/>
+                <w:color w:val="333333"/>
+                <w:sz w:val="18"/>
+                <w:szCs w:val="18"/>
+              </w:rPr>
+              <w:t>products/{</w:t>
+            </w:r>
+            <w:proofErr w:type="gramEnd"/>
+            <w:r>
+              <w:rPr>
+                <w:rFonts w:ascii="Courier New" w:eastAsia="Courier New" w:hAnsi="Courier New" w:cs="Courier New"/>
+                <w:color w:val="333333"/>
+                <w:sz w:val="18"/>
+                <w:szCs w:val="18"/>
+              </w:rPr>
+              <w:t>id}</w:t>
+            </w:r>
+          </w:p>
+        </w:tc>
+        <w:tc>
+          <w:tcPr>
+            <w:tcW w:w="771" w:type="dxa"/>
             <w:tcBorders>
               <w:top w:val="single" w:sz="1" w:space="0" w:color="CCCCCC"/>
               <w:left w:val="single" w:sz="1" w:space="0" w:color="CCCCCC"/>
@@ -8373,7 +8710,7 @@
         </w:tc>
         <w:tc>
           <w:tcPr>
-            <w:tcW w:w="3600" w:type="dxa"/>
+            <w:tcW w:w="2807" w:type="dxa"/>
             <w:tcBorders>
               <w:top w:val="single" w:sz="1" w:space="0" w:color="CCCCCC"/>
               <w:left w:val="single" w:sz="1" w:space="0" w:color="CCCCCC"/>
@@ -8400,7 +8737,7 @@
         </w:tc>
         <w:tc>
           <w:tcPr>
-            <w:tcW w:w="1660" w:type="dxa"/>
+            <w:tcW w:w="1674" w:type="dxa"/>
             <w:tcBorders>
               <w:top w:val="single" w:sz="1" w:space="0" w:color="CCCCCC"/>
               <w:left w:val="single" w:sz="1" w:space="0" w:color="CCCCCC"/>
@@ -8427,15 +8764,9 @@
         </w:tc>
       </w:tr>
       <w:tr>
-        <w:tblPrEx>
-          <w:tblCellMar>
-            <w:top w:w="0" w:type="dxa"/>
-            <w:bottom w:w="0" w:type="dxa"/>
-          </w:tblCellMar>
-        </w:tblPrEx>
-        <w:tc>
-          <w:tcPr>
-            <w:tcW w:w="700" w:type="dxa"/>
+        <w:tc>
+          <w:tcPr>
+            <w:tcW w:w="951" w:type="dxa"/>
             <w:tcBorders>
               <w:top w:val="single" w:sz="1" w:space="0" w:color="CCCCCC"/>
               <w:left w:val="single" w:sz="1" w:space="0" w:color="CCCCCC"/>
@@ -8469,7 +8800,7 @@
         </w:tc>
         <w:tc>
           <w:tcPr>
-            <w:tcW w:w="2600" w:type="dxa"/>
+            <w:tcW w:w="3157" w:type="dxa"/>
             <w:tcBorders>
               <w:top w:val="single" w:sz="1" w:space="0" w:color="CCCCCC"/>
               <w:left w:val="single" w:sz="1" w:space="0" w:color="CCCCCC"/>
@@ -8492,13 +8823,33 @@
                 <w:sz w:val="18"/>
                 <w:szCs w:val="18"/>
               </w:rPr>
-              <w:t>/api/products/featured</w:t>
-            </w:r>
-          </w:p>
-        </w:tc>
-        <w:tc>
-          <w:tcPr>
-            <w:tcW w:w="800" w:type="dxa"/>
+              <w:t>/</w:t>
+            </w:r>
+            <w:proofErr w:type="spellStart"/>
+            <w:r>
+              <w:rPr>
+                <w:rFonts w:ascii="Courier New" w:eastAsia="Courier New" w:hAnsi="Courier New" w:cs="Courier New"/>
+                <w:color w:val="333333"/>
+                <w:sz w:val="18"/>
+                <w:szCs w:val="18"/>
+              </w:rPr>
+              <w:t>api</w:t>
+            </w:r>
+            <w:proofErr w:type="spellEnd"/>
+            <w:r>
+              <w:rPr>
+                <w:rFonts w:ascii="Courier New" w:eastAsia="Courier New" w:hAnsi="Courier New" w:cs="Courier New"/>
+                <w:color w:val="333333"/>
+                <w:sz w:val="18"/>
+                <w:szCs w:val="18"/>
+              </w:rPr>
+              <w:t>/products/featured</w:t>
+            </w:r>
+          </w:p>
+        </w:tc>
+        <w:tc>
+          <w:tcPr>
+            <w:tcW w:w="771" w:type="dxa"/>
             <w:tcBorders>
               <w:top w:val="single" w:sz="1" w:space="0" w:color="CCCCCC"/>
               <w:left w:val="single" w:sz="1" w:space="0" w:color="CCCCCC"/>
@@ -8531,7 +8882,7 @@
         </w:tc>
         <w:tc>
           <w:tcPr>
-            <w:tcW w:w="3600" w:type="dxa"/>
+            <w:tcW w:w="2807" w:type="dxa"/>
             <w:tcBorders>
               <w:top w:val="single" w:sz="1" w:space="0" w:color="CCCCCC"/>
               <w:left w:val="single" w:sz="1" w:space="0" w:color="CCCCCC"/>
@@ -8558,7 +8909,7 @@
         </w:tc>
         <w:tc>
           <w:tcPr>
-            <w:tcW w:w="1660" w:type="dxa"/>
+            <w:tcW w:w="1674" w:type="dxa"/>
             <w:tcBorders>
               <w:top w:val="single" w:sz="1" w:space="0" w:color="CCCCCC"/>
               <w:left w:val="single" w:sz="1" w:space="0" w:color="CCCCCC"/>
@@ -8579,21 +8930,31 @@
                 <w:sz w:val="20"/>
                 <w:szCs w:val="20"/>
               </w:rPr>
-              <w:t>200 Product[]</w:t>
+              <w:t xml:space="preserve">200 </w:t>
+            </w:r>
+            <w:proofErr w:type="gramStart"/>
+            <w:r>
+              <w:rPr>
+                <w:sz w:val="20"/>
+                <w:szCs w:val="20"/>
+              </w:rPr>
+              <w:t>Product[</w:t>
+            </w:r>
+            <w:proofErr w:type="gramEnd"/>
+            <w:r>
+              <w:rPr>
+                <w:sz w:val="20"/>
+                <w:szCs w:val="20"/>
+              </w:rPr>
+              <w:t>]</w:t>
             </w:r>
           </w:p>
         </w:tc>
       </w:tr>
       <w:tr>
-        <w:tblPrEx>
-          <w:tblCellMar>
-            <w:top w:w="0" w:type="dxa"/>
-            <w:bottom w:w="0" w:type="dxa"/>
-          </w:tblCellMar>
-        </w:tblPrEx>
-        <w:tc>
-          <w:tcPr>
-            <w:tcW w:w="700" w:type="dxa"/>
+        <w:tc>
+          <w:tcPr>
+            <w:tcW w:w="951" w:type="dxa"/>
             <w:tcBorders>
               <w:top w:val="single" w:sz="1" w:space="0" w:color="CCCCCC"/>
               <w:left w:val="single" w:sz="1" w:space="0" w:color="CCCCCC"/>
@@ -8627,7 +8988,7 @@
         </w:tc>
         <w:tc>
           <w:tcPr>
-            <w:tcW w:w="2600" w:type="dxa"/>
+            <w:tcW w:w="3157" w:type="dxa"/>
             <w:tcBorders>
               <w:top w:val="single" w:sz="1" w:space="0" w:color="CCCCCC"/>
               <w:left w:val="single" w:sz="1" w:space="0" w:color="CCCCCC"/>
@@ -8650,13 +9011,62 @@
                 <w:sz w:val="18"/>
                 <w:szCs w:val="18"/>
               </w:rPr>
-              <w:t>/api/products/brand/{brand}</w:t>
-            </w:r>
-          </w:p>
-        </w:tc>
-        <w:tc>
-          <w:tcPr>
-            <w:tcW w:w="800" w:type="dxa"/>
+              <w:t>/</w:t>
+            </w:r>
+            <w:proofErr w:type="spellStart"/>
+            <w:r>
+              <w:rPr>
+                <w:rFonts w:ascii="Courier New" w:eastAsia="Courier New" w:hAnsi="Courier New" w:cs="Courier New"/>
+                <w:color w:val="333333"/>
+                <w:sz w:val="18"/>
+                <w:szCs w:val="18"/>
+              </w:rPr>
+              <w:t>api</w:t>
+            </w:r>
+            <w:proofErr w:type="spellEnd"/>
+            <w:r>
+              <w:rPr>
+                <w:rFonts w:ascii="Courier New" w:eastAsia="Courier New" w:hAnsi="Courier New" w:cs="Courier New"/>
+                <w:color w:val="333333"/>
+                <w:sz w:val="18"/>
+                <w:szCs w:val="18"/>
+              </w:rPr>
+              <w:t>/products/</w:t>
+            </w:r>
+            <w:proofErr w:type="gramStart"/>
+            <w:r>
+              <w:rPr>
+                <w:rFonts w:ascii="Courier New" w:eastAsia="Courier New" w:hAnsi="Courier New" w:cs="Courier New"/>
+                <w:color w:val="333333"/>
+                <w:sz w:val="18"/>
+                <w:szCs w:val="18"/>
+              </w:rPr>
+              <w:t>brand/{</w:t>
+            </w:r>
+            <w:r>
+              <w:rPr>
+                <w:rFonts w:ascii="Courier New" w:eastAsia="Courier New" w:hAnsi="Courier New" w:cs="Courier New"/>
+                <w:color w:val="333333"/>
+                <w:sz w:val="18"/>
+                <w:szCs w:val="18"/>
+              </w:rPr>
+              <w:t>{</w:t>
+            </w:r>
+            <w:proofErr w:type="gramEnd"/>
+            <w:r>
+              <w:rPr>
+                <w:rFonts w:ascii="Courier New" w:eastAsia="Courier New" w:hAnsi="Courier New" w:cs="Courier New"/>
+                <w:color w:val="333333"/>
+                <w:sz w:val="18"/>
+                <w:szCs w:val="18"/>
+              </w:rPr>
+              <w:t>id}</w:t>
+            </w:r>
+          </w:p>
+        </w:tc>
+        <w:tc>
+          <w:tcPr>
+            <w:tcW w:w="771" w:type="dxa"/>
             <w:tcBorders>
               <w:top w:val="single" w:sz="1" w:space="0" w:color="CCCCCC"/>
               <w:left w:val="single" w:sz="1" w:space="0" w:color="CCCCCC"/>
@@ -8689,7 +9099,7 @@
         </w:tc>
         <w:tc>
           <w:tcPr>
-            <w:tcW w:w="3600" w:type="dxa"/>
+            <w:tcW w:w="2807" w:type="dxa"/>
             <w:tcBorders>
               <w:top w:val="single" w:sz="1" w:space="0" w:color="CCCCCC"/>
               <w:left w:val="single" w:sz="1" w:space="0" w:color="CCCCCC"/>
@@ -8710,13 +9120,20 @@
                 <w:sz w:val="20"/>
                 <w:szCs w:val="20"/>
               </w:rPr>
-              <w:t>Filter products by brand name (e.g. Bandai, Tamiya)</w:t>
-            </w:r>
-          </w:p>
-        </w:tc>
-        <w:tc>
-          <w:tcPr>
-            <w:tcW w:w="1660" w:type="dxa"/>
+              <w:t xml:space="preserve">Filter products by brand </w:t>
+            </w:r>
+            <w:r>
+              <w:rPr>
+                <w:sz w:val="20"/>
+                <w:szCs w:val="20"/>
+              </w:rPr>
+              <w:t>id</w:t>
+            </w:r>
+          </w:p>
+        </w:tc>
+        <w:tc>
+          <w:tcPr>
+            <w:tcW w:w="1674" w:type="dxa"/>
             <w:tcBorders>
               <w:top w:val="single" w:sz="1" w:space="0" w:color="CCCCCC"/>
               <w:left w:val="single" w:sz="1" w:space="0" w:color="CCCCCC"/>
@@ -8737,21 +9154,31 @@
                 <w:sz w:val="20"/>
                 <w:szCs w:val="20"/>
               </w:rPr>
-              <w:t>200 Product[]</w:t>
+              <w:t xml:space="preserve">200 </w:t>
+            </w:r>
+            <w:proofErr w:type="gramStart"/>
+            <w:r>
+              <w:rPr>
+                <w:sz w:val="20"/>
+                <w:szCs w:val="20"/>
+              </w:rPr>
+              <w:t>Product[</w:t>
+            </w:r>
+            <w:proofErr w:type="gramEnd"/>
+            <w:r>
+              <w:rPr>
+                <w:sz w:val="20"/>
+                <w:szCs w:val="20"/>
+              </w:rPr>
+              <w:t>]</w:t>
             </w:r>
           </w:p>
         </w:tc>
       </w:tr>
       <w:tr>
-        <w:tblPrEx>
-          <w:tblCellMar>
-            <w:top w:w="0" w:type="dxa"/>
-            <w:bottom w:w="0" w:type="dxa"/>
-          </w:tblCellMar>
-        </w:tblPrEx>
-        <w:tc>
-          <w:tcPr>
-            <w:tcW w:w="700" w:type="dxa"/>
+        <w:tc>
+          <w:tcPr>
+            <w:tcW w:w="951" w:type="dxa"/>
             <w:tcBorders>
               <w:top w:val="single" w:sz="1" w:space="0" w:color="CCCCCC"/>
               <w:left w:val="single" w:sz="1" w:space="0" w:color="CCCCCC"/>
@@ -8785,7 +9212,7 @@
         </w:tc>
         <w:tc>
           <w:tcPr>
-            <w:tcW w:w="2600" w:type="dxa"/>
+            <w:tcW w:w="3157" w:type="dxa"/>
             <w:tcBorders>
               <w:top w:val="single" w:sz="1" w:space="0" w:color="CCCCCC"/>
               <w:left w:val="single" w:sz="1" w:space="0" w:color="CCCCCC"/>
@@ -8808,13 +9235,62 @@
                 <w:sz w:val="18"/>
                 <w:szCs w:val="18"/>
               </w:rPr>
-              <w:t>/api/products/category/{category}</w:t>
-            </w:r>
-          </w:p>
-        </w:tc>
-        <w:tc>
-          <w:tcPr>
-            <w:tcW w:w="800" w:type="dxa"/>
+              <w:t>/</w:t>
+            </w:r>
+            <w:proofErr w:type="spellStart"/>
+            <w:r>
+              <w:rPr>
+                <w:rFonts w:ascii="Courier New" w:eastAsia="Courier New" w:hAnsi="Courier New" w:cs="Courier New"/>
+                <w:color w:val="333333"/>
+                <w:sz w:val="18"/>
+                <w:szCs w:val="18"/>
+              </w:rPr>
+              <w:t>api</w:t>
+            </w:r>
+            <w:proofErr w:type="spellEnd"/>
+            <w:r>
+              <w:rPr>
+                <w:rFonts w:ascii="Courier New" w:eastAsia="Courier New" w:hAnsi="Courier New" w:cs="Courier New"/>
+                <w:color w:val="333333"/>
+                <w:sz w:val="18"/>
+                <w:szCs w:val="18"/>
+              </w:rPr>
+              <w:t>/products/</w:t>
+            </w:r>
+            <w:proofErr w:type="gramStart"/>
+            <w:r>
+              <w:rPr>
+                <w:rFonts w:ascii="Courier New" w:eastAsia="Courier New" w:hAnsi="Courier New" w:cs="Courier New"/>
+                <w:color w:val="333333"/>
+                <w:sz w:val="18"/>
+                <w:szCs w:val="18"/>
+              </w:rPr>
+              <w:t>category/{</w:t>
+            </w:r>
+            <w:proofErr w:type="gramEnd"/>
+            <w:r>
+              <w:rPr>
+                <w:rFonts w:ascii="Courier New" w:eastAsia="Courier New" w:hAnsi="Courier New" w:cs="Courier New"/>
+                <w:color w:val="333333"/>
+                <w:sz w:val="18"/>
+                <w:szCs w:val="18"/>
+              </w:rPr>
+              <w:t>id</w:t>
+            </w:r>
+            <w:r>
+              <w:rPr>
+                <w:rFonts w:ascii="Courier New" w:eastAsia="Courier New" w:hAnsi="Courier New" w:cs="Courier New"/>
+                <w:color w:val="333333"/>
+                <w:sz w:val="18"/>
+                <w:szCs w:val="18"/>
+              </w:rPr>
+              <w:t>}</w:t>
+            </w:r>
+          </w:p>
+        </w:tc>
+        <w:tc>
+          <w:tcPr>
+            <w:tcW w:w="771" w:type="dxa"/>
             <w:tcBorders>
               <w:top w:val="single" w:sz="1" w:space="0" w:color="CCCCCC"/>
               <w:left w:val="single" w:sz="1" w:space="0" w:color="CCCCCC"/>
@@ -8847,7 +9323,7 @@
         </w:tc>
         <w:tc>
           <w:tcPr>
-            <w:tcW w:w="3600" w:type="dxa"/>
+            <w:tcW w:w="2807" w:type="dxa"/>
             <w:tcBorders>
               <w:top w:val="single" w:sz="1" w:space="0" w:color="CCCCCC"/>
               <w:left w:val="single" w:sz="1" w:space="0" w:color="CCCCCC"/>
@@ -8868,13 +9344,20 @@
                 <w:sz w:val="20"/>
                 <w:szCs w:val="20"/>
               </w:rPr>
-              <w:t>Filter products by category (e.g. HG, MG, Paints, Tools)</w:t>
-            </w:r>
-          </w:p>
-        </w:tc>
-        <w:tc>
-          <w:tcPr>
-            <w:tcW w:w="1660" w:type="dxa"/>
+              <w:t xml:space="preserve">Filter products by category </w:t>
+            </w:r>
+            <w:r>
+              <w:rPr>
+                <w:sz w:val="20"/>
+                <w:szCs w:val="20"/>
+              </w:rPr>
+              <w:t>id</w:t>
+            </w:r>
+          </w:p>
+        </w:tc>
+        <w:tc>
+          <w:tcPr>
+            <w:tcW w:w="1674" w:type="dxa"/>
             <w:tcBorders>
               <w:top w:val="single" w:sz="1" w:space="0" w:color="CCCCCC"/>
               <w:left w:val="single" w:sz="1" w:space="0" w:color="CCCCCC"/>
@@ -8895,21 +9378,31 @@
                 <w:sz w:val="20"/>
                 <w:szCs w:val="20"/>
               </w:rPr>
-              <w:t>200 Product[]</w:t>
+              <w:t xml:space="preserve">200 </w:t>
+            </w:r>
+            <w:proofErr w:type="gramStart"/>
+            <w:r>
+              <w:rPr>
+                <w:sz w:val="20"/>
+                <w:szCs w:val="20"/>
+              </w:rPr>
+              <w:t>Product[</w:t>
+            </w:r>
+            <w:proofErr w:type="gramEnd"/>
+            <w:r>
+              <w:rPr>
+                <w:sz w:val="20"/>
+                <w:szCs w:val="20"/>
+              </w:rPr>
+              <w:t>]</w:t>
             </w:r>
           </w:p>
         </w:tc>
       </w:tr>
       <w:tr>
-        <w:tblPrEx>
-          <w:tblCellMar>
-            <w:top w:w="0" w:type="dxa"/>
-            <w:bottom w:w="0" w:type="dxa"/>
-          </w:tblCellMar>
-        </w:tblPrEx>
-        <w:tc>
-          <w:tcPr>
-            <w:tcW w:w="700" w:type="dxa"/>
+        <w:tc>
+          <w:tcPr>
+            <w:tcW w:w="951" w:type="dxa"/>
             <w:tcBorders>
               <w:top w:val="single" w:sz="1" w:space="0" w:color="CCCCCC"/>
               <w:left w:val="single" w:sz="1" w:space="0" w:color="CCCCCC"/>
@@ -8937,14 +9430,13 @@
                 <w:sz w:val="18"/>
                 <w:szCs w:val="18"/>
               </w:rPr>
-              <w:lastRenderedPageBreak/>
               <w:t>GET</w:t>
             </w:r>
           </w:p>
         </w:tc>
         <w:tc>
           <w:tcPr>
-            <w:tcW w:w="2600" w:type="dxa"/>
+            <w:tcW w:w="3157" w:type="dxa"/>
             <w:tcBorders>
               <w:top w:val="single" w:sz="1" w:space="0" w:color="CCCCCC"/>
               <w:left w:val="single" w:sz="1" w:space="0" w:color="CCCCCC"/>
@@ -8967,13 +9459,33 @@
                 <w:sz w:val="18"/>
                 <w:szCs w:val="18"/>
               </w:rPr>
-              <w:t>/api/categories</w:t>
-            </w:r>
-          </w:p>
-        </w:tc>
-        <w:tc>
-          <w:tcPr>
-            <w:tcW w:w="800" w:type="dxa"/>
+              <w:t>/</w:t>
+            </w:r>
+            <w:proofErr w:type="spellStart"/>
+            <w:r>
+              <w:rPr>
+                <w:rFonts w:ascii="Courier New" w:eastAsia="Courier New" w:hAnsi="Courier New" w:cs="Courier New"/>
+                <w:color w:val="333333"/>
+                <w:sz w:val="18"/>
+                <w:szCs w:val="18"/>
+              </w:rPr>
+              <w:t>api</w:t>
+            </w:r>
+            <w:proofErr w:type="spellEnd"/>
+            <w:r>
+              <w:rPr>
+                <w:rFonts w:ascii="Courier New" w:eastAsia="Courier New" w:hAnsi="Courier New" w:cs="Courier New"/>
+                <w:color w:val="333333"/>
+                <w:sz w:val="18"/>
+                <w:szCs w:val="18"/>
+              </w:rPr>
+              <w:t>/categories</w:t>
+            </w:r>
+          </w:p>
+        </w:tc>
+        <w:tc>
+          <w:tcPr>
+            <w:tcW w:w="771" w:type="dxa"/>
             <w:tcBorders>
               <w:top w:val="single" w:sz="1" w:space="0" w:color="CCCCCC"/>
               <w:left w:val="single" w:sz="1" w:space="0" w:color="CCCCCC"/>
@@ -9006,7 +9518,7 @@
         </w:tc>
         <w:tc>
           <w:tcPr>
-            <w:tcW w:w="3600" w:type="dxa"/>
+            <w:tcW w:w="2807" w:type="dxa"/>
             <w:tcBorders>
               <w:top w:val="single" w:sz="1" w:space="0" w:color="CCCCCC"/>
               <w:left w:val="single" w:sz="1" w:space="0" w:color="CCCCCC"/>
@@ -9033,7 +9545,7 @@
         </w:tc>
         <w:tc>
           <w:tcPr>
-            <w:tcW w:w="1660" w:type="dxa"/>
+            <w:tcW w:w="1674" w:type="dxa"/>
             <w:tcBorders>
               <w:top w:val="single" w:sz="1" w:space="0" w:color="CCCCCC"/>
               <w:left w:val="single" w:sz="1" w:space="0" w:color="CCCCCC"/>
@@ -9054,21 +9566,31 @@
                 <w:sz w:val="20"/>
                 <w:szCs w:val="20"/>
               </w:rPr>
-              <w:t>200 Category[]</w:t>
+              <w:t xml:space="preserve">200 </w:t>
+            </w:r>
+            <w:proofErr w:type="gramStart"/>
+            <w:r>
+              <w:rPr>
+                <w:sz w:val="20"/>
+                <w:szCs w:val="20"/>
+              </w:rPr>
+              <w:t>Category[</w:t>
+            </w:r>
+            <w:proofErr w:type="gramEnd"/>
+            <w:r>
+              <w:rPr>
+                <w:sz w:val="20"/>
+                <w:szCs w:val="20"/>
+              </w:rPr>
+              <w:t>]</w:t>
             </w:r>
           </w:p>
         </w:tc>
       </w:tr>
       <w:tr>
-        <w:tblPrEx>
-          <w:tblCellMar>
-            <w:top w:w="0" w:type="dxa"/>
-            <w:bottom w:w="0" w:type="dxa"/>
-          </w:tblCellMar>
-        </w:tblPrEx>
-        <w:tc>
-          <w:tcPr>
-            <w:tcW w:w="700" w:type="dxa"/>
+        <w:tc>
+          <w:tcPr>
+            <w:tcW w:w="951" w:type="dxa"/>
             <w:tcBorders>
               <w:top w:val="single" w:sz="1" w:space="0" w:color="CCCCCC"/>
               <w:left w:val="single" w:sz="1" w:space="0" w:color="CCCCCC"/>
@@ -9096,13 +9618,14 @@
                 <w:sz w:val="18"/>
                 <w:szCs w:val="18"/>
               </w:rPr>
+              <w:lastRenderedPageBreak/>
               <w:t>GET</w:t>
             </w:r>
           </w:p>
         </w:tc>
         <w:tc>
           <w:tcPr>
-            <w:tcW w:w="2600" w:type="dxa"/>
+            <w:tcW w:w="3157" w:type="dxa"/>
             <w:tcBorders>
               <w:top w:val="single" w:sz="1" w:space="0" w:color="CCCCCC"/>
               <w:left w:val="single" w:sz="1" w:space="0" w:color="CCCCCC"/>
@@ -9125,13 +9648,33 @@
                 <w:sz w:val="18"/>
                 <w:szCs w:val="18"/>
               </w:rPr>
-              <w:t>/api/brands</w:t>
-            </w:r>
-          </w:p>
-        </w:tc>
-        <w:tc>
-          <w:tcPr>
-            <w:tcW w:w="800" w:type="dxa"/>
+              <w:t>/</w:t>
+            </w:r>
+            <w:proofErr w:type="spellStart"/>
+            <w:r>
+              <w:rPr>
+                <w:rFonts w:ascii="Courier New" w:eastAsia="Courier New" w:hAnsi="Courier New" w:cs="Courier New"/>
+                <w:color w:val="333333"/>
+                <w:sz w:val="18"/>
+                <w:szCs w:val="18"/>
+              </w:rPr>
+              <w:t>api</w:t>
+            </w:r>
+            <w:proofErr w:type="spellEnd"/>
+            <w:r>
+              <w:rPr>
+                <w:rFonts w:ascii="Courier New" w:eastAsia="Courier New" w:hAnsi="Courier New" w:cs="Courier New"/>
+                <w:color w:val="333333"/>
+                <w:sz w:val="18"/>
+                <w:szCs w:val="18"/>
+              </w:rPr>
+              <w:t>/brands</w:t>
+            </w:r>
+          </w:p>
+        </w:tc>
+        <w:tc>
+          <w:tcPr>
+            <w:tcW w:w="771" w:type="dxa"/>
             <w:tcBorders>
               <w:top w:val="single" w:sz="1" w:space="0" w:color="CCCCCC"/>
               <w:left w:val="single" w:sz="1" w:space="0" w:color="CCCCCC"/>
@@ -9164,7 +9707,7 @@
         </w:tc>
         <w:tc>
           <w:tcPr>
-            <w:tcW w:w="3600" w:type="dxa"/>
+            <w:tcW w:w="2807" w:type="dxa"/>
             <w:tcBorders>
               <w:top w:val="single" w:sz="1" w:space="0" w:color="CCCCCC"/>
               <w:left w:val="single" w:sz="1" w:space="0" w:color="CCCCCC"/>
@@ -9191,7 +9734,7 @@
         </w:tc>
         <w:tc>
           <w:tcPr>
-            <w:tcW w:w="1660" w:type="dxa"/>
+            <w:tcW w:w="1674" w:type="dxa"/>
             <w:tcBorders>
               <w:top w:val="single" w:sz="1" w:space="0" w:color="CCCCCC"/>
               <w:left w:val="single" w:sz="1" w:space="0" w:color="CCCCCC"/>
@@ -9212,21 +9755,31 @@
                 <w:sz w:val="20"/>
                 <w:szCs w:val="20"/>
               </w:rPr>
-              <w:t>200 Brand[]</w:t>
+              <w:t xml:space="preserve">200 </w:t>
+            </w:r>
+            <w:proofErr w:type="gramStart"/>
+            <w:r>
+              <w:rPr>
+                <w:sz w:val="20"/>
+                <w:szCs w:val="20"/>
+              </w:rPr>
+              <w:t>Brand[</w:t>
+            </w:r>
+            <w:proofErr w:type="gramEnd"/>
+            <w:r>
+              <w:rPr>
+                <w:sz w:val="20"/>
+                <w:szCs w:val="20"/>
+              </w:rPr>
+              <w:t>]</w:t>
             </w:r>
           </w:p>
         </w:tc>
       </w:tr>
       <w:tr>
-        <w:tblPrEx>
-          <w:tblCellMar>
-            <w:top w:w="0" w:type="dxa"/>
-            <w:bottom w:w="0" w:type="dxa"/>
-          </w:tblCellMar>
-        </w:tblPrEx>
-        <w:tc>
-          <w:tcPr>
-            <w:tcW w:w="700" w:type="dxa"/>
+        <w:tc>
+          <w:tcPr>
+            <w:tcW w:w="951" w:type="dxa"/>
             <w:tcBorders>
               <w:top w:val="single" w:sz="1" w:space="0" w:color="CCCCCC"/>
               <w:left w:val="single" w:sz="1" w:space="0" w:color="CCCCCC"/>
@@ -9260,7 +9813,7 @@
         </w:tc>
         <w:tc>
           <w:tcPr>
-            <w:tcW w:w="2600" w:type="dxa"/>
+            <w:tcW w:w="3157" w:type="dxa"/>
             <w:tcBorders>
               <w:top w:val="single" w:sz="1" w:space="0" w:color="CCCCCC"/>
               <w:left w:val="single" w:sz="1" w:space="0" w:color="CCCCCC"/>
@@ -9283,13 +9836,33 @@
                 <w:sz w:val="18"/>
                 <w:szCs w:val="18"/>
               </w:rPr>
-              <w:t>/api/auth/register</w:t>
-            </w:r>
-          </w:p>
-        </w:tc>
-        <w:tc>
-          <w:tcPr>
-            <w:tcW w:w="800" w:type="dxa"/>
+              <w:t>/</w:t>
+            </w:r>
+            <w:proofErr w:type="spellStart"/>
+            <w:r>
+              <w:rPr>
+                <w:rFonts w:ascii="Courier New" w:eastAsia="Courier New" w:hAnsi="Courier New" w:cs="Courier New"/>
+                <w:color w:val="333333"/>
+                <w:sz w:val="18"/>
+                <w:szCs w:val="18"/>
+              </w:rPr>
+              <w:t>api</w:t>
+            </w:r>
+            <w:proofErr w:type="spellEnd"/>
+            <w:r>
+              <w:rPr>
+                <w:rFonts w:ascii="Courier New" w:eastAsia="Courier New" w:hAnsi="Courier New" w:cs="Courier New"/>
+                <w:color w:val="333333"/>
+                <w:sz w:val="18"/>
+                <w:szCs w:val="18"/>
+              </w:rPr>
+              <w:t>/auth/register</w:t>
+            </w:r>
+          </w:p>
+        </w:tc>
+        <w:tc>
+          <w:tcPr>
+            <w:tcW w:w="771" w:type="dxa"/>
             <w:tcBorders>
               <w:top w:val="single" w:sz="1" w:space="0" w:color="CCCCCC"/>
               <w:left w:val="single" w:sz="1" w:space="0" w:color="CCCCCC"/>
@@ -9322,7 +9895,7 @@
         </w:tc>
         <w:tc>
           <w:tcPr>
-            <w:tcW w:w="3600" w:type="dxa"/>
+            <w:tcW w:w="2807" w:type="dxa"/>
             <w:tcBorders>
               <w:top w:val="single" w:sz="1" w:space="0" w:color="CCCCCC"/>
               <w:left w:val="single" w:sz="1" w:space="0" w:color="CCCCCC"/>
@@ -9349,7 +9922,7 @@
         </w:tc>
         <w:tc>
           <w:tcPr>
-            <w:tcW w:w="1660" w:type="dxa"/>
+            <w:tcW w:w="1674" w:type="dxa"/>
             <w:tcBorders>
               <w:top w:val="single" w:sz="1" w:space="0" w:color="CCCCCC"/>
               <w:left w:val="single" w:sz="1" w:space="0" w:color="CCCCCC"/>
@@ -9370,21 +9943,31 @@
                 <w:sz w:val="20"/>
                 <w:szCs w:val="20"/>
               </w:rPr>
-              <w:t>201 AuthResponse / 400</w:t>
+              <w:t xml:space="preserve">201 </w:t>
+            </w:r>
+            <w:proofErr w:type="spellStart"/>
+            <w:r>
+              <w:rPr>
+                <w:sz w:val="20"/>
+                <w:szCs w:val="20"/>
+              </w:rPr>
+              <w:t>AuthResponse</w:t>
+            </w:r>
+            <w:proofErr w:type="spellEnd"/>
+            <w:r>
+              <w:rPr>
+                <w:sz w:val="20"/>
+                <w:szCs w:val="20"/>
+              </w:rPr>
+              <w:t xml:space="preserve"> / 400</w:t>
             </w:r>
           </w:p>
         </w:tc>
       </w:tr>
       <w:tr>
-        <w:tblPrEx>
-          <w:tblCellMar>
-            <w:top w:w="0" w:type="dxa"/>
-            <w:bottom w:w="0" w:type="dxa"/>
-          </w:tblCellMar>
-        </w:tblPrEx>
-        <w:tc>
-          <w:tcPr>
-            <w:tcW w:w="700" w:type="dxa"/>
+        <w:tc>
+          <w:tcPr>
+            <w:tcW w:w="951" w:type="dxa"/>
             <w:tcBorders>
               <w:top w:val="single" w:sz="1" w:space="0" w:color="CCCCCC"/>
               <w:left w:val="single" w:sz="1" w:space="0" w:color="CCCCCC"/>
@@ -9418,7 +10001,7 @@
         </w:tc>
         <w:tc>
           <w:tcPr>
-            <w:tcW w:w="2600" w:type="dxa"/>
+            <w:tcW w:w="3157" w:type="dxa"/>
             <w:tcBorders>
               <w:top w:val="single" w:sz="1" w:space="0" w:color="CCCCCC"/>
               <w:left w:val="single" w:sz="1" w:space="0" w:color="CCCCCC"/>
@@ -9441,13 +10024,33 @@
                 <w:sz w:val="18"/>
                 <w:szCs w:val="18"/>
               </w:rPr>
-              <w:t>/api/auth/login</w:t>
-            </w:r>
-          </w:p>
-        </w:tc>
-        <w:tc>
-          <w:tcPr>
-            <w:tcW w:w="800" w:type="dxa"/>
+              <w:t>/</w:t>
+            </w:r>
+            <w:proofErr w:type="spellStart"/>
+            <w:r>
+              <w:rPr>
+                <w:rFonts w:ascii="Courier New" w:eastAsia="Courier New" w:hAnsi="Courier New" w:cs="Courier New"/>
+                <w:color w:val="333333"/>
+                <w:sz w:val="18"/>
+                <w:szCs w:val="18"/>
+              </w:rPr>
+              <w:t>api</w:t>
+            </w:r>
+            <w:proofErr w:type="spellEnd"/>
+            <w:r>
+              <w:rPr>
+                <w:rFonts w:ascii="Courier New" w:eastAsia="Courier New" w:hAnsi="Courier New" w:cs="Courier New"/>
+                <w:color w:val="333333"/>
+                <w:sz w:val="18"/>
+                <w:szCs w:val="18"/>
+              </w:rPr>
+              <w:t>/auth/login</w:t>
+            </w:r>
+          </w:p>
+        </w:tc>
+        <w:tc>
+          <w:tcPr>
+            <w:tcW w:w="771" w:type="dxa"/>
             <w:tcBorders>
               <w:top w:val="single" w:sz="1" w:space="0" w:color="CCCCCC"/>
               <w:left w:val="single" w:sz="1" w:space="0" w:color="CCCCCC"/>
@@ -9480,7 +10083,7 @@
         </w:tc>
         <w:tc>
           <w:tcPr>
-            <w:tcW w:w="3600" w:type="dxa"/>
+            <w:tcW w:w="2807" w:type="dxa"/>
             <w:tcBorders>
               <w:top w:val="single" w:sz="1" w:space="0" w:color="CCCCCC"/>
               <w:left w:val="single" w:sz="1" w:space="0" w:color="CCCCCC"/>
@@ -9507,7 +10110,7 @@
         </w:tc>
         <w:tc>
           <w:tcPr>
-            <w:tcW w:w="1660" w:type="dxa"/>
+            <w:tcW w:w="1674" w:type="dxa"/>
             <w:tcBorders>
               <w:top w:val="single" w:sz="1" w:space="0" w:color="CCCCCC"/>
               <w:left w:val="single" w:sz="1" w:space="0" w:color="CCCCCC"/>
@@ -9528,21 +10131,31 @@
                 <w:sz w:val="20"/>
                 <w:szCs w:val="20"/>
               </w:rPr>
-              <w:t>200 AuthResponse / 401</w:t>
+              <w:t xml:space="preserve">200 </w:t>
+            </w:r>
+            <w:proofErr w:type="spellStart"/>
+            <w:r>
+              <w:rPr>
+                <w:sz w:val="20"/>
+                <w:szCs w:val="20"/>
+              </w:rPr>
+              <w:t>AuthResponse</w:t>
+            </w:r>
+            <w:proofErr w:type="spellEnd"/>
+            <w:r>
+              <w:rPr>
+                <w:sz w:val="20"/>
+                <w:szCs w:val="20"/>
+              </w:rPr>
+              <w:t xml:space="preserve"> / 401</w:t>
             </w:r>
           </w:p>
         </w:tc>
       </w:tr>
       <w:tr>
-        <w:tblPrEx>
-          <w:tblCellMar>
-            <w:top w:w="0" w:type="dxa"/>
-            <w:bottom w:w="0" w:type="dxa"/>
-          </w:tblCellMar>
-        </w:tblPrEx>
-        <w:tc>
-          <w:tcPr>
-            <w:tcW w:w="700" w:type="dxa"/>
+        <w:tc>
+          <w:tcPr>
+            <w:tcW w:w="951" w:type="dxa"/>
             <w:tcBorders>
               <w:top w:val="single" w:sz="1" w:space="0" w:color="CCCCCC"/>
               <w:left w:val="single" w:sz="1" w:space="0" w:color="CCCCCC"/>
@@ -9576,7 +10189,7 @@
         </w:tc>
         <w:tc>
           <w:tcPr>
-            <w:tcW w:w="2600" w:type="dxa"/>
+            <w:tcW w:w="3157" w:type="dxa"/>
             <w:tcBorders>
               <w:top w:val="single" w:sz="1" w:space="0" w:color="CCCCCC"/>
               <w:left w:val="single" w:sz="1" w:space="0" w:color="CCCCCC"/>
@@ -9599,13 +10212,33 @@
                 <w:sz w:val="18"/>
                 <w:szCs w:val="18"/>
               </w:rPr>
-              <w:t>/api/cart</w:t>
-            </w:r>
-          </w:p>
-        </w:tc>
-        <w:tc>
-          <w:tcPr>
-            <w:tcW w:w="800" w:type="dxa"/>
+              <w:t>/</w:t>
+            </w:r>
+            <w:proofErr w:type="spellStart"/>
+            <w:r>
+              <w:rPr>
+                <w:rFonts w:ascii="Courier New" w:eastAsia="Courier New" w:hAnsi="Courier New" w:cs="Courier New"/>
+                <w:color w:val="333333"/>
+                <w:sz w:val="18"/>
+                <w:szCs w:val="18"/>
+              </w:rPr>
+              <w:t>api</w:t>
+            </w:r>
+            <w:proofErr w:type="spellEnd"/>
+            <w:r>
+              <w:rPr>
+                <w:rFonts w:ascii="Courier New" w:eastAsia="Courier New" w:hAnsi="Courier New" w:cs="Courier New"/>
+                <w:color w:val="333333"/>
+                <w:sz w:val="18"/>
+                <w:szCs w:val="18"/>
+              </w:rPr>
+              <w:t>/cart</w:t>
+            </w:r>
+          </w:p>
+        </w:tc>
+        <w:tc>
+          <w:tcPr>
+            <w:tcW w:w="771" w:type="dxa"/>
             <w:tcBorders>
               <w:top w:val="single" w:sz="1" w:space="0" w:color="CCCCCC"/>
               <w:left w:val="single" w:sz="1" w:space="0" w:color="CCCCCC"/>
@@ -9638,7 +10271,7 @@
         </w:tc>
         <w:tc>
           <w:tcPr>
-            <w:tcW w:w="3600" w:type="dxa"/>
+            <w:tcW w:w="2807" w:type="dxa"/>
             <w:tcBorders>
               <w:top w:val="single" w:sz="1" w:space="0" w:color="CCCCCC"/>
               <w:left w:val="single" w:sz="1" w:space="0" w:color="CCCCCC"/>
@@ -9665,7 +10298,7 @@
         </w:tc>
         <w:tc>
           <w:tcPr>
-            <w:tcW w:w="1660" w:type="dxa"/>
+            <w:tcW w:w="1674" w:type="dxa"/>
             <w:tcBorders>
               <w:top w:val="single" w:sz="1" w:space="0" w:color="CCCCCC"/>
               <w:left w:val="single" w:sz="1" w:space="0" w:color="CCCCCC"/>
@@ -9692,15 +10325,9 @@
         </w:tc>
       </w:tr>
       <w:tr>
-        <w:tblPrEx>
-          <w:tblCellMar>
-            <w:top w:w="0" w:type="dxa"/>
-            <w:bottom w:w="0" w:type="dxa"/>
-          </w:tblCellMar>
-        </w:tblPrEx>
-        <w:tc>
-          <w:tcPr>
-            <w:tcW w:w="700" w:type="dxa"/>
+        <w:tc>
+          <w:tcPr>
+            <w:tcW w:w="951" w:type="dxa"/>
             <w:tcBorders>
               <w:top w:val="single" w:sz="1" w:space="0" w:color="CCCCCC"/>
               <w:left w:val="single" w:sz="1" w:space="0" w:color="CCCCCC"/>
@@ -9734,7 +10361,7 @@
         </w:tc>
         <w:tc>
           <w:tcPr>
-            <w:tcW w:w="2600" w:type="dxa"/>
+            <w:tcW w:w="3157" w:type="dxa"/>
             <w:tcBorders>
               <w:top w:val="single" w:sz="1" w:space="0" w:color="CCCCCC"/>
               <w:left w:val="single" w:sz="1" w:space="0" w:color="CCCCCC"/>
@@ -9757,13 +10384,33 @@
                 <w:sz w:val="18"/>
                 <w:szCs w:val="18"/>
               </w:rPr>
-              <w:t>/api/cart/items</w:t>
-            </w:r>
-          </w:p>
-        </w:tc>
-        <w:tc>
-          <w:tcPr>
-            <w:tcW w:w="800" w:type="dxa"/>
+              <w:t>/</w:t>
+            </w:r>
+            <w:proofErr w:type="spellStart"/>
+            <w:r>
+              <w:rPr>
+                <w:rFonts w:ascii="Courier New" w:eastAsia="Courier New" w:hAnsi="Courier New" w:cs="Courier New"/>
+                <w:color w:val="333333"/>
+                <w:sz w:val="18"/>
+                <w:szCs w:val="18"/>
+              </w:rPr>
+              <w:t>api</w:t>
+            </w:r>
+            <w:proofErr w:type="spellEnd"/>
+            <w:r>
+              <w:rPr>
+                <w:rFonts w:ascii="Courier New" w:eastAsia="Courier New" w:hAnsi="Courier New" w:cs="Courier New"/>
+                <w:color w:val="333333"/>
+                <w:sz w:val="18"/>
+                <w:szCs w:val="18"/>
+              </w:rPr>
+              <w:t>/cart/items</w:t>
+            </w:r>
+          </w:p>
+        </w:tc>
+        <w:tc>
+          <w:tcPr>
+            <w:tcW w:w="771" w:type="dxa"/>
             <w:tcBorders>
               <w:top w:val="single" w:sz="1" w:space="0" w:color="CCCCCC"/>
               <w:left w:val="single" w:sz="1" w:space="0" w:color="CCCCCC"/>
@@ -9796,7 +10443,7 @@
         </w:tc>
         <w:tc>
           <w:tcPr>
-            <w:tcW w:w="3600" w:type="dxa"/>
+            <w:tcW w:w="2807" w:type="dxa"/>
             <w:tcBorders>
               <w:top w:val="single" w:sz="1" w:space="0" w:color="CCCCCC"/>
               <w:left w:val="single" w:sz="1" w:space="0" w:color="CCCCCC"/>
@@ -9817,13 +10464,29 @@
                 <w:sz w:val="20"/>
                 <w:szCs w:val="20"/>
               </w:rPr>
-              <w:t>Add a product to the cart (productId, quantity)</w:t>
-            </w:r>
-          </w:p>
-        </w:tc>
-        <w:tc>
-          <w:tcPr>
-            <w:tcW w:w="1660" w:type="dxa"/>
+              <w:t>Add a product to the cart (</w:t>
+            </w:r>
+            <w:proofErr w:type="spellStart"/>
+            <w:r>
+              <w:rPr>
+                <w:sz w:val="20"/>
+                <w:szCs w:val="20"/>
+              </w:rPr>
+              <w:t>productId</w:t>
+            </w:r>
+            <w:proofErr w:type="spellEnd"/>
+            <w:r>
+              <w:rPr>
+                <w:sz w:val="20"/>
+                <w:szCs w:val="20"/>
+              </w:rPr>
+              <w:t>, quantity)</w:t>
+            </w:r>
+          </w:p>
+        </w:tc>
+        <w:tc>
+          <w:tcPr>
+            <w:tcW w:w="1674" w:type="dxa"/>
             <w:tcBorders>
               <w:top w:val="single" w:sz="1" w:space="0" w:color="CCCCCC"/>
               <w:left w:val="single" w:sz="1" w:space="0" w:color="CCCCCC"/>
@@ -9844,21 +10507,31 @@
                 <w:sz w:val="20"/>
                 <w:szCs w:val="20"/>
               </w:rPr>
-              <w:t>201 CartItem / 400</w:t>
+              <w:t xml:space="preserve">201 </w:t>
+            </w:r>
+            <w:proofErr w:type="spellStart"/>
+            <w:r>
+              <w:rPr>
+                <w:sz w:val="20"/>
+                <w:szCs w:val="20"/>
+              </w:rPr>
+              <w:t>CartItem</w:t>
+            </w:r>
+            <w:proofErr w:type="spellEnd"/>
+            <w:r>
+              <w:rPr>
+                <w:sz w:val="20"/>
+                <w:szCs w:val="20"/>
+              </w:rPr>
+              <w:t xml:space="preserve"> / 400</w:t>
             </w:r>
           </w:p>
         </w:tc>
       </w:tr>
       <w:tr>
-        <w:tblPrEx>
-          <w:tblCellMar>
-            <w:top w:w="0" w:type="dxa"/>
-            <w:bottom w:w="0" w:type="dxa"/>
-          </w:tblCellMar>
-        </w:tblPrEx>
-        <w:tc>
-          <w:tcPr>
-            <w:tcW w:w="700" w:type="dxa"/>
+        <w:tc>
+          <w:tcPr>
+            <w:tcW w:w="951" w:type="dxa"/>
             <w:tcBorders>
               <w:top w:val="single" w:sz="1" w:space="0" w:color="CCCCCC"/>
               <w:left w:val="single" w:sz="1" w:space="0" w:color="CCCCCC"/>
@@ -9892,7 +10565,7 @@
         </w:tc>
         <w:tc>
           <w:tcPr>
-            <w:tcW w:w="2600" w:type="dxa"/>
+            <w:tcW w:w="3157" w:type="dxa"/>
             <w:tcBorders>
               <w:top w:val="single" w:sz="1" w:space="0" w:color="CCCCCC"/>
               <w:left w:val="single" w:sz="1" w:space="0" w:color="CCCCCC"/>
@@ -9915,13 +10588,53 @@
                 <w:sz w:val="18"/>
                 <w:szCs w:val="18"/>
               </w:rPr>
-              <w:t>/api/cart/items/{id}</w:t>
-            </w:r>
-          </w:p>
-        </w:tc>
-        <w:tc>
-          <w:tcPr>
-            <w:tcW w:w="800" w:type="dxa"/>
+              <w:t>/</w:t>
+            </w:r>
+            <w:proofErr w:type="spellStart"/>
+            <w:r>
+              <w:rPr>
+                <w:rFonts w:ascii="Courier New" w:eastAsia="Courier New" w:hAnsi="Courier New" w:cs="Courier New"/>
+                <w:color w:val="333333"/>
+                <w:sz w:val="18"/>
+                <w:szCs w:val="18"/>
+              </w:rPr>
+              <w:t>api</w:t>
+            </w:r>
+            <w:proofErr w:type="spellEnd"/>
+            <w:r>
+              <w:rPr>
+                <w:rFonts w:ascii="Courier New" w:eastAsia="Courier New" w:hAnsi="Courier New" w:cs="Courier New"/>
+                <w:color w:val="333333"/>
+                <w:sz w:val="18"/>
+                <w:szCs w:val="18"/>
+              </w:rPr>
+              <w:t>/cart/</w:t>
+            </w:r>
+            <w:proofErr w:type="gramStart"/>
+            <w:r>
+              <w:rPr>
+                <w:rFonts w:ascii="Courier New" w:eastAsia="Courier New" w:hAnsi="Courier New" w:cs="Courier New"/>
+                <w:color w:val="333333"/>
+                <w:sz w:val="18"/>
+                <w:szCs w:val="18"/>
+              </w:rPr>
+              <w:t>items/{</w:t>
+            </w:r>
+            <w:proofErr w:type="gramEnd"/>
+            <w:r>
+              <w:rPr>
+                <w:rFonts w:ascii="Courier New" w:eastAsia="Courier New" w:hAnsi="Courier New" w:cs="Courier New"/>
+                <w:color w:val="333333"/>
+                <w:sz w:val="18"/>
+                <w:szCs w:val="18"/>
+              </w:rPr>
+              <w:t>id}</w:t>
+            </w:r>
+          </w:p>
+        </w:tc>
+        <w:tc>
+          <w:tcPr>
+            <w:tcW w:w="771" w:type="dxa"/>
             <w:tcBorders>
               <w:top w:val="single" w:sz="1" w:space="0" w:color="CCCCCC"/>
               <w:left w:val="single" w:sz="1" w:space="0" w:color="CCCCCC"/>
@@ -9954,7 +10667,7 @@
         </w:tc>
         <w:tc>
           <w:tcPr>
-            <w:tcW w:w="3600" w:type="dxa"/>
+            <w:tcW w:w="2807" w:type="dxa"/>
             <w:tcBorders>
               <w:top w:val="single" w:sz="1" w:space="0" w:color="CCCCCC"/>
               <w:left w:val="single" w:sz="1" w:space="0" w:color="CCCCCC"/>
@@ -9981,7 +10694,7 @@
         </w:tc>
         <w:tc>
           <w:tcPr>
-            <w:tcW w:w="1660" w:type="dxa"/>
+            <w:tcW w:w="1674" w:type="dxa"/>
             <w:tcBorders>
               <w:top w:val="single" w:sz="1" w:space="0" w:color="CCCCCC"/>
               <w:left w:val="single" w:sz="1" w:space="0" w:color="CCCCCC"/>
@@ -10002,21 +10715,31 @@
                 <w:sz w:val="20"/>
                 <w:szCs w:val="20"/>
               </w:rPr>
-              <w:t>200 CartItem / 404</w:t>
+              <w:t xml:space="preserve">200 </w:t>
+            </w:r>
+            <w:proofErr w:type="spellStart"/>
+            <w:r>
+              <w:rPr>
+                <w:sz w:val="20"/>
+                <w:szCs w:val="20"/>
+              </w:rPr>
+              <w:t>CartItem</w:t>
+            </w:r>
+            <w:proofErr w:type="spellEnd"/>
+            <w:r>
+              <w:rPr>
+                <w:sz w:val="20"/>
+                <w:szCs w:val="20"/>
+              </w:rPr>
+              <w:t xml:space="preserve"> / 404</w:t>
             </w:r>
           </w:p>
         </w:tc>
       </w:tr>
       <w:tr>
-        <w:tblPrEx>
-          <w:tblCellMar>
-            <w:top w:w="0" w:type="dxa"/>
-            <w:bottom w:w="0" w:type="dxa"/>
-          </w:tblCellMar>
-        </w:tblPrEx>
-        <w:tc>
-          <w:tcPr>
-            <w:tcW w:w="700" w:type="dxa"/>
+        <w:tc>
+          <w:tcPr>
+            <w:tcW w:w="951" w:type="dxa"/>
             <w:tcBorders>
               <w:top w:val="single" w:sz="1" w:space="0" w:color="CCCCCC"/>
               <w:left w:val="single" w:sz="1" w:space="0" w:color="CCCCCC"/>
@@ -10050,7 +10773,7 @@
         </w:tc>
         <w:tc>
           <w:tcPr>
-            <w:tcW w:w="2600" w:type="dxa"/>
+            <w:tcW w:w="3157" w:type="dxa"/>
             <w:tcBorders>
               <w:top w:val="single" w:sz="1" w:space="0" w:color="CCCCCC"/>
               <w:left w:val="single" w:sz="1" w:space="0" w:color="CCCCCC"/>
@@ -10073,13 +10796,53 @@
                 <w:sz w:val="18"/>
                 <w:szCs w:val="18"/>
               </w:rPr>
-              <w:t>/api/cart/items/{id}</w:t>
-            </w:r>
-          </w:p>
-        </w:tc>
-        <w:tc>
-          <w:tcPr>
-            <w:tcW w:w="800" w:type="dxa"/>
+              <w:t>/</w:t>
+            </w:r>
+            <w:proofErr w:type="spellStart"/>
+            <w:r>
+              <w:rPr>
+                <w:rFonts w:ascii="Courier New" w:eastAsia="Courier New" w:hAnsi="Courier New" w:cs="Courier New"/>
+                <w:color w:val="333333"/>
+                <w:sz w:val="18"/>
+                <w:szCs w:val="18"/>
+              </w:rPr>
+              <w:t>api</w:t>
+            </w:r>
+            <w:proofErr w:type="spellEnd"/>
+            <w:r>
+              <w:rPr>
+                <w:rFonts w:ascii="Courier New" w:eastAsia="Courier New" w:hAnsi="Courier New" w:cs="Courier New"/>
+                <w:color w:val="333333"/>
+                <w:sz w:val="18"/>
+                <w:szCs w:val="18"/>
+              </w:rPr>
+              <w:t>/cart/</w:t>
+            </w:r>
+            <w:proofErr w:type="gramStart"/>
+            <w:r>
+              <w:rPr>
+                <w:rFonts w:ascii="Courier New" w:eastAsia="Courier New" w:hAnsi="Courier New" w:cs="Courier New"/>
+                <w:color w:val="333333"/>
+                <w:sz w:val="18"/>
+                <w:szCs w:val="18"/>
+              </w:rPr>
+              <w:t>items/{</w:t>
+            </w:r>
+            <w:proofErr w:type="gramEnd"/>
+            <w:r>
+              <w:rPr>
+                <w:rFonts w:ascii="Courier New" w:eastAsia="Courier New" w:hAnsi="Courier New" w:cs="Courier New"/>
+                <w:color w:val="333333"/>
+                <w:sz w:val="18"/>
+                <w:szCs w:val="18"/>
+              </w:rPr>
+              <w:t>id}</w:t>
+            </w:r>
+          </w:p>
+        </w:tc>
+        <w:tc>
+          <w:tcPr>
+            <w:tcW w:w="771" w:type="dxa"/>
             <w:tcBorders>
               <w:top w:val="single" w:sz="1" w:space="0" w:color="CCCCCC"/>
               <w:left w:val="single" w:sz="1" w:space="0" w:color="CCCCCC"/>
@@ -10112,7 +10875,7 @@
         </w:tc>
         <w:tc>
           <w:tcPr>
-            <w:tcW w:w="3600" w:type="dxa"/>
+            <w:tcW w:w="2807" w:type="dxa"/>
             <w:tcBorders>
               <w:top w:val="single" w:sz="1" w:space="0" w:color="CCCCCC"/>
               <w:left w:val="single" w:sz="1" w:space="0" w:color="CCCCCC"/>
@@ -10139,7 +10902,7 @@
         </w:tc>
         <w:tc>
           <w:tcPr>
-            <w:tcW w:w="1660" w:type="dxa"/>
+            <w:tcW w:w="1674" w:type="dxa"/>
             <w:tcBorders>
               <w:top w:val="single" w:sz="1" w:space="0" w:color="CCCCCC"/>
               <w:left w:val="single" w:sz="1" w:space="0" w:color="CCCCCC"/>
@@ -10166,15 +10929,9 @@
         </w:tc>
       </w:tr>
       <w:tr>
-        <w:tblPrEx>
-          <w:tblCellMar>
-            <w:top w:w="0" w:type="dxa"/>
-            <w:bottom w:w="0" w:type="dxa"/>
-          </w:tblCellMar>
-        </w:tblPrEx>
-        <w:tc>
-          <w:tcPr>
-            <w:tcW w:w="700" w:type="dxa"/>
+        <w:tc>
+          <w:tcPr>
+            <w:tcW w:w="951" w:type="dxa"/>
             <w:tcBorders>
               <w:top w:val="single" w:sz="1" w:space="0" w:color="CCCCCC"/>
               <w:left w:val="single" w:sz="1" w:space="0" w:color="CCCCCC"/>
@@ -10208,7 +10965,7 @@
         </w:tc>
         <w:tc>
           <w:tcPr>
-            <w:tcW w:w="2600" w:type="dxa"/>
+            <w:tcW w:w="3157" w:type="dxa"/>
             <w:tcBorders>
               <w:top w:val="single" w:sz="1" w:space="0" w:color="CCCCCC"/>
               <w:left w:val="single" w:sz="1" w:space="0" w:color="CCCCCC"/>
@@ -10231,13 +10988,33 @@
                 <w:sz w:val="18"/>
                 <w:szCs w:val="18"/>
               </w:rPr>
-              <w:t>/api/orders</w:t>
-            </w:r>
-          </w:p>
-        </w:tc>
-        <w:tc>
-          <w:tcPr>
-            <w:tcW w:w="800" w:type="dxa"/>
+              <w:t>/</w:t>
+            </w:r>
+            <w:proofErr w:type="spellStart"/>
+            <w:r>
+              <w:rPr>
+                <w:rFonts w:ascii="Courier New" w:eastAsia="Courier New" w:hAnsi="Courier New" w:cs="Courier New"/>
+                <w:color w:val="333333"/>
+                <w:sz w:val="18"/>
+                <w:szCs w:val="18"/>
+              </w:rPr>
+              <w:t>api</w:t>
+            </w:r>
+            <w:proofErr w:type="spellEnd"/>
+            <w:r>
+              <w:rPr>
+                <w:rFonts w:ascii="Courier New" w:eastAsia="Courier New" w:hAnsi="Courier New" w:cs="Courier New"/>
+                <w:color w:val="333333"/>
+                <w:sz w:val="18"/>
+                <w:szCs w:val="18"/>
+              </w:rPr>
+              <w:t>/orders</w:t>
+            </w:r>
+          </w:p>
+        </w:tc>
+        <w:tc>
+          <w:tcPr>
+            <w:tcW w:w="771" w:type="dxa"/>
             <w:tcBorders>
               <w:top w:val="single" w:sz="1" w:space="0" w:color="CCCCCC"/>
               <w:left w:val="single" w:sz="1" w:space="0" w:color="CCCCCC"/>
@@ -10270,7 +11047,7 @@
         </w:tc>
         <w:tc>
           <w:tcPr>
-            <w:tcW w:w="3600" w:type="dxa"/>
+            <w:tcW w:w="2807" w:type="dxa"/>
             <w:tcBorders>
               <w:top w:val="single" w:sz="1" w:space="0" w:color="CCCCCC"/>
               <w:left w:val="single" w:sz="1" w:space="0" w:color="CCCCCC"/>
@@ -10297,7 +11074,7 @@
         </w:tc>
         <w:tc>
           <w:tcPr>
-            <w:tcW w:w="1660" w:type="dxa"/>
+            <w:tcW w:w="1674" w:type="dxa"/>
             <w:tcBorders>
               <w:top w:val="single" w:sz="1" w:space="0" w:color="CCCCCC"/>
               <w:left w:val="single" w:sz="1" w:space="0" w:color="CCCCCC"/>
@@ -10324,15 +11101,9 @@
         </w:tc>
       </w:tr>
       <w:tr>
-        <w:tblPrEx>
-          <w:tblCellMar>
-            <w:top w:w="0" w:type="dxa"/>
-            <w:bottom w:w="0" w:type="dxa"/>
-          </w:tblCellMar>
-        </w:tblPrEx>
-        <w:tc>
-          <w:tcPr>
-            <w:tcW w:w="700" w:type="dxa"/>
+        <w:tc>
+          <w:tcPr>
+            <w:tcW w:w="951" w:type="dxa"/>
             <w:tcBorders>
               <w:top w:val="single" w:sz="1" w:space="0" w:color="CCCCCC"/>
               <w:left w:val="single" w:sz="1" w:space="0" w:color="CCCCCC"/>
@@ -10366,7 +11137,7 @@
         </w:tc>
         <w:tc>
           <w:tcPr>
-            <w:tcW w:w="2600" w:type="dxa"/>
+            <w:tcW w:w="3157" w:type="dxa"/>
             <w:tcBorders>
               <w:top w:val="single" w:sz="1" w:space="0" w:color="CCCCCC"/>
               <w:left w:val="single" w:sz="1" w:space="0" w:color="CCCCCC"/>
@@ -10389,13 +11160,33 @@
                 <w:sz w:val="18"/>
                 <w:szCs w:val="18"/>
               </w:rPr>
-              <w:t>/api/orders</w:t>
-            </w:r>
-          </w:p>
-        </w:tc>
-        <w:tc>
-          <w:tcPr>
-            <w:tcW w:w="800" w:type="dxa"/>
+              <w:t>/</w:t>
+            </w:r>
+            <w:proofErr w:type="spellStart"/>
+            <w:r>
+              <w:rPr>
+                <w:rFonts w:ascii="Courier New" w:eastAsia="Courier New" w:hAnsi="Courier New" w:cs="Courier New"/>
+                <w:color w:val="333333"/>
+                <w:sz w:val="18"/>
+                <w:szCs w:val="18"/>
+              </w:rPr>
+              <w:t>api</w:t>
+            </w:r>
+            <w:proofErr w:type="spellEnd"/>
+            <w:r>
+              <w:rPr>
+                <w:rFonts w:ascii="Courier New" w:eastAsia="Courier New" w:hAnsi="Courier New" w:cs="Courier New"/>
+                <w:color w:val="333333"/>
+                <w:sz w:val="18"/>
+                <w:szCs w:val="18"/>
+              </w:rPr>
+              <w:t>/orders</w:t>
+            </w:r>
+          </w:p>
+        </w:tc>
+        <w:tc>
+          <w:tcPr>
+            <w:tcW w:w="771" w:type="dxa"/>
             <w:tcBorders>
               <w:top w:val="single" w:sz="1" w:space="0" w:color="CCCCCC"/>
               <w:left w:val="single" w:sz="1" w:space="0" w:color="CCCCCC"/>
@@ -10428,7 +11219,7 @@
         </w:tc>
         <w:tc>
           <w:tcPr>
-            <w:tcW w:w="3600" w:type="dxa"/>
+            <w:tcW w:w="2807" w:type="dxa"/>
             <w:tcBorders>
               <w:top w:val="single" w:sz="1" w:space="0" w:color="CCCCCC"/>
               <w:left w:val="single" w:sz="1" w:space="0" w:color="CCCCCC"/>
@@ -10455,7 +11246,7 @@
         </w:tc>
         <w:tc>
           <w:tcPr>
-            <w:tcW w:w="1660" w:type="dxa"/>
+            <w:tcW w:w="1674" w:type="dxa"/>
             <w:tcBorders>
               <w:top w:val="single" w:sz="1" w:space="0" w:color="CCCCCC"/>
               <w:left w:val="single" w:sz="1" w:space="0" w:color="CCCCCC"/>
@@ -10476,21 +11267,31 @@
                 <w:sz w:val="20"/>
                 <w:szCs w:val="20"/>
               </w:rPr>
-              <w:t>200 Order[]</w:t>
+              <w:t xml:space="preserve">200 </w:t>
+            </w:r>
+            <w:proofErr w:type="gramStart"/>
+            <w:r>
+              <w:rPr>
+                <w:sz w:val="20"/>
+                <w:szCs w:val="20"/>
+              </w:rPr>
+              <w:t>Order[</w:t>
+            </w:r>
+            <w:proofErr w:type="gramEnd"/>
+            <w:r>
+              <w:rPr>
+                <w:sz w:val="20"/>
+                <w:szCs w:val="20"/>
+              </w:rPr>
+              <w:t>]</w:t>
             </w:r>
           </w:p>
         </w:tc>
       </w:tr>
       <w:tr>
-        <w:tblPrEx>
-          <w:tblCellMar>
-            <w:top w:w="0" w:type="dxa"/>
-            <w:bottom w:w="0" w:type="dxa"/>
-          </w:tblCellMar>
-        </w:tblPrEx>
-        <w:tc>
-          <w:tcPr>
-            <w:tcW w:w="700" w:type="dxa"/>
+        <w:tc>
+          <w:tcPr>
+            <w:tcW w:w="951" w:type="dxa"/>
             <w:tcBorders>
               <w:top w:val="single" w:sz="1" w:space="0" w:color="CCCCCC"/>
               <w:left w:val="single" w:sz="1" w:space="0" w:color="CCCCCC"/>
@@ -10524,7 +11325,7 @@
         </w:tc>
         <w:tc>
           <w:tcPr>
-            <w:tcW w:w="2600" w:type="dxa"/>
+            <w:tcW w:w="3157" w:type="dxa"/>
             <w:tcBorders>
               <w:top w:val="single" w:sz="1" w:space="0" w:color="CCCCCC"/>
               <w:left w:val="single" w:sz="1" w:space="0" w:color="CCCCCC"/>
@@ -10547,13 +11348,55 @@
                 <w:sz w:val="18"/>
                 <w:szCs w:val="18"/>
               </w:rPr>
-              <w:t>/api/orders/{id}</w:t>
-            </w:r>
-          </w:p>
-        </w:tc>
-        <w:tc>
-          <w:tcPr>
-            <w:tcW w:w="800" w:type="dxa"/>
+              <w:t>/</w:t>
+            </w:r>
+            <w:proofErr w:type="spellStart"/>
+            <w:proofErr w:type="gramStart"/>
+            <w:r>
+              <w:rPr>
+                <w:rFonts w:ascii="Courier New" w:eastAsia="Courier New" w:hAnsi="Courier New" w:cs="Courier New"/>
+                <w:color w:val="333333"/>
+                <w:sz w:val="18"/>
+                <w:szCs w:val="18"/>
+              </w:rPr>
+              <w:t>api</w:t>
+            </w:r>
+            <w:proofErr w:type="spellEnd"/>
+            <w:proofErr w:type="gramEnd"/>
+            <w:r>
+              <w:rPr>
+                <w:rFonts w:ascii="Courier New" w:eastAsia="Courier New" w:hAnsi="Courier New" w:cs="Courier New"/>
+                <w:color w:val="333333"/>
+                <w:sz w:val="18"/>
+                <w:szCs w:val="18"/>
+              </w:rPr>
+              <w:t>/</w:t>
+            </w:r>
+            <w:proofErr w:type="gramStart"/>
+            <w:r>
+              <w:rPr>
+                <w:rFonts w:ascii="Courier New" w:eastAsia="Courier New" w:hAnsi="Courier New" w:cs="Courier New"/>
+                <w:color w:val="333333"/>
+                <w:sz w:val="18"/>
+                <w:szCs w:val="18"/>
+              </w:rPr>
+              <w:t>orders/{</w:t>
+            </w:r>
+            <w:proofErr w:type="gramEnd"/>
+            <w:r>
+              <w:rPr>
+                <w:rFonts w:ascii="Courier New" w:eastAsia="Courier New" w:hAnsi="Courier New" w:cs="Courier New"/>
+                <w:color w:val="333333"/>
+                <w:sz w:val="18"/>
+                <w:szCs w:val="18"/>
+              </w:rPr>
+              <w:t>id}</w:t>
+            </w:r>
+          </w:p>
+        </w:tc>
+        <w:tc>
+          <w:tcPr>
+            <w:tcW w:w="771" w:type="dxa"/>
             <w:tcBorders>
               <w:top w:val="single" w:sz="1" w:space="0" w:color="CCCCCC"/>
               <w:left w:val="single" w:sz="1" w:space="0" w:color="CCCCCC"/>
@@ -10586,7 +11429,7 @@
         </w:tc>
         <w:tc>
           <w:tcPr>
-            <w:tcW w:w="3600" w:type="dxa"/>
+            <w:tcW w:w="2807" w:type="dxa"/>
             <w:tcBorders>
               <w:top w:val="single" w:sz="1" w:space="0" w:color="CCCCCC"/>
               <w:left w:val="single" w:sz="1" w:space="0" w:color="CCCCCC"/>
@@ -10613,7 +11456,7 @@
         </w:tc>
         <w:tc>
           <w:tcPr>
-            <w:tcW w:w="1660" w:type="dxa"/>
+            <w:tcW w:w="1674" w:type="dxa"/>
             <w:tcBorders>
               <w:top w:val="single" w:sz="1" w:space="0" w:color="CCCCCC"/>
               <w:left w:val="single" w:sz="1" w:space="0" w:color="CCCCCC"/>
@@ -10640,15 +11483,9 @@
         </w:tc>
       </w:tr>
       <w:tr>
-        <w:tblPrEx>
-          <w:tblCellMar>
-            <w:top w:w="0" w:type="dxa"/>
-            <w:bottom w:w="0" w:type="dxa"/>
-          </w:tblCellMar>
-        </w:tblPrEx>
-        <w:tc>
-          <w:tcPr>
-            <w:tcW w:w="700" w:type="dxa"/>
+        <w:tc>
+          <w:tcPr>
+            <w:tcW w:w="951" w:type="dxa"/>
             <w:tcBorders>
               <w:top w:val="single" w:sz="1" w:space="0" w:color="CCCCCC"/>
               <w:left w:val="single" w:sz="1" w:space="0" w:color="CCCCCC"/>
@@ -10682,7 +11519,7 @@
         </w:tc>
         <w:tc>
           <w:tcPr>
-            <w:tcW w:w="2600" w:type="dxa"/>
+            <w:tcW w:w="3157" w:type="dxa"/>
             <w:tcBorders>
               <w:top w:val="single" w:sz="1" w:space="0" w:color="CCCCCC"/>
               <w:left w:val="single" w:sz="1" w:space="0" w:color="CCCCCC"/>
@@ -10705,13 +11542,33 @@
                 <w:sz w:val="18"/>
                 <w:szCs w:val="18"/>
               </w:rPr>
-              <w:t>/api/customers/profile</w:t>
-            </w:r>
-          </w:p>
-        </w:tc>
-        <w:tc>
-          <w:tcPr>
-            <w:tcW w:w="800" w:type="dxa"/>
+              <w:t>/</w:t>
+            </w:r>
+            <w:proofErr w:type="spellStart"/>
+            <w:r>
+              <w:rPr>
+                <w:rFonts w:ascii="Courier New" w:eastAsia="Courier New" w:hAnsi="Courier New" w:cs="Courier New"/>
+                <w:color w:val="333333"/>
+                <w:sz w:val="18"/>
+                <w:szCs w:val="18"/>
+              </w:rPr>
+              <w:t>api</w:t>
+            </w:r>
+            <w:proofErr w:type="spellEnd"/>
+            <w:r>
+              <w:rPr>
+                <w:rFonts w:ascii="Courier New" w:eastAsia="Courier New" w:hAnsi="Courier New" w:cs="Courier New"/>
+                <w:color w:val="333333"/>
+                <w:sz w:val="18"/>
+                <w:szCs w:val="18"/>
+              </w:rPr>
+              <w:t>/customers/profile</w:t>
+            </w:r>
+          </w:p>
+        </w:tc>
+        <w:tc>
+          <w:tcPr>
+            <w:tcW w:w="771" w:type="dxa"/>
             <w:tcBorders>
               <w:top w:val="single" w:sz="1" w:space="0" w:color="CCCCCC"/>
               <w:left w:val="single" w:sz="1" w:space="0" w:color="CCCCCC"/>
@@ -10744,7 +11601,7 @@
         </w:tc>
         <w:tc>
           <w:tcPr>
-            <w:tcW w:w="3600" w:type="dxa"/>
+            <w:tcW w:w="2807" w:type="dxa"/>
             <w:tcBorders>
               <w:top w:val="single" w:sz="1" w:space="0" w:color="CCCCCC"/>
               <w:left w:val="single" w:sz="1" w:space="0" w:color="CCCCCC"/>
@@ -10771,7 +11628,7 @@
         </w:tc>
         <w:tc>
           <w:tcPr>
-            <w:tcW w:w="1660" w:type="dxa"/>
+            <w:tcW w:w="1674" w:type="dxa"/>
             <w:tcBorders>
               <w:top w:val="single" w:sz="1" w:space="0" w:color="CCCCCC"/>
               <w:left w:val="single" w:sz="1" w:space="0" w:color="CCCCCC"/>
@@ -10792,21 +11649,24 @@
                 <w:sz w:val="20"/>
                 <w:szCs w:val="20"/>
               </w:rPr>
-              <w:t>200 CustomerProfile</w:t>
-            </w:r>
+              <w:t xml:space="preserve">200 </w:t>
+            </w:r>
+            <w:proofErr w:type="spellStart"/>
+            <w:r>
+              <w:rPr>
+                <w:sz w:val="20"/>
+                <w:szCs w:val="20"/>
+              </w:rPr>
+              <w:t>CustomerProfile</w:t>
+            </w:r>
+            <w:proofErr w:type="spellEnd"/>
           </w:p>
         </w:tc>
       </w:tr>
       <w:tr>
-        <w:tblPrEx>
-          <w:tblCellMar>
-            <w:top w:w="0" w:type="dxa"/>
-            <w:bottom w:w="0" w:type="dxa"/>
-          </w:tblCellMar>
-        </w:tblPrEx>
-        <w:tc>
-          <w:tcPr>
-            <w:tcW w:w="700" w:type="dxa"/>
+        <w:tc>
+          <w:tcPr>
+            <w:tcW w:w="951" w:type="dxa"/>
             <w:tcBorders>
               <w:top w:val="single" w:sz="1" w:space="0" w:color="CCCCCC"/>
               <w:left w:val="single" w:sz="1" w:space="0" w:color="CCCCCC"/>
@@ -10840,7 +11700,7 @@
         </w:tc>
         <w:tc>
           <w:tcPr>
-            <w:tcW w:w="2600" w:type="dxa"/>
+            <w:tcW w:w="3157" w:type="dxa"/>
             <w:tcBorders>
               <w:top w:val="single" w:sz="1" w:space="0" w:color="CCCCCC"/>
               <w:left w:val="single" w:sz="1" w:space="0" w:color="CCCCCC"/>
@@ -10863,13 +11723,33 @@
                 <w:sz w:val="18"/>
                 <w:szCs w:val="18"/>
               </w:rPr>
-              <w:t>/api/customers/profile</w:t>
-            </w:r>
-          </w:p>
-        </w:tc>
-        <w:tc>
-          <w:tcPr>
-            <w:tcW w:w="800" w:type="dxa"/>
+              <w:t>/</w:t>
+            </w:r>
+            <w:proofErr w:type="spellStart"/>
+            <w:r>
+              <w:rPr>
+                <w:rFonts w:ascii="Courier New" w:eastAsia="Courier New" w:hAnsi="Courier New" w:cs="Courier New"/>
+                <w:color w:val="333333"/>
+                <w:sz w:val="18"/>
+                <w:szCs w:val="18"/>
+              </w:rPr>
+              <w:t>api</w:t>
+            </w:r>
+            <w:proofErr w:type="spellEnd"/>
+            <w:r>
+              <w:rPr>
+                <w:rFonts w:ascii="Courier New" w:eastAsia="Courier New" w:hAnsi="Courier New" w:cs="Courier New"/>
+                <w:color w:val="333333"/>
+                <w:sz w:val="18"/>
+                <w:szCs w:val="18"/>
+              </w:rPr>
+              <w:t>/customers/profile</w:t>
+            </w:r>
+          </w:p>
+        </w:tc>
+        <w:tc>
+          <w:tcPr>
+            <w:tcW w:w="771" w:type="dxa"/>
             <w:tcBorders>
               <w:top w:val="single" w:sz="1" w:space="0" w:color="CCCCCC"/>
               <w:left w:val="single" w:sz="1" w:space="0" w:color="CCCCCC"/>
@@ -10902,7 +11782,7 @@
         </w:tc>
         <w:tc>
           <w:tcPr>
-            <w:tcW w:w="3600" w:type="dxa"/>
+            <w:tcW w:w="2807" w:type="dxa"/>
             <w:tcBorders>
               <w:top w:val="single" w:sz="1" w:space="0" w:color="CCCCCC"/>
               <w:left w:val="single" w:sz="1" w:space="0" w:color="CCCCCC"/>
@@ -10929,7 +11809,7 @@
         </w:tc>
         <w:tc>
           <w:tcPr>
-            <w:tcW w:w="1660" w:type="dxa"/>
+            <w:tcW w:w="1674" w:type="dxa"/>
             <w:tcBorders>
               <w:top w:val="single" w:sz="1" w:space="0" w:color="CCCCCC"/>
               <w:left w:val="single" w:sz="1" w:space="0" w:color="CCCCCC"/>
@@ -10950,21 +11830,31 @@
                 <w:sz w:val="20"/>
                 <w:szCs w:val="20"/>
               </w:rPr>
-              <w:t>200 CustomerProfile / 400</w:t>
+              <w:t xml:space="preserve">200 </w:t>
+            </w:r>
+            <w:proofErr w:type="spellStart"/>
+            <w:r>
+              <w:rPr>
+                <w:sz w:val="20"/>
+                <w:szCs w:val="20"/>
+              </w:rPr>
+              <w:t>CustomerProfile</w:t>
+            </w:r>
+            <w:proofErr w:type="spellEnd"/>
+            <w:r>
+              <w:rPr>
+                <w:sz w:val="20"/>
+                <w:szCs w:val="20"/>
+              </w:rPr>
+              <w:t xml:space="preserve"> / 400</w:t>
             </w:r>
           </w:p>
         </w:tc>
       </w:tr>
       <w:tr>
-        <w:tblPrEx>
-          <w:tblCellMar>
-            <w:top w:w="0" w:type="dxa"/>
-            <w:bottom w:w="0" w:type="dxa"/>
-          </w:tblCellMar>
-        </w:tblPrEx>
-        <w:tc>
-          <w:tcPr>
-            <w:tcW w:w="700" w:type="dxa"/>
+        <w:tc>
+          <w:tcPr>
+            <w:tcW w:w="951" w:type="dxa"/>
             <w:tcBorders>
               <w:top w:val="single" w:sz="1" w:space="0" w:color="CCCCCC"/>
               <w:left w:val="single" w:sz="1" w:space="0" w:color="CCCCCC"/>
@@ -10998,7 +11888,7 @@
         </w:tc>
         <w:tc>
           <w:tcPr>
-            <w:tcW w:w="2600" w:type="dxa"/>
+            <w:tcW w:w="3157" w:type="dxa"/>
             <w:tcBorders>
               <w:top w:val="single" w:sz="1" w:space="0" w:color="CCCCCC"/>
               <w:left w:val="single" w:sz="1" w:space="0" w:color="CCCCCC"/>
@@ -11021,13 +11911,33 @@
                 <w:sz w:val="18"/>
                 <w:szCs w:val="18"/>
               </w:rPr>
-              <w:t>/api/products</w:t>
-            </w:r>
-          </w:p>
-        </w:tc>
-        <w:tc>
-          <w:tcPr>
-            <w:tcW w:w="800" w:type="dxa"/>
+              <w:t>/</w:t>
+            </w:r>
+            <w:proofErr w:type="spellStart"/>
+            <w:r>
+              <w:rPr>
+                <w:rFonts w:ascii="Courier New" w:eastAsia="Courier New" w:hAnsi="Courier New" w:cs="Courier New"/>
+                <w:color w:val="333333"/>
+                <w:sz w:val="18"/>
+                <w:szCs w:val="18"/>
+              </w:rPr>
+              <w:t>api</w:t>
+            </w:r>
+            <w:proofErr w:type="spellEnd"/>
+            <w:r>
+              <w:rPr>
+                <w:rFonts w:ascii="Courier New" w:eastAsia="Courier New" w:hAnsi="Courier New" w:cs="Courier New"/>
+                <w:color w:val="333333"/>
+                <w:sz w:val="18"/>
+                <w:szCs w:val="18"/>
+              </w:rPr>
+              <w:t>/products</w:t>
+            </w:r>
+          </w:p>
+        </w:tc>
+        <w:tc>
+          <w:tcPr>
+            <w:tcW w:w="771" w:type="dxa"/>
             <w:tcBorders>
               <w:top w:val="single" w:sz="1" w:space="0" w:color="CCCCCC"/>
               <w:left w:val="single" w:sz="1" w:space="0" w:color="CCCCCC"/>
@@ -11060,7 +11970,7 @@
         </w:tc>
         <w:tc>
           <w:tcPr>
-            <w:tcW w:w="3600" w:type="dxa"/>
+            <w:tcW w:w="2807" w:type="dxa"/>
             <w:tcBorders>
               <w:top w:val="single" w:sz="1" w:space="0" w:color="CCCCCC"/>
               <w:left w:val="single" w:sz="1" w:space="0" w:color="CCCCCC"/>
@@ -11087,7 +11997,7 @@
         </w:tc>
         <w:tc>
           <w:tcPr>
-            <w:tcW w:w="1660" w:type="dxa"/>
+            <w:tcW w:w="1674" w:type="dxa"/>
             <w:tcBorders>
               <w:top w:val="single" w:sz="1" w:space="0" w:color="CCCCCC"/>
               <w:left w:val="single" w:sz="1" w:space="0" w:color="CCCCCC"/>
@@ -11114,15 +12024,9 @@
         </w:tc>
       </w:tr>
       <w:tr>
-        <w:tblPrEx>
-          <w:tblCellMar>
-            <w:top w:w="0" w:type="dxa"/>
-            <w:bottom w:w="0" w:type="dxa"/>
-          </w:tblCellMar>
-        </w:tblPrEx>
-        <w:tc>
-          <w:tcPr>
-            <w:tcW w:w="700" w:type="dxa"/>
+        <w:tc>
+          <w:tcPr>
+            <w:tcW w:w="951" w:type="dxa"/>
             <w:tcBorders>
               <w:top w:val="single" w:sz="1" w:space="0" w:color="CCCCCC"/>
               <w:left w:val="single" w:sz="1" w:space="0" w:color="CCCCCC"/>
@@ -11156,7 +12060,7 @@
         </w:tc>
         <w:tc>
           <w:tcPr>
-            <w:tcW w:w="2600" w:type="dxa"/>
+            <w:tcW w:w="3157" w:type="dxa"/>
             <w:tcBorders>
               <w:top w:val="single" w:sz="1" w:space="0" w:color="CCCCCC"/>
               <w:left w:val="single" w:sz="1" w:space="0" w:color="CCCCCC"/>
@@ -11179,13 +12083,55 @@
                 <w:sz w:val="18"/>
                 <w:szCs w:val="18"/>
               </w:rPr>
-              <w:t>/api/products/{id}</w:t>
-            </w:r>
-          </w:p>
-        </w:tc>
-        <w:tc>
-          <w:tcPr>
-            <w:tcW w:w="800" w:type="dxa"/>
+              <w:t>/</w:t>
+            </w:r>
+            <w:proofErr w:type="spellStart"/>
+            <w:proofErr w:type="gramStart"/>
+            <w:r>
+              <w:rPr>
+                <w:rFonts w:ascii="Courier New" w:eastAsia="Courier New" w:hAnsi="Courier New" w:cs="Courier New"/>
+                <w:color w:val="333333"/>
+                <w:sz w:val="18"/>
+                <w:szCs w:val="18"/>
+              </w:rPr>
+              <w:t>api</w:t>
+            </w:r>
+            <w:proofErr w:type="spellEnd"/>
+            <w:proofErr w:type="gramEnd"/>
+            <w:r>
+              <w:rPr>
+                <w:rFonts w:ascii="Courier New" w:eastAsia="Courier New" w:hAnsi="Courier New" w:cs="Courier New"/>
+                <w:color w:val="333333"/>
+                <w:sz w:val="18"/>
+                <w:szCs w:val="18"/>
+              </w:rPr>
+              <w:t>/</w:t>
+            </w:r>
+            <w:proofErr w:type="gramStart"/>
+            <w:r>
+              <w:rPr>
+                <w:rFonts w:ascii="Courier New" w:eastAsia="Courier New" w:hAnsi="Courier New" w:cs="Courier New"/>
+                <w:color w:val="333333"/>
+                <w:sz w:val="18"/>
+                <w:szCs w:val="18"/>
+              </w:rPr>
+              <w:t>products/{</w:t>
+            </w:r>
+            <w:proofErr w:type="gramEnd"/>
+            <w:r>
+              <w:rPr>
+                <w:rFonts w:ascii="Courier New" w:eastAsia="Courier New" w:hAnsi="Courier New" w:cs="Courier New"/>
+                <w:color w:val="333333"/>
+                <w:sz w:val="18"/>
+                <w:szCs w:val="18"/>
+              </w:rPr>
+              <w:t>id}</w:t>
+            </w:r>
+          </w:p>
+        </w:tc>
+        <w:tc>
+          <w:tcPr>
+            <w:tcW w:w="771" w:type="dxa"/>
             <w:tcBorders>
               <w:top w:val="single" w:sz="1" w:space="0" w:color="CCCCCC"/>
               <w:left w:val="single" w:sz="1" w:space="0" w:color="CCCCCC"/>
@@ -11218,7 +12164,7 @@
         </w:tc>
         <w:tc>
           <w:tcPr>
-            <w:tcW w:w="3600" w:type="dxa"/>
+            <w:tcW w:w="2807" w:type="dxa"/>
             <w:tcBorders>
               <w:top w:val="single" w:sz="1" w:space="0" w:color="CCCCCC"/>
               <w:left w:val="single" w:sz="1" w:space="0" w:color="CCCCCC"/>
@@ -11245,7 +12191,7 @@
         </w:tc>
         <w:tc>
           <w:tcPr>
-            <w:tcW w:w="1660" w:type="dxa"/>
+            <w:tcW w:w="1674" w:type="dxa"/>
             <w:tcBorders>
               <w:top w:val="single" w:sz="1" w:space="0" w:color="CCCCCC"/>
               <w:left w:val="single" w:sz="1" w:space="0" w:color="CCCCCC"/>
@@ -11272,15 +12218,9 @@
         </w:tc>
       </w:tr>
       <w:tr>
-        <w:tblPrEx>
-          <w:tblCellMar>
-            <w:top w:w="0" w:type="dxa"/>
-            <w:bottom w:w="0" w:type="dxa"/>
-          </w:tblCellMar>
-        </w:tblPrEx>
-        <w:tc>
-          <w:tcPr>
-            <w:tcW w:w="700" w:type="dxa"/>
+        <w:tc>
+          <w:tcPr>
+            <w:tcW w:w="951" w:type="dxa"/>
             <w:tcBorders>
               <w:top w:val="single" w:sz="1" w:space="0" w:color="CCCCCC"/>
               <w:left w:val="single" w:sz="1" w:space="0" w:color="CCCCCC"/>
@@ -11314,7 +12254,7 @@
         </w:tc>
         <w:tc>
           <w:tcPr>
-            <w:tcW w:w="2600" w:type="dxa"/>
+            <w:tcW w:w="3157" w:type="dxa"/>
             <w:tcBorders>
               <w:top w:val="single" w:sz="1" w:space="0" w:color="CCCCCC"/>
               <w:left w:val="single" w:sz="1" w:space="0" w:color="CCCCCC"/>
@@ -11337,13 +12277,55 @@
                 <w:sz w:val="18"/>
                 <w:szCs w:val="18"/>
               </w:rPr>
-              <w:t>/api/products/{id}</w:t>
-            </w:r>
-          </w:p>
-        </w:tc>
-        <w:tc>
-          <w:tcPr>
-            <w:tcW w:w="800" w:type="dxa"/>
+              <w:t>/</w:t>
+            </w:r>
+            <w:proofErr w:type="spellStart"/>
+            <w:proofErr w:type="gramStart"/>
+            <w:r>
+              <w:rPr>
+                <w:rFonts w:ascii="Courier New" w:eastAsia="Courier New" w:hAnsi="Courier New" w:cs="Courier New"/>
+                <w:color w:val="333333"/>
+                <w:sz w:val="18"/>
+                <w:szCs w:val="18"/>
+              </w:rPr>
+              <w:t>api</w:t>
+            </w:r>
+            <w:proofErr w:type="spellEnd"/>
+            <w:proofErr w:type="gramEnd"/>
+            <w:r>
+              <w:rPr>
+                <w:rFonts w:ascii="Courier New" w:eastAsia="Courier New" w:hAnsi="Courier New" w:cs="Courier New"/>
+                <w:color w:val="333333"/>
+                <w:sz w:val="18"/>
+                <w:szCs w:val="18"/>
+              </w:rPr>
+              <w:t>/</w:t>
+            </w:r>
+            <w:proofErr w:type="gramStart"/>
+            <w:r>
+              <w:rPr>
+                <w:rFonts w:ascii="Courier New" w:eastAsia="Courier New" w:hAnsi="Courier New" w:cs="Courier New"/>
+                <w:color w:val="333333"/>
+                <w:sz w:val="18"/>
+                <w:szCs w:val="18"/>
+              </w:rPr>
+              <w:t>products/{</w:t>
+            </w:r>
+            <w:proofErr w:type="gramEnd"/>
+            <w:r>
+              <w:rPr>
+                <w:rFonts w:ascii="Courier New" w:eastAsia="Courier New" w:hAnsi="Courier New" w:cs="Courier New"/>
+                <w:color w:val="333333"/>
+                <w:sz w:val="18"/>
+                <w:szCs w:val="18"/>
+              </w:rPr>
+              <w:t>id}</w:t>
+            </w:r>
+          </w:p>
+        </w:tc>
+        <w:tc>
+          <w:tcPr>
+            <w:tcW w:w="771" w:type="dxa"/>
             <w:tcBorders>
               <w:top w:val="single" w:sz="1" w:space="0" w:color="CCCCCC"/>
               <w:left w:val="single" w:sz="1" w:space="0" w:color="CCCCCC"/>
@@ -11376,7 +12358,7 @@
         </w:tc>
         <w:tc>
           <w:tcPr>
-            <w:tcW w:w="3600" w:type="dxa"/>
+            <w:tcW w:w="2807" w:type="dxa"/>
             <w:tcBorders>
               <w:top w:val="single" w:sz="1" w:space="0" w:color="CCCCCC"/>
               <w:left w:val="single" w:sz="1" w:space="0" w:color="CCCCCC"/>
@@ -11403,7 +12385,7 @@
         </w:tc>
         <w:tc>
           <w:tcPr>
-            <w:tcW w:w="1660" w:type="dxa"/>
+            <w:tcW w:w="1674" w:type="dxa"/>
             <w:tcBorders>
               <w:top w:val="single" w:sz="1" w:space="0" w:color="CCCCCC"/>
               <w:left w:val="single" w:sz="1" w:space="0" w:color="CCCCCC"/>
@@ -11430,15 +12412,9 @@
         </w:tc>
       </w:tr>
       <w:tr>
-        <w:tblPrEx>
-          <w:tblCellMar>
-            <w:top w:w="0" w:type="dxa"/>
-            <w:bottom w:w="0" w:type="dxa"/>
-          </w:tblCellMar>
-        </w:tblPrEx>
-        <w:tc>
-          <w:tcPr>
-            <w:tcW w:w="700" w:type="dxa"/>
+        <w:tc>
+          <w:tcPr>
+            <w:tcW w:w="951" w:type="dxa"/>
             <w:tcBorders>
               <w:top w:val="single" w:sz="1" w:space="0" w:color="CCCCCC"/>
               <w:left w:val="single" w:sz="1" w:space="0" w:color="CCCCCC"/>
@@ -11466,14 +12442,13 @@
                 <w:sz w:val="18"/>
                 <w:szCs w:val="18"/>
               </w:rPr>
-              <w:lastRenderedPageBreak/>
               <w:t>GET</w:t>
             </w:r>
           </w:p>
         </w:tc>
         <w:tc>
           <w:tcPr>
-            <w:tcW w:w="2600" w:type="dxa"/>
+            <w:tcW w:w="3157" w:type="dxa"/>
             <w:tcBorders>
               <w:top w:val="single" w:sz="1" w:space="0" w:color="CCCCCC"/>
               <w:left w:val="single" w:sz="1" w:space="0" w:color="CCCCCC"/>
@@ -11496,13 +12471,33 @@
                 <w:sz w:val="18"/>
                 <w:szCs w:val="18"/>
               </w:rPr>
-              <w:t>/api/orders/all</w:t>
-            </w:r>
-          </w:p>
-        </w:tc>
-        <w:tc>
-          <w:tcPr>
-            <w:tcW w:w="800" w:type="dxa"/>
+              <w:t>/</w:t>
+            </w:r>
+            <w:proofErr w:type="spellStart"/>
+            <w:r>
+              <w:rPr>
+                <w:rFonts w:ascii="Courier New" w:eastAsia="Courier New" w:hAnsi="Courier New" w:cs="Courier New"/>
+                <w:color w:val="333333"/>
+                <w:sz w:val="18"/>
+                <w:szCs w:val="18"/>
+              </w:rPr>
+              <w:t>api</w:t>
+            </w:r>
+            <w:proofErr w:type="spellEnd"/>
+            <w:r>
+              <w:rPr>
+                <w:rFonts w:ascii="Courier New" w:eastAsia="Courier New" w:hAnsi="Courier New" w:cs="Courier New"/>
+                <w:color w:val="333333"/>
+                <w:sz w:val="18"/>
+                <w:szCs w:val="18"/>
+              </w:rPr>
+              <w:t>/orders/all</w:t>
+            </w:r>
+          </w:p>
+        </w:tc>
+        <w:tc>
+          <w:tcPr>
+            <w:tcW w:w="771" w:type="dxa"/>
             <w:tcBorders>
               <w:top w:val="single" w:sz="1" w:space="0" w:color="CCCCCC"/>
               <w:left w:val="single" w:sz="1" w:space="0" w:color="CCCCCC"/>
@@ -11535,7 +12530,7 @@
         </w:tc>
         <w:tc>
           <w:tcPr>
-            <w:tcW w:w="3600" w:type="dxa"/>
+            <w:tcW w:w="2807" w:type="dxa"/>
             <w:tcBorders>
               <w:top w:val="single" w:sz="1" w:space="0" w:color="CCCCCC"/>
               <w:left w:val="single" w:sz="1" w:space="0" w:color="CCCCCC"/>
@@ -11562,7 +12557,7 @@
         </w:tc>
         <w:tc>
           <w:tcPr>
-            <w:tcW w:w="1660" w:type="dxa"/>
+            <w:tcW w:w="1674" w:type="dxa"/>
             <w:tcBorders>
               <w:top w:val="single" w:sz="1" w:space="0" w:color="CCCCCC"/>
               <w:left w:val="single" w:sz="1" w:space="0" w:color="CCCCCC"/>
@@ -11584,6 +12579,262 @@
                 <w:szCs w:val="20"/>
               </w:rPr>
               <w:t>200 Page&lt;Order&gt;</w:t>
+            </w:r>
+          </w:p>
+        </w:tc>
+      </w:tr>
+      <w:tr>
+        <w:trPr>
+          <w:trHeight w:val="575"/>
+        </w:trPr>
+        <w:tc>
+          <w:tcPr>
+            <w:tcW w:w="951" w:type="dxa"/>
+            <w:tcBorders>
+              <w:top w:val="single" w:sz="1" w:space="0" w:color="CCCCCC"/>
+              <w:left w:val="single" w:sz="1" w:space="0" w:color="CCCCCC"/>
+              <w:bottom w:val="single" w:sz="1" w:space="0" w:color="CCCCCC"/>
+              <w:right w:val="single" w:sz="1" w:space="0" w:color="CCCCCC"/>
+            </w:tcBorders>
+            <w:shd w:val="clear" w:color="auto" w:fill="F2F2F2"/>
+            <w:tcMar>
+              <w:top w:w="80" w:type="dxa"/>
+              <w:left w:w="80" w:type="dxa"/>
+              <w:bottom w:w="80" w:type="dxa"/>
+              <w:right w:w="80" w:type="dxa"/>
+            </w:tcMar>
+          </w:tcPr>
+          <w:p>
+            <w:pPr>
+              <w:jc w:val="center"/>
+              <w:rPr>
+                <w:rFonts w:ascii="Courier New" w:eastAsia="Courier New" w:hAnsi="Courier New" w:cs="Courier New"/>
+                <w:b/>
+                <w:bCs/>
+                <w:color w:val="1A7F4B"/>
+                <w:sz w:val="18"/>
+                <w:szCs w:val="18"/>
+              </w:rPr>
+            </w:pPr>
+            <w:r>
+              <w:rPr>
+                <w:rFonts w:ascii="Courier New" w:eastAsia="Courier New" w:hAnsi="Courier New" w:cs="Courier New"/>
+                <w:b/>
+                <w:bCs/>
+                <w:color w:val="FFC000"/>
+                <w:sz w:val="18"/>
+                <w:szCs w:val="18"/>
+              </w:rPr>
+              <w:t>PUT</w:t>
+            </w:r>
+          </w:p>
+        </w:tc>
+        <w:tc>
+          <w:tcPr>
+            <w:tcW w:w="3157" w:type="dxa"/>
+            <w:tcBorders>
+              <w:top w:val="single" w:sz="1" w:space="0" w:color="CCCCCC"/>
+              <w:left w:val="single" w:sz="1" w:space="0" w:color="CCCCCC"/>
+              <w:bottom w:val="single" w:sz="1" w:space="0" w:color="CCCCCC"/>
+              <w:right w:val="single" w:sz="1" w:space="0" w:color="CCCCCC"/>
+            </w:tcBorders>
+            <w:shd w:val="clear" w:color="auto" w:fill="F2F2F2"/>
+            <w:tcMar>
+              <w:top w:w="80" w:type="dxa"/>
+              <w:left w:w="120" w:type="dxa"/>
+              <w:bottom w:w="80" w:type="dxa"/>
+              <w:right w:w="120" w:type="dxa"/>
+            </w:tcMar>
+          </w:tcPr>
+          <w:p>
+            <w:pPr>
+              <w:rPr>
+                <w:rFonts w:ascii="Courier New" w:eastAsia="Courier New" w:hAnsi="Courier New" w:cs="Courier New"/>
+                <w:color w:val="333333"/>
+                <w:sz w:val="18"/>
+                <w:szCs w:val="18"/>
+              </w:rPr>
+            </w:pPr>
+            <w:r>
+              <w:rPr>
+                <w:rFonts w:ascii="Courier New" w:eastAsia="Courier New" w:hAnsi="Courier New" w:cs="Courier New"/>
+                <w:color w:val="333333"/>
+                <w:sz w:val="18"/>
+                <w:szCs w:val="18"/>
+              </w:rPr>
+              <w:t>/</w:t>
+            </w:r>
+            <w:proofErr w:type="spellStart"/>
+            <w:proofErr w:type="gramStart"/>
+            <w:r>
+              <w:rPr>
+                <w:rFonts w:ascii="Courier New" w:eastAsia="Courier New" w:hAnsi="Courier New" w:cs="Courier New"/>
+                <w:color w:val="333333"/>
+                <w:sz w:val="18"/>
+                <w:szCs w:val="18"/>
+              </w:rPr>
+              <w:t>api</w:t>
+            </w:r>
+            <w:proofErr w:type="spellEnd"/>
+            <w:proofErr w:type="gramEnd"/>
+            <w:r>
+              <w:rPr>
+                <w:rFonts w:ascii="Courier New" w:eastAsia="Courier New" w:hAnsi="Courier New" w:cs="Courier New"/>
+                <w:color w:val="333333"/>
+                <w:sz w:val="18"/>
+                <w:szCs w:val="18"/>
+              </w:rPr>
+              <w:t>/</w:t>
+            </w:r>
+            <w:proofErr w:type="gramStart"/>
+            <w:r>
+              <w:rPr>
+                <w:rFonts w:ascii="Courier New" w:eastAsia="Courier New" w:hAnsi="Courier New" w:cs="Courier New"/>
+                <w:color w:val="333333"/>
+                <w:sz w:val="18"/>
+                <w:szCs w:val="18"/>
+              </w:rPr>
+              <w:t>orders/{</w:t>
+            </w:r>
+            <w:proofErr w:type="gramEnd"/>
+            <w:r>
+              <w:rPr>
+                <w:rFonts w:ascii="Courier New" w:eastAsia="Courier New" w:hAnsi="Courier New" w:cs="Courier New"/>
+                <w:color w:val="333333"/>
+                <w:sz w:val="18"/>
+                <w:szCs w:val="18"/>
+              </w:rPr>
+              <w:t>id}</w:t>
+            </w:r>
+          </w:p>
+        </w:tc>
+        <w:tc>
+          <w:tcPr>
+            <w:tcW w:w="771" w:type="dxa"/>
+            <w:tcBorders>
+              <w:top w:val="single" w:sz="1" w:space="0" w:color="CCCCCC"/>
+              <w:left w:val="single" w:sz="1" w:space="0" w:color="CCCCCC"/>
+              <w:bottom w:val="single" w:sz="1" w:space="0" w:color="CCCCCC"/>
+              <w:right w:val="single" w:sz="1" w:space="0" w:color="CCCCCC"/>
+            </w:tcBorders>
+            <w:shd w:val="clear" w:color="auto" w:fill="FFF3E0"/>
+            <w:tcMar>
+              <w:top w:w="80" w:type="dxa"/>
+              <w:left w:w="80" w:type="dxa"/>
+              <w:bottom w:w="80" w:type="dxa"/>
+              <w:right w:w="80" w:type="dxa"/>
+            </w:tcMar>
+          </w:tcPr>
+          <w:p>
+            <w:pPr>
+              <w:jc w:val="center"/>
+              <w:rPr>
+                <w:b/>
+                <w:bCs/>
+                <w:color w:val="C9543A"/>
+                <w:sz w:val="18"/>
+                <w:szCs w:val="18"/>
+              </w:rPr>
+            </w:pPr>
+            <w:r>
+              <w:rPr>
+                <w:b/>
+                <w:bCs/>
+                <w:color w:val="C9543A"/>
+                <w:sz w:val="18"/>
+                <w:szCs w:val="18"/>
+              </w:rPr>
+              <w:t>Admin</w:t>
+            </w:r>
+          </w:p>
+        </w:tc>
+        <w:tc>
+          <w:tcPr>
+            <w:tcW w:w="2807" w:type="dxa"/>
+            <w:tcBorders>
+              <w:top w:val="single" w:sz="1" w:space="0" w:color="CCCCCC"/>
+              <w:left w:val="single" w:sz="1" w:space="0" w:color="CCCCCC"/>
+              <w:bottom w:val="single" w:sz="1" w:space="0" w:color="CCCCCC"/>
+              <w:right w:val="single" w:sz="1" w:space="0" w:color="CCCCCC"/>
+            </w:tcBorders>
+            <w:shd w:val="clear" w:color="auto" w:fill="F2F2F2"/>
+            <w:tcMar>
+              <w:top w:w="80" w:type="dxa"/>
+              <w:left w:w="120" w:type="dxa"/>
+              <w:bottom w:w="80" w:type="dxa"/>
+              <w:right w:w="120" w:type="dxa"/>
+            </w:tcMar>
+          </w:tcPr>
+          <w:p>
+            <w:pPr>
+              <w:rPr>
+                <w:sz w:val="20"/>
+                <w:szCs w:val="20"/>
+              </w:rPr>
+            </w:pPr>
+            <w:r>
+              <w:rPr>
+                <w:sz w:val="20"/>
+                <w:szCs w:val="20"/>
+              </w:rPr>
+              <w:t xml:space="preserve">Update customer orders.  </w:t>
+            </w:r>
+            <w:r>
+              <w:rPr>
+                <w:sz w:val="20"/>
+                <w:szCs w:val="20"/>
+              </w:rPr>
+              <w:br/>
+              <w:t xml:space="preserve">Payments, Status, </w:t>
+            </w:r>
+            <w:proofErr w:type="spellStart"/>
+            <w:r>
+              <w:rPr>
+                <w:sz w:val="20"/>
+                <w:szCs w:val="20"/>
+              </w:rPr>
+              <w:t>etc</w:t>
+            </w:r>
+            <w:proofErr w:type="spellEnd"/>
+            <w:r>
+              <w:rPr>
+                <w:sz w:val="20"/>
+                <w:szCs w:val="20"/>
+              </w:rPr>
+              <w:t>…</w:t>
+            </w:r>
+          </w:p>
+        </w:tc>
+        <w:tc>
+          <w:tcPr>
+            <w:tcW w:w="1674" w:type="dxa"/>
+            <w:tcBorders>
+              <w:top w:val="single" w:sz="1" w:space="0" w:color="CCCCCC"/>
+              <w:left w:val="single" w:sz="1" w:space="0" w:color="CCCCCC"/>
+              <w:bottom w:val="single" w:sz="1" w:space="0" w:color="CCCCCC"/>
+              <w:right w:val="single" w:sz="1" w:space="0" w:color="CCCCCC"/>
+            </w:tcBorders>
+            <w:shd w:val="clear" w:color="auto" w:fill="F2F2F2"/>
+            <w:tcMar>
+              <w:top w:w="80" w:type="dxa"/>
+              <w:left w:w="120" w:type="dxa"/>
+              <w:bottom w:w="80" w:type="dxa"/>
+              <w:right w:w="120" w:type="dxa"/>
+            </w:tcMar>
+          </w:tcPr>
+          <w:p>
+            <w:pPr>
+              <w:rPr>
+                <w:sz w:val="20"/>
+                <w:szCs w:val="20"/>
+              </w:rPr>
+            </w:pPr>
+            <w:r>
+              <w:rPr>
+                <w:sz w:val="20"/>
+                <w:szCs w:val="20"/>
+              </w:rPr>
+              <w:t>200 Product / 404</w:t>
             </w:r>
           </w:p>
         </w:tc>
@@ -11606,7 +12857,41 @@
           <w:sz w:val="24"/>
           <w:szCs w:val="24"/>
         </w:rPr>
-        <w:t>Authentication Response Schema  (AuthResponse)</w:t>
+        <w:t xml:space="preserve">Authentication Response </w:t>
+      </w:r>
+      <w:proofErr w:type="gramStart"/>
+      <w:r>
+        <w:rPr>
+          <w:b/>
+          <w:bCs/>
+          <w:color w:val="C9543A"/>
+          <w:sz w:val="24"/>
+          <w:szCs w:val="24"/>
+        </w:rPr>
+        <w:t>Schema  (</w:t>
+      </w:r>
+      <w:proofErr w:type="spellStart"/>
+      <w:proofErr w:type="gramEnd"/>
+      <w:r>
+        <w:rPr>
+          <w:b/>
+          <w:bCs/>
+          <w:color w:val="C9543A"/>
+          <w:sz w:val="24"/>
+          <w:szCs w:val="24"/>
+        </w:rPr>
+        <w:t>AuthResponse</w:t>
+      </w:r>
+      <w:proofErr w:type="spellEnd"/>
+      <w:r>
+        <w:rPr>
+          <w:b/>
+          <w:bCs/>
+          <w:color w:val="C9543A"/>
+          <w:sz w:val="24"/>
+          <w:szCs w:val="24"/>
+        </w:rPr>
+        <w:t>)</w:t>
       </w:r>
     </w:p>
     <w:p>
@@ -11631,8 +12916,13 @@
         </w:numPr>
         <w:spacing w:before="40" w:after="40"/>
       </w:pPr>
-      <w:r>
-        <w:t>tokenType — string — always "Bearer"</w:t>
+      <w:proofErr w:type="spellStart"/>
+      <w:r>
+        <w:t>tokenType</w:t>
+      </w:r>
+      <w:proofErr w:type="spellEnd"/>
+      <w:r>
+        <w:t xml:space="preserve"> — string — always "Bearer"</w:t>
       </w:r>
     </w:p>
     <w:p>
@@ -11644,8 +12934,14 @@
         </w:numPr>
         <w:spacing w:before="40" w:after="40"/>
       </w:pPr>
-      <w:r>
-        <w:t>userId — long — the authenticated user's database ID</w:t>
+      <w:proofErr w:type="spellStart"/>
+      <w:r>
+        <w:lastRenderedPageBreak/>
+        <w:t>userId</w:t>
+      </w:r>
+      <w:proofErr w:type="spellEnd"/>
+      <w:r>
+        <w:t xml:space="preserve"> — long — the authenticated user's database ID</w:t>
       </w:r>
     </w:p>
     <w:p>
@@ -11704,8 +13000,85 @@
         <w:spacing w:before="40" w:after="40"/>
       </w:pPr>
       <w:r>
-        <w:t>id, name, description, price (decimal), stockQty (int), grade (string), scale (string), imageUrl (string), isFeatured (boolean), category { id, name }, brand { id, name }, createdAt, updatedAt</w:t>
-      </w:r>
+        <w:t xml:space="preserve">id, name, description, price (decimal), </w:t>
+      </w:r>
+      <w:proofErr w:type="spellStart"/>
+      <w:r>
+        <w:t>stockQty</w:t>
+      </w:r>
+      <w:proofErr w:type="spellEnd"/>
+      <w:r>
+        <w:t xml:space="preserve"> (int), grade (string), scale (string), </w:t>
+      </w:r>
+      <w:proofErr w:type="spellStart"/>
+      <w:r>
+        <w:t>imageUrl</w:t>
+      </w:r>
+      <w:proofErr w:type="spellEnd"/>
+      <w:r>
+        <w:t xml:space="preserve"> (string), </w:t>
+      </w:r>
+      <w:proofErr w:type="spellStart"/>
+      <w:r>
+        <w:t>isFeatured</w:t>
+      </w:r>
+      <w:proofErr w:type="spellEnd"/>
+      <w:r>
+        <w:t xml:space="preserve"> (</w:t>
+      </w:r>
+      <w:proofErr w:type="spellStart"/>
+      <w:r>
+        <w:t>boolean</w:t>
+      </w:r>
+      <w:proofErr w:type="spellEnd"/>
+      <w:r>
+        <w:t xml:space="preserve">), category </w:t>
+      </w:r>
+      <w:proofErr w:type="gramStart"/>
+      <w:r>
+        <w:t>{ id</w:t>
+      </w:r>
+      <w:proofErr w:type="gramEnd"/>
+      <w:r>
+        <w:t xml:space="preserve">, </w:t>
+      </w:r>
+      <w:proofErr w:type="gramStart"/>
+      <w:r>
+        <w:t>name }</w:t>
+      </w:r>
+      <w:proofErr w:type="gramEnd"/>
+      <w:r>
+        <w:t xml:space="preserve">, brand </w:t>
+      </w:r>
+      <w:proofErr w:type="gramStart"/>
+      <w:r>
+        <w:t>{ id</w:t>
+      </w:r>
+      <w:proofErr w:type="gramEnd"/>
+      <w:r>
+        <w:t xml:space="preserve">, </w:t>
+      </w:r>
+      <w:proofErr w:type="gramStart"/>
+      <w:r>
+        <w:t>name }</w:t>
+      </w:r>
+      <w:proofErr w:type="gramEnd"/>
+      <w:r>
+        <w:t xml:space="preserve">, </w:t>
+      </w:r>
+      <w:proofErr w:type="spellStart"/>
+      <w:r>
+        <w:t>createdAt</w:t>
+      </w:r>
+      <w:proofErr w:type="spellEnd"/>
+      <w:r>
+        <w:t xml:space="preserve">, </w:t>
+      </w:r>
+      <w:proofErr w:type="spellStart"/>
+      <w:r>
+        <w:t>updatedAt</w:t>
+      </w:r>
+      <w:proofErr w:type="spellEnd"/>
     </w:p>
     <w:p>
       <w:pPr>
@@ -11737,8 +13110,63 @@
         <w:spacing w:before="40" w:after="40"/>
       </w:pPr>
       <w:r>
-        <w:t>id, userId, items: [ { id, product { id, name, price, imageUrl }, quantity, lineTotal } ], cartTotal</w:t>
-      </w:r>
+        <w:t xml:space="preserve">id, </w:t>
+      </w:r>
+      <w:proofErr w:type="spellStart"/>
+      <w:r>
+        <w:t>userId</w:t>
+      </w:r>
+      <w:proofErr w:type="spellEnd"/>
+      <w:r>
+        <w:t xml:space="preserve">, items: [ </w:t>
+      </w:r>
+      <w:proofErr w:type="gramStart"/>
+      <w:r>
+        <w:t>{ id</w:t>
+      </w:r>
+      <w:proofErr w:type="gramEnd"/>
+      <w:r>
+        <w:t xml:space="preserve">, product </w:t>
+      </w:r>
+      <w:proofErr w:type="gramStart"/>
+      <w:r>
+        <w:t>{ id</w:t>
+      </w:r>
+      <w:proofErr w:type="gramEnd"/>
+      <w:r>
+        <w:t xml:space="preserve">, name, price, </w:t>
+      </w:r>
+      <w:proofErr w:type="spellStart"/>
+      <w:proofErr w:type="gramStart"/>
+      <w:r>
+        <w:t>imageUrl</w:t>
+      </w:r>
+      <w:proofErr w:type="spellEnd"/>
+      <w:r>
+        <w:t xml:space="preserve"> }</w:t>
+      </w:r>
+      <w:proofErr w:type="gramEnd"/>
+      <w:r>
+        <w:t xml:space="preserve">, quantity, </w:t>
+      </w:r>
+      <w:proofErr w:type="spellStart"/>
+      <w:proofErr w:type="gramStart"/>
+      <w:r>
+        <w:t>lineTotal</w:t>
+      </w:r>
+      <w:proofErr w:type="spellEnd"/>
+      <w:r>
+        <w:t xml:space="preserve"> }</w:t>
+      </w:r>
+      <w:proofErr w:type="gramEnd"/>
+      <w:r>
+        <w:t xml:space="preserve"> ], </w:t>
+      </w:r>
+      <w:proofErr w:type="spellStart"/>
+      <w:r>
+        <w:t>cartTotal</w:t>
+      </w:r>
+      <w:proofErr w:type="spellEnd"/>
     </w:p>
     <w:p>
       <w:pPr>
@@ -11770,8 +13198,106 @@
         <w:spacing w:before="40" w:after="40"/>
       </w:pPr>
       <w:r>
-        <w:t>id, userId, status, totalAmount, shippingAddress { name, addressLine1, city, postcode, country }, items: [ { id, product { id, name }, quantity, unitPrice, lineTotal } ], createdAt, updatedAt</w:t>
-      </w:r>
+        <w:t xml:space="preserve">id, </w:t>
+      </w:r>
+      <w:proofErr w:type="spellStart"/>
+      <w:r>
+        <w:t>userId</w:t>
+      </w:r>
+      <w:proofErr w:type="spellEnd"/>
+      <w:r>
+        <w:t xml:space="preserve">, status, </w:t>
+      </w:r>
+      <w:proofErr w:type="spellStart"/>
+      <w:r>
+        <w:t>totalAmount</w:t>
+      </w:r>
+      <w:proofErr w:type="spellEnd"/>
+      <w:r>
+        <w:t xml:space="preserve">, </w:t>
+      </w:r>
+      <w:proofErr w:type="spellStart"/>
+      <w:r>
+        <w:t>shippingAddress</w:t>
+      </w:r>
+      <w:proofErr w:type="spellEnd"/>
+      <w:r>
+        <w:t xml:space="preserve"> </w:t>
+      </w:r>
+      <w:proofErr w:type="gramStart"/>
+      <w:r>
+        <w:t>{ name</w:t>
+      </w:r>
+      <w:proofErr w:type="gramEnd"/>
+      <w:r>
+        <w:t xml:space="preserve">, addressLine1, city, postcode, </w:t>
+      </w:r>
+      <w:proofErr w:type="gramStart"/>
+      <w:r>
+        <w:t>country }</w:t>
+      </w:r>
+      <w:proofErr w:type="gramEnd"/>
+      <w:r>
+        <w:t xml:space="preserve">, items: [ </w:t>
+      </w:r>
+      <w:proofErr w:type="gramStart"/>
+      <w:r>
+        <w:t>{ id</w:t>
+      </w:r>
+      <w:proofErr w:type="gramEnd"/>
+      <w:r>
+        <w:t xml:space="preserve">, product </w:t>
+      </w:r>
+      <w:proofErr w:type="gramStart"/>
+      <w:r>
+        <w:t>{ id</w:t>
+      </w:r>
+      <w:proofErr w:type="gramEnd"/>
+      <w:r>
+        <w:t xml:space="preserve">, </w:t>
+      </w:r>
+      <w:proofErr w:type="gramStart"/>
+      <w:r>
+        <w:t>name }</w:t>
+      </w:r>
+      <w:proofErr w:type="gramEnd"/>
+      <w:r>
+        <w:t xml:space="preserve">, quantity, </w:t>
+      </w:r>
+      <w:proofErr w:type="spellStart"/>
+      <w:r>
+        <w:t>unitPrice</w:t>
+      </w:r>
+      <w:proofErr w:type="spellEnd"/>
+      <w:r>
+        <w:t xml:space="preserve">, </w:t>
+      </w:r>
+      <w:proofErr w:type="spellStart"/>
+      <w:proofErr w:type="gramStart"/>
+      <w:r>
+        <w:t>lineTotal</w:t>
+      </w:r>
+      <w:proofErr w:type="spellEnd"/>
+      <w:r>
+        <w:t xml:space="preserve"> }</w:t>
+      </w:r>
+      <w:proofErr w:type="gramEnd"/>
+      <w:r>
+        <w:t xml:space="preserve"> ], </w:t>
+      </w:r>
+      <w:proofErr w:type="spellStart"/>
+      <w:r>
+        <w:t>createdAt</w:t>
+      </w:r>
+      <w:proofErr w:type="spellEnd"/>
+      <w:r>
+        <w:t xml:space="preserve">, </w:t>
+      </w:r>
+      <w:proofErr w:type="spellStart"/>
+      <w:r>
+        <w:t>updatedAt</w:t>
+      </w:r>
+      <w:proofErr w:type="spellEnd"/>
     </w:p>
     <w:p>
       <w:pPr>
@@ -11782,8 +13308,13 @@
       <w:pPr>
         <w:pStyle w:val="Heading2"/>
       </w:pPr>
-      <w:r>
-        <w:t>1.3.4  React Frontend Component Diagram</w:t>
+      <w:proofErr w:type="gramStart"/>
+      <w:r>
+        <w:t>1.3.4  React</w:t>
+      </w:r>
+      <w:proofErr w:type="gramEnd"/>
+      <w:r>
+        <w:t xml:space="preserve"> Frontend Component Diagram</w:t>
       </w:r>
     </w:p>
     <w:p>
@@ -11791,7 +13322,15 @@
         <w:spacing w:before="60" w:after="60"/>
       </w:pPr>
       <w:r>
-        <w:t>The frontend is a React 18 SPA using React Router v6 for client-side routing. State management uses the Context API for authentication and cart state. An Axios service layer handles all API communication. The component hierarchy below maps the full component tree from root to leaf.</w:t>
+        <w:t xml:space="preserve">The </w:t>
+      </w:r>
+      <w:proofErr w:type="gramStart"/>
+      <w:r>
+        <w:t>frontend</w:t>
+      </w:r>
+      <w:proofErr w:type="gramEnd"/>
+      <w:r>
+        <w:t xml:space="preserve"> is a React 18 SPA using React Router v6 for client-side routing. State management uses the Context API for authentication and cart state. An Axios service layer handles all API communication. The component hierarchy below maps the full component tree from root to leaf.</w:t>
       </w:r>
     </w:p>
     <w:p>
@@ -11832,23 +13371,17 @@
         <w:tblLook w:val="0000" w:firstRow="0" w:lastRow="0" w:firstColumn="0" w:lastColumn="0" w:noHBand="0" w:noVBand="0"/>
       </w:tblPr>
       <w:tblGrid>
-        <w:gridCol w:w="2541"/>
-        <w:gridCol w:w="1588"/>
-        <w:gridCol w:w="5231"/>
+        <w:gridCol w:w="2719"/>
+        <w:gridCol w:w="1573"/>
+        <w:gridCol w:w="5068"/>
       </w:tblGrid>
       <w:tr>
-        <w:tblPrEx>
-          <w:tblCellMar>
-            <w:top w:w="0" w:type="dxa"/>
-            <w:bottom w:w="0" w:type="dxa"/>
-          </w:tblCellMar>
-        </w:tblPrEx>
         <w:trPr>
           <w:tblHeader/>
         </w:trPr>
         <w:tc>
           <w:tcPr>
-            <w:tcW w:w="2400" w:type="dxa"/>
+            <w:tcW w:w="2719" w:type="dxa"/>
             <w:tcBorders>
               <w:top w:val="single" w:sz="1" w:space="0" w:color="CCCCCC"/>
               <w:left w:val="single" w:sz="1" w:space="0" w:color="CCCCCC"/>
@@ -11878,7 +13411,7 @@
         </w:tc>
         <w:tc>
           <w:tcPr>
-            <w:tcW w:w="1600" w:type="dxa"/>
+            <w:tcW w:w="1573" w:type="dxa"/>
             <w:tcBorders>
               <w:top w:val="single" w:sz="1" w:space="0" w:color="CCCCCC"/>
               <w:left w:val="single" w:sz="1" w:space="0" w:color="CCCCCC"/>
@@ -11908,7 +13441,7 @@
         </w:tc>
         <w:tc>
           <w:tcPr>
-            <w:tcW w:w="5360" w:type="dxa"/>
+            <w:tcW w:w="5068" w:type="dxa"/>
             <w:tcBorders>
               <w:top w:val="single" w:sz="1" w:space="0" w:color="CCCCCC"/>
               <w:left w:val="single" w:sz="1" w:space="0" w:color="CCCCCC"/>
@@ -11938,15 +13471,9 @@
         </w:tc>
       </w:tr>
       <w:tr>
-        <w:tblPrEx>
-          <w:tblCellMar>
-            <w:top w:w="0" w:type="dxa"/>
-            <w:bottom w:w="0" w:type="dxa"/>
-          </w:tblCellMar>
-        </w:tblPrEx>
-        <w:tc>
-          <w:tcPr>
-            <w:tcW w:w="2400" w:type="dxa"/>
+        <w:tc>
+          <w:tcPr>
+            <w:tcW w:w="2719" w:type="dxa"/>
             <w:tcBorders>
               <w:top w:val="single" w:sz="1" w:space="0" w:color="CCCCCC"/>
               <w:left w:val="single" w:sz="1" w:space="0" w:color="CCCCCC"/>
@@ -11962,6 +13489,7 @@
             </w:tcMar>
           </w:tcPr>
           <w:p>
+            <w:proofErr w:type="spellStart"/>
             <w:r>
               <w:rPr>
                 <w:b/>
@@ -11972,11 +13500,12 @@
               </w:rPr>
               <w:t>App.jsx</w:t>
             </w:r>
-          </w:p>
-        </w:tc>
-        <w:tc>
-          <w:tcPr>
-            <w:tcW w:w="1600" w:type="dxa"/>
+            <w:proofErr w:type="spellEnd"/>
+          </w:p>
+        </w:tc>
+        <w:tc>
+          <w:tcPr>
+            <w:tcW w:w="1573" w:type="dxa"/>
             <w:tcBorders>
               <w:top w:val="single" w:sz="1" w:space="0" w:color="CCCCCC"/>
               <w:left w:val="single" w:sz="1" w:space="0" w:color="CCCCCC"/>
@@ -12003,7 +13532,7 @@
         </w:tc>
         <w:tc>
           <w:tcPr>
-            <w:tcW w:w="5360" w:type="dxa"/>
+            <w:tcW w:w="5068" w:type="dxa"/>
             <w:tcBorders>
               <w:top w:val="single" w:sz="1" w:space="0" w:color="CCCCCC"/>
               <w:left w:val="single" w:sz="1" w:space="0" w:color="CCCCCC"/>
@@ -12030,15 +13559,9 @@
         </w:tc>
       </w:tr>
       <w:tr>
-        <w:tblPrEx>
-          <w:tblCellMar>
-            <w:top w:w="0" w:type="dxa"/>
-            <w:bottom w:w="0" w:type="dxa"/>
-          </w:tblCellMar>
-        </w:tblPrEx>
-        <w:tc>
-          <w:tcPr>
-            <w:tcW w:w="2400" w:type="dxa"/>
+        <w:tc>
+          <w:tcPr>
+            <w:tcW w:w="2719" w:type="dxa"/>
             <w:tcBorders>
               <w:top w:val="single" w:sz="1" w:space="0" w:color="CCCCCC"/>
               <w:left w:val="single" w:sz="1" w:space="0" w:color="CCCCCC"/>
@@ -12054,6 +13577,7 @@
             </w:tcMar>
           </w:tcPr>
           <w:p>
+            <w:proofErr w:type="spellStart"/>
             <w:r>
               <w:rPr>
                 <w:b/>
@@ -12064,11 +13588,12 @@
               </w:rPr>
               <w:t>MainLayout.jsx</w:t>
             </w:r>
-          </w:p>
-        </w:tc>
-        <w:tc>
-          <w:tcPr>
-            <w:tcW w:w="1600" w:type="dxa"/>
+            <w:proofErr w:type="spellEnd"/>
+          </w:p>
+        </w:tc>
+        <w:tc>
+          <w:tcPr>
+            <w:tcW w:w="1573" w:type="dxa"/>
             <w:tcBorders>
               <w:top w:val="single" w:sz="1" w:space="0" w:color="CCCCCC"/>
               <w:left w:val="single" w:sz="1" w:space="0" w:color="CCCCCC"/>
@@ -12095,7 +13620,7 @@
         </w:tc>
         <w:tc>
           <w:tcPr>
-            <w:tcW w:w="5360" w:type="dxa"/>
+            <w:tcW w:w="5068" w:type="dxa"/>
             <w:tcBorders>
               <w:top w:val="single" w:sz="1" w:space="0" w:color="CCCCCC"/>
               <w:left w:val="single" w:sz="1" w:space="0" w:color="CCCCCC"/>
@@ -12122,15 +13647,9 @@
         </w:tc>
       </w:tr>
       <w:tr>
-        <w:tblPrEx>
-          <w:tblCellMar>
-            <w:top w:w="0" w:type="dxa"/>
-            <w:bottom w:w="0" w:type="dxa"/>
-          </w:tblCellMar>
-        </w:tblPrEx>
-        <w:tc>
-          <w:tcPr>
-            <w:tcW w:w="2400" w:type="dxa"/>
+        <w:tc>
+          <w:tcPr>
+            <w:tcW w:w="2719" w:type="dxa"/>
             <w:tcBorders>
               <w:top w:val="single" w:sz="1" w:space="0" w:color="CCCCCC"/>
               <w:left w:val="single" w:sz="1" w:space="0" w:color="CCCCCC"/>
@@ -12146,6 +13665,7 @@
             </w:tcMar>
           </w:tcPr>
           <w:p>
+            <w:proofErr w:type="spellStart"/>
             <w:r>
               <w:rPr>
                 <w:b/>
@@ -12156,11 +13676,12 @@
               </w:rPr>
               <w:t>Navbar.jsx</w:t>
             </w:r>
-          </w:p>
-        </w:tc>
-        <w:tc>
-          <w:tcPr>
-            <w:tcW w:w="1600" w:type="dxa"/>
+            <w:proofErr w:type="spellEnd"/>
+          </w:p>
+        </w:tc>
+        <w:tc>
+          <w:tcPr>
+            <w:tcW w:w="1573" w:type="dxa"/>
             <w:tcBorders>
               <w:top w:val="single" w:sz="1" w:space="0" w:color="CCCCCC"/>
               <w:left w:val="single" w:sz="1" w:space="0" w:color="CCCCCC"/>
@@ -12187,7 +13708,7 @@
         </w:tc>
         <w:tc>
           <w:tcPr>
-            <w:tcW w:w="5360" w:type="dxa"/>
+            <w:tcW w:w="5068" w:type="dxa"/>
             <w:tcBorders>
               <w:top w:val="single" w:sz="1" w:space="0" w:color="CCCCCC"/>
               <w:left w:val="single" w:sz="1" w:space="0" w:color="CCCCCC"/>
@@ -12214,15 +13735,9 @@
         </w:tc>
       </w:tr>
       <w:tr>
-        <w:tblPrEx>
-          <w:tblCellMar>
-            <w:top w:w="0" w:type="dxa"/>
-            <w:bottom w:w="0" w:type="dxa"/>
-          </w:tblCellMar>
-        </w:tblPrEx>
-        <w:tc>
-          <w:tcPr>
-            <w:tcW w:w="2400" w:type="dxa"/>
+        <w:tc>
+          <w:tcPr>
+            <w:tcW w:w="2719" w:type="dxa"/>
             <w:tcBorders>
               <w:top w:val="single" w:sz="1" w:space="0" w:color="CCCCCC"/>
               <w:left w:val="single" w:sz="1" w:space="0" w:color="CCCCCC"/>
@@ -12238,6 +13753,7 @@
             </w:tcMar>
           </w:tcPr>
           <w:p>
+            <w:proofErr w:type="spellStart"/>
             <w:r>
               <w:rPr>
                 <w:b/>
@@ -12248,11 +13764,12 @@
               </w:rPr>
               <w:t>Footer.jsx</w:t>
             </w:r>
-          </w:p>
-        </w:tc>
-        <w:tc>
-          <w:tcPr>
-            <w:tcW w:w="1600" w:type="dxa"/>
+            <w:proofErr w:type="spellEnd"/>
+          </w:p>
+        </w:tc>
+        <w:tc>
+          <w:tcPr>
+            <w:tcW w:w="1573" w:type="dxa"/>
             <w:tcBorders>
               <w:top w:val="single" w:sz="1" w:space="0" w:color="CCCCCC"/>
               <w:left w:val="single" w:sz="1" w:space="0" w:color="CCCCCC"/>
@@ -12279,7 +13796,7 @@
         </w:tc>
         <w:tc>
           <w:tcPr>
-            <w:tcW w:w="5360" w:type="dxa"/>
+            <w:tcW w:w="5068" w:type="dxa"/>
             <w:tcBorders>
               <w:top w:val="single" w:sz="1" w:space="0" w:color="CCCCCC"/>
               <w:left w:val="single" w:sz="1" w:space="0" w:color="CCCCCC"/>
@@ -12306,15 +13823,9 @@
         </w:tc>
       </w:tr>
       <w:tr>
-        <w:tblPrEx>
-          <w:tblCellMar>
-            <w:top w:w="0" w:type="dxa"/>
-            <w:bottom w:w="0" w:type="dxa"/>
-          </w:tblCellMar>
-        </w:tblPrEx>
-        <w:tc>
-          <w:tcPr>
-            <w:tcW w:w="2400" w:type="dxa"/>
+        <w:tc>
+          <w:tcPr>
+            <w:tcW w:w="2719" w:type="dxa"/>
             <w:tcBorders>
               <w:top w:val="single" w:sz="1" w:space="0" w:color="CCCCCC"/>
               <w:left w:val="single" w:sz="1" w:space="0" w:color="CCCCCC"/>
@@ -12330,6 +13841,7 @@
             </w:tcMar>
           </w:tcPr>
           <w:p>
+            <w:proofErr w:type="spellStart"/>
             <w:r>
               <w:rPr>
                 <w:b/>
@@ -12340,11 +13852,12 @@
               </w:rPr>
               <w:t>HomePage.jsx</w:t>
             </w:r>
-          </w:p>
-        </w:tc>
-        <w:tc>
-          <w:tcPr>
-            <w:tcW w:w="1600" w:type="dxa"/>
+            <w:proofErr w:type="spellEnd"/>
+          </w:p>
+        </w:tc>
+        <w:tc>
+          <w:tcPr>
+            <w:tcW w:w="1573" w:type="dxa"/>
             <w:tcBorders>
               <w:top w:val="single" w:sz="1" w:space="0" w:color="CCCCCC"/>
               <w:left w:val="single" w:sz="1" w:space="0" w:color="CCCCCC"/>
@@ -12371,7 +13884,7 @@
         </w:tc>
         <w:tc>
           <w:tcPr>
-            <w:tcW w:w="5360" w:type="dxa"/>
+            <w:tcW w:w="5068" w:type="dxa"/>
             <w:tcBorders>
               <w:top w:val="single" w:sz="1" w:space="0" w:color="CCCCCC"/>
               <w:left w:val="single" w:sz="1" w:space="0" w:color="CCCCCC"/>
@@ -12392,21 +13905,47 @@
                 <w:sz w:val="20"/>
                 <w:szCs w:val="20"/>
               </w:rPr>
-              <w:t>Landing page; renders HeroBanner and FeaturedProducts section</w:t>
+              <w:t xml:space="preserve">Landing page; renders </w:t>
+            </w:r>
+            <w:proofErr w:type="spellStart"/>
+            <w:r>
+              <w:rPr>
+                <w:sz w:val="20"/>
+                <w:szCs w:val="20"/>
+              </w:rPr>
+              <w:t>HeroBanner</w:t>
+            </w:r>
+            <w:proofErr w:type="spellEnd"/>
+            <w:r>
+              <w:rPr>
+                <w:sz w:val="20"/>
+                <w:szCs w:val="20"/>
+              </w:rPr>
+              <w:t xml:space="preserve"> and </w:t>
+            </w:r>
+            <w:proofErr w:type="spellStart"/>
+            <w:r>
+              <w:rPr>
+                <w:sz w:val="20"/>
+                <w:szCs w:val="20"/>
+              </w:rPr>
+              <w:t>FeaturedProducts</w:t>
+            </w:r>
+            <w:proofErr w:type="spellEnd"/>
+            <w:r>
+              <w:rPr>
+                <w:sz w:val="20"/>
+                <w:szCs w:val="20"/>
+              </w:rPr>
+              <w:t xml:space="preserve"> section</w:t>
             </w:r>
           </w:p>
         </w:tc>
       </w:tr>
       <w:tr>
-        <w:tblPrEx>
-          <w:tblCellMar>
-            <w:top w:w="0" w:type="dxa"/>
-            <w:bottom w:w="0" w:type="dxa"/>
-          </w:tblCellMar>
-        </w:tblPrEx>
-        <w:tc>
-          <w:tcPr>
-            <w:tcW w:w="2400" w:type="dxa"/>
+        <w:tc>
+          <w:tcPr>
+            <w:tcW w:w="2719" w:type="dxa"/>
             <w:tcBorders>
               <w:top w:val="single" w:sz="1" w:space="0" w:color="CCCCCC"/>
               <w:left w:val="single" w:sz="1" w:space="0" w:color="CCCCCC"/>
@@ -12422,6 +13961,7 @@
             </w:tcMar>
           </w:tcPr>
           <w:p>
+            <w:proofErr w:type="spellStart"/>
             <w:r>
               <w:rPr>
                 <w:b/>
@@ -12432,11 +13972,12 @@
               </w:rPr>
               <w:t>ProductsPage.jsx</w:t>
             </w:r>
-          </w:p>
-        </w:tc>
-        <w:tc>
-          <w:tcPr>
-            <w:tcW w:w="1600" w:type="dxa"/>
+            <w:proofErr w:type="spellEnd"/>
+          </w:p>
+        </w:tc>
+        <w:tc>
+          <w:tcPr>
+            <w:tcW w:w="1573" w:type="dxa"/>
             <w:tcBorders>
               <w:top w:val="single" w:sz="1" w:space="0" w:color="CCCCCC"/>
               <w:left w:val="single" w:sz="1" w:space="0" w:color="CCCCCC"/>
@@ -12463,7 +14004,7 @@
         </w:tc>
         <w:tc>
           <w:tcPr>
-            <w:tcW w:w="5360" w:type="dxa"/>
+            <w:tcW w:w="5068" w:type="dxa"/>
             <w:tcBorders>
               <w:top w:val="single" w:sz="1" w:space="0" w:color="CCCCCC"/>
               <w:left w:val="single" w:sz="1" w:space="0" w:color="CCCCCC"/>
@@ -12484,21 +14025,40 @@
                 <w:sz w:val="20"/>
                 <w:szCs w:val="20"/>
               </w:rPr>
-              <w:t>Full catalogue listing with FilterSidebar and ProductGrid</w:t>
-            </w:r>
+              <w:t xml:space="preserve">Full catalogue listing with </w:t>
+            </w:r>
+            <w:proofErr w:type="spellStart"/>
+            <w:r>
+              <w:rPr>
+                <w:sz w:val="20"/>
+                <w:szCs w:val="20"/>
+              </w:rPr>
+              <w:t>FilterSidebar</w:t>
+            </w:r>
+            <w:proofErr w:type="spellEnd"/>
+            <w:r>
+              <w:rPr>
+                <w:sz w:val="20"/>
+                <w:szCs w:val="20"/>
+              </w:rPr>
+              <w:t xml:space="preserve"> and </w:t>
+            </w:r>
+            <w:proofErr w:type="spellStart"/>
+            <w:r>
+              <w:rPr>
+                <w:sz w:val="20"/>
+                <w:szCs w:val="20"/>
+              </w:rPr>
+              <w:t>ProductGrid</w:t>
+            </w:r>
+            <w:proofErr w:type="spellEnd"/>
           </w:p>
         </w:tc>
       </w:tr>
       <w:tr>
-        <w:tblPrEx>
-          <w:tblCellMar>
-            <w:top w:w="0" w:type="dxa"/>
-            <w:bottom w:w="0" w:type="dxa"/>
-          </w:tblCellMar>
-        </w:tblPrEx>
-        <w:tc>
-          <w:tcPr>
-            <w:tcW w:w="2400" w:type="dxa"/>
+        <w:tc>
+          <w:tcPr>
+            <w:tcW w:w="2719" w:type="dxa"/>
             <w:tcBorders>
               <w:top w:val="single" w:sz="1" w:space="0" w:color="CCCCCC"/>
               <w:left w:val="single" w:sz="1" w:space="0" w:color="CCCCCC"/>
@@ -12514,6 +14074,7 @@
             </w:tcMar>
           </w:tcPr>
           <w:p>
+            <w:proofErr w:type="spellStart"/>
             <w:r>
               <w:rPr>
                 <w:b/>
@@ -12522,14 +14083,14 @@
                 <w:sz w:val="20"/>
                 <w:szCs w:val="20"/>
               </w:rPr>
-              <w:lastRenderedPageBreak/>
               <w:t>ProductDetailPage.jsx</w:t>
             </w:r>
-          </w:p>
-        </w:tc>
-        <w:tc>
-          <w:tcPr>
-            <w:tcW w:w="1600" w:type="dxa"/>
+            <w:proofErr w:type="spellEnd"/>
+          </w:p>
+        </w:tc>
+        <w:tc>
+          <w:tcPr>
+            <w:tcW w:w="1573" w:type="dxa"/>
             <w:tcBorders>
               <w:top w:val="single" w:sz="1" w:space="0" w:color="CCCCCC"/>
               <w:left w:val="single" w:sz="1" w:space="0" w:color="CCCCCC"/>
@@ -12556,7 +14117,7 @@
         </w:tc>
         <w:tc>
           <w:tcPr>
-            <w:tcW w:w="5360" w:type="dxa"/>
+            <w:tcW w:w="5068" w:type="dxa"/>
             <w:tcBorders>
               <w:top w:val="single" w:sz="1" w:space="0" w:color="CCCCCC"/>
               <w:left w:val="single" w:sz="1" w:space="0" w:color="CCCCCC"/>
@@ -12583,15 +14144,9 @@
         </w:tc>
       </w:tr>
       <w:tr>
-        <w:tblPrEx>
-          <w:tblCellMar>
-            <w:top w:w="0" w:type="dxa"/>
-            <w:bottom w:w="0" w:type="dxa"/>
-          </w:tblCellMar>
-        </w:tblPrEx>
-        <w:tc>
-          <w:tcPr>
-            <w:tcW w:w="2400" w:type="dxa"/>
+        <w:tc>
+          <w:tcPr>
+            <w:tcW w:w="2719" w:type="dxa"/>
             <w:tcBorders>
               <w:top w:val="single" w:sz="1" w:space="0" w:color="CCCCCC"/>
               <w:left w:val="single" w:sz="1" w:space="0" w:color="CCCCCC"/>
@@ -12607,6 +14162,7 @@
             </w:tcMar>
           </w:tcPr>
           <w:p>
+            <w:proofErr w:type="spellStart"/>
             <w:r>
               <w:rPr>
                 <w:b/>
@@ -12617,11 +14173,12 @@
               </w:rPr>
               <w:t>CartPage.jsx</w:t>
             </w:r>
-          </w:p>
-        </w:tc>
-        <w:tc>
-          <w:tcPr>
-            <w:tcW w:w="1600" w:type="dxa"/>
+            <w:proofErr w:type="spellEnd"/>
+          </w:p>
+        </w:tc>
+        <w:tc>
+          <w:tcPr>
+            <w:tcW w:w="1573" w:type="dxa"/>
             <w:tcBorders>
               <w:top w:val="single" w:sz="1" w:space="0" w:color="CCCCCC"/>
               <w:left w:val="single" w:sz="1" w:space="0" w:color="CCCCCC"/>
@@ -12648,7 +14205,7 @@
         </w:tc>
         <w:tc>
           <w:tcPr>
-            <w:tcW w:w="5360" w:type="dxa"/>
+            <w:tcW w:w="5068" w:type="dxa"/>
             <w:tcBorders>
               <w:top w:val="single" w:sz="1" w:space="0" w:color="CCCCCC"/>
               <w:left w:val="single" w:sz="1" w:space="0" w:color="CCCCCC"/>
@@ -12669,21 +14226,31 @@
                 <w:sz w:val="20"/>
                 <w:szCs w:val="20"/>
               </w:rPr>
-              <w:t>Cart review: CartItemList, totals, and Checkout button</w:t>
+              <w:t xml:space="preserve">Cart review: </w:t>
+            </w:r>
+            <w:proofErr w:type="spellStart"/>
+            <w:r>
+              <w:rPr>
+                <w:sz w:val="20"/>
+                <w:szCs w:val="20"/>
+              </w:rPr>
+              <w:t>CartItemList</w:t>
+            </w:r>
+            <w:proofErr w:type="spellEnd"/>
+            <w:r>
+              <w:rPr>
+                <w:sz w:val="20"/>
+                <w:szCs w:val="20"/>
+              </w:rPr>
+              <w:t>, totals, and Checkout button</w:t>
             </w:r>
           </w:p>
         </w:tc>
       </w:tr>
       <w:tr>
-        <w:tblPrEx>
-          <w:tblCellMar>
-            <w:top w:w="0" w:type="dxa"/>
-            <w:bottom w:w="0" w:type="dxa"/>
-          </w:tblCellMar>
-        </w:tblPrEx>
-        <w:tc>
-          <w:tcPr>
-            <w:tcW w:w="2400" w:type="dxa"/>
+        <w:tc>
+          <w:tcPr>
+            <w:tcW w:w="2719" w:type="dxa"/>
             <w:tcBorders>
               <w:top w:val="single" w:sz="1" w:space="0" w:color="CCCCCC"/>
               <w:left w:val="single" w:sz="1" w:space="0" w:color="CCCCCC"/>
@@ -12699,6 +14266,7 @@
             </w:tcMar>
           </w:tcPr>
           <w:p>
+            <w:proofErr w:type="spellStart"/>
             <w:r>
               <w:rPr>
                 <w:b/>
@@ -12709,11 +14277,12 @@
               </w:rPr>
               <w:t>CheckoutPage.jsx</w:t>
             </w:r>
-          </w:p>
-        </w:tc>
-        <w:tc>
-          <w:tcPr>
-            <w:tcW w:w="1600" w:type="dxa"/>
+            <w:proofErr w:type="spellEnd"/>
+          </w:p>
+        </w:tc>
+        <w:tc>
+          <w:tcPr>
+            <w:tcW w:w="1573" w:type="dxa"/>
             <w:tcBorders>
               <w:top w:val="single" w:sz="1" w:space="0" w:color="CCCCCC"/>
               <w:left w:val="single" w:sz="1" w:space="0" w:color="CCCCCC"/>
@@ -12740,7 +14309,7 @@
         </w:tc>
         <w:tc>
           <w:tcPr>
-            <w:tcW w:w="5360" w:type="dxa"/>
+            <w:tcW w:w="5068" w:type="dxa"/>
             <w:tcBorders>
               <w:top w:val="single" w:sz="1" w:space="0" w:color="CCCCCC"/>
               <w:left w:val="single" w:sz="1" w:space="0" w:color="CCCCCC"/>
@@ -12767,15 +14336,9 @@
         </w:tc>
       </w:tr>
       <w:tr>
-        <w:tblPrEx>
-          <w:tblCellMar>
-            <w:top w:w="0" w:type="dxa"/>
-            <w:bottom w:w="0" w:type="dxa"/>
-          </w:tblCellMar>
-        </w:tblPrEx>
-        <w:tc>
-          <w:tcPr>
-            <w:tcW w:w="2400" w:type="dxa"/>
+        <w:tc>
+          <w:tcPr>
+            <w:tcW w:w="2719" w:type="dxa"/>
             <w:tcBorders>
               <w:top w:val="single" w:sz="1" w:space="0" w:color="CCCCCC"/>
               <w:left w:val="single" w:sz="1" w:space="0" w:color="CCCCCC"/>
@@ -12791,6 +14354,7 @@
             </w:tcMar>
           </w:tcPr>
           <w:p>
+            <w:proofErr w:type="spellStart"/>
             <w:r>
               <w:rPr>
                 <w:b/>
@@ -12801,11 +14365,12 @@
               </w:rPr>
               <w:t>OrdersPage.jsx</w:t>
             </w:r>
-          </w:p>
-        </w:tc>
-        <w:tc>
-          <w:tcPr>
-            <w:tcW w:w="1600" w:type="dxa"/>
+            <w:proofErr w:type="spellEnd"/>
+          </w:p>
+        </w:tc>
+        <w:tc>
+          <w:tcPr>
+            <w:tcW w:w="1573" w:type="dxa"/>
             <w:tcBorders>
               <w:top w:val="single" w:sz="1" w:space="0" w:color="CCCCCC"/>
               <w:left w:val="single" w:sz="1" w:space="0" w:color="CCCCCC"/>
@@ -12832,7 +14397,7 @@
         </w:tc>
         <w:tc>
           <w:tcPr>
-            <w:tcW w:w="5360" w:type="dxa"/>
+            <w:tcW w:w="5068" w:type="dxa"/>
             <w:tcBorders>
               <w:top w:val="single" w:sz="1" w:space="0" w:color="CCCCCC"/>
               <w:left w:val="single" w:sz="1" w:space="0" w:color="CCCCCC"/>
@@ -12853,21 +14418,24 @@
                 <w:sz w:val="20"/>
                 <w:szCs w:val="20"/>
               </w:rPr>
-              <w:t>Customer order history list; links to OrderDetailPage</w:t>
-            </w:r>
+              <w:t xml:space="preserve">Customer order history list; links to </w:t>
+            </w:r>
+            <w:proofErr w:type="spellStart"/>
+            <w:r>
+              <w:rPr>
+                <w:sz w:val="20"/>
+                <w:szCs w:val="20"/>
+              </w:rPr>
+              <w:t>OrderDetailPage</w:t>
+            </w:r>
+            <w:proofErr w:type="spellEnd"/>
           </w:p>
         </w:tc>
       </w:tr>
       <w:tr>
-        <w:tblPrEx>
-          <w:tblCellMar>
-            <w:top w:w="0" w:type="dxa"/>
-            <w:bottom w:w="0" w:type="dxa"/>
-          </w:tblCellMar>
-        </w:tblPrEx>
-        <w:tc>
-          <w:tcPr>
-            <w:tcW w:w="2400" w:type="dxa"/>
+        <w:tc>
+          <w:tcPr>
+            <w:tcW w:w="2719" w:type="dxa"/>
             <w:tcBorders>
               <w:top w:val="single" w:sz="1" w:space="0" w:color="CCCCCC"/>
               <w:left w:val="single" w:sz="1" w:space="0" w:color="CCCCCC"/>
@@ -12883,6 +14451,7 @@
             </w:tcMar>
           </w:tcPr>
           <w:p>
+            <w:proofErr w:type="spellStart"/>
             <w:r>
               <w:rPr>
                 <w:b/>
@@ -12893,11 +14462,12 @@
               </w:rPr>
               <w:t>OrderDetailPage.jsx</w:t>
             </w:r>
-          </w:p>
-        </w:tc>
-        <w:tc>
-          <w:tcPr>
-            <w:tcW w:w="1600" w:type="dxa"/>
+            <w:proofErr w:type="spellEnd"/>
+          </w:p>
+        </w:tc>
+        <w:tc>
+          <w:tcPr>
+            <w:tcW w:w="1573" w:type="dxa"/>
             <w:tcBorders>
               <w:top w:val="single" w:sz="1" w:space="0" w:color="CCCCCC"/>
               <w:left w:val="single" w:sz="1" w:space="0" w:color="CCCCCC"/>
@@ -12924,7 +14494,7 @@
         </w:tc>
         <w:tc>
           <w:tcPr>
-            <w:tcW w:w="5360" w:type="dxa"/>
+            <w:tcW w:w="5068" w:type="dxa"/>
             <w:tcBorders>
               <w:top w:val="single" w:sz="1" w:space="0" w:color="CCCCCC"/>
               <w:left w:val="single" w:sz="1" w:space="0" w:color="CCCCCC"/>
@@ -12945,21 +14515,31 @@
                 <w:sz w:val="20"/>
                 <w:szCs w:val="20"/>
               </w:rPr>
-              <w:t>Full order detail with line items and order status</w:t>
+              <w:t xml:space="preserve">Full order </w:t>
+            </w:r>
+            <w:proofErr w:type="gramStart"/>
+            <w:r>
+              <w:rPr>
+                <w:sz w:val="20"/>
+                <w:szCs w:val="20"/>
+              </w:rPr>
+              <w:t>detail</w:t>
+            </w:r>
+            <w:proofErr w:type="gramEnd"/>
+            <w:r>
+              <w:rPr>
+                <w:sz w:val="20"/>
+                <w:szCs w:val="20"/>
+              </w:rPr>
+              <w:t xml:space="preserve"> with line items and order status</w:t>
             </w:r>
           </w:p>
         </w:tc>
       </w:tr>
       <w:tr>
-        <w:tblPrEx>
-          <w:tblCellMar>
-            <w:top w:w="0" w:type="dxa"/>
-            <w:bottom w:w="0" w:type="dxa"/>
-          </w:tblCellMar>
-        </w:tblPrEx>
-        <w:tc>
-          <w:tcPr>
-            <w:tcW w:w="2400" w:type="dxa"/>
+        <w:tc>
+          <w:tcPr>
+            <w:tcW w:w="2719" w:type="dxa"/>
             <w:tcBorders>
               <w:top w:val="single" w:sz="1" w:space="0" w:color="CCCCCC"/>
               <w:left w:val="single" w:sz="1" w:space="0" w:color="CCCCCC"/>
@@ -12975,6 +14555,7 @@
             </w:tcMar>
           </w:tcPr>
           <w:p>
+            <w:proofErr w:type="spellStart"/>
             <w:r>
               <w:rPr>
                 <w:b/>
@@ -12983,13 +14564,15 @@
                 <w:sz w:val="20"/>
                 <w:szCs w:val="20"/>
               </w:rPr>
+              <w:lastRenderedPageBreak/>
               <w:t>ProfilePage.jsx</w:t>
             </w:r>
-          </w:p>
-        </w:tc>
-        <w:tc>
-          <w:tcPr>
-            <w:tcW w:w="1600" w:type="dxa"/>
+            <w:proofErr w:type="spellEnd"/>
+          </w:p>
+        </w:tc>
+        <w:tc>
+          <w:tcPr>
+            <w:tcW w:w="1573" w:type="dxa"/>
             <w:tcBorders>
               <w:top w:val="single" w:sz="1" w:space="0" w:color="CCCCCC"/>
               <w:left w:val="single" w:sz="1" w:space="0" w:color="CCCCCC"/>
@@ -13016,7 +14599,7 @@
         </w:tc>
         <w:tc>
           <w:tcPr>
-            <w:tcW w:w="5360" w:type="dxa"/>
+            <w:tcW w:w="5068" w:type="dxa"/>
             <w:tcBorders>
               <w:top w:val="single" w:sz="1" w:space="0" w:color="CCCCCC"/>
               <w:left w:val="single" w:sz="1" w:space="0" w:color="CCCCCC"/>
@@ -13043,15 +14626,9 @@
         </w:tc>
       </w:tr>
       <w:tr>
-        <w:tblPrEx>
-          <w:tblCellMar>
-            <w:top w:w="0" w:type="dxa"/>
-            <w:bottom w:w="0" w:type="dxa"/>
-          </w:tblCellMar>
-        </w:tblPrEx>
-        <w:tc>
-          <w:tcPr>
-            <w:tcW w:w="2400" w:type="dxa"/>
+        <w:tc>
+          <w:tcPr>
+            <w:tcW w:w="2719" w:type="dxa"/>
             <w:tcBorders>
               <w:top w:val="single" w:sz="1" w:space="0" w:color="CCCCCC"/>
               <w:left w:val="single" w:sz="1" w:space="0" w:color="CCCCCC"/>
@@ -13067,6 +14644,7 @@
             </w:tcMar>
           </w:tcPr>
           <w:p>
+            <w:proofErr w:type="spellStart"/>
             <w:r>
               <w:rPr>
                 <w:b/>
@@ -13077,11 +14655,12 @@
               </w:rPr>
               <w:t>LoginPage.jsx</w:t>
             </w:r>
-          </w:p>
-        </w:tc>
-        <w:tc>
-          <w:tcPr>
-            <w:tcW w:w="1600" w:type="dxa"/>
+            <w:proofErr w:type="spellEnd"/>
+          </w:p>
+        </w:tc>
+        <w:tc>
+          <w:tcPr>
+            <w:tcW w:w="1573" w:type="dxa"/>
             <w:tcBorders>
               <w:top w:val="single" w:sz="1" w:space="0" w:color="CCCCCC"/>
               <w:left w:val="single" w:sz="1" w:space="0" w:color="CCCCCC"/>
@@ -13108,7 +14687,7 @@
         </w:tc>
         <w:tc>
           <w:tcPr>
-            <w:tcW w:w="5360" w:type="dxa"/>
+            <w:tcW w:w="5068" w:type="dxa"/>
             <w:tcBorders>
               <w:top w:val="single" w:sz="1" w:space="0" w:color="CCCCCC"/>
               <w:left w:val="single" w:sz="1" w:space="0" w:color="CCCCCC"/>
@@ -13129,21 +14708,31 @@
                 <w:sz w:val="20"/>
                 <w:szCs w:val="20"/>
               </w:rPr>
-              <w:t>Login form; posts to /api/auth/login, stores JWT</w:t>
+              <w:t>Login form; posts to /</w:t>
+            </w:r>
+            <w:proofErr w:type="spellStart"/>
+            <w:r>
+              <w:rPr>
+                <w:sz w:val="20"/>
+                <w:szCs w:val="20"/>
+              </w:rPr>
+              <w:t>api</w:t>
+            </w:r>
+            <w:proofErr w:type="spellEnd"/>
+            <w:r>
+              <w:rPr>
+                <w:sz w:val="20"/>
+                <w:szCs w:val="20"/>
+              </w:rPr>
+              <w:t>/auth/login, stores JWT</w:t>
             </w:r>
           </w:p>
         </w:tc>
       </w:tr>
       <w:tr>
-        <w:tblPrEx>
-          <w:tblCellMar>
-            <w:top w:w="0" w:type="dxa"/>
-            <w:bottom w:w="0" w:type="dxa"/>
-          </w:tblCellMar>
-        </w:tblPrEx>
-        <w:tc>
-          <w:tcPr>
-            <w:tcW w:w="2400" w:type="dxa"/>
+        <w:tc>
+          <w:tcPr>
+            <w:tcW w:w="2719" w:type="dxa"/>
             <w:tcBorders>
               <w:top w:val="single" w:sz="1" w:space="0" w:color="CCCCCC"/>
               <w:left w:val="single" w:sz="1" w:space="0" w:color="CCCCCC"/>
@@ -13159,6 +14748,7 @@
             </w:tcMar>
           </w:tcPr>
           <w:p>
+            <w:proofErr w:type="spellStart"/>
             <w:r>
               <w:rPr>
                 <w:b/>
@@ -13169,11 +14759,12 @@
               </w:rPr>
               <w:t>RegisterPage.jsx</w:t>
             </w:r>
-          </w:p>
-        </w:tc>
-        <w:tc>
-          <w:tcPr>
-            <w:tcW w:w="1600" w:type="dxa"/>
+            <w:proofErr w:type="spellEnd"/>
+          </w:p>
+        </w:tc>
+        <w:tc>
+          <w:tcPr>
+            <w:tcW w:w="1573" w:type="dxa"/>
             <w:tcBorders>
               <w:top w:val="single" w:sz="1" w:space="0" w:color="CCCCCC"/>
               <w:left w:val="single" w:sz="1" w:space="0" w:color="CCCCCC"/>
@@ -13200,7 +14791,7 @@
         </w:tc>
         <w:tc>
           <w:tcPr>
-            <w:tcW w:w="5360" w:type="dxa"/>
+            <w:tcW w:w="5068" w:type="dxa"/>
             <w:tcBorders>
               <w:top w:val="single" w:sz="1" w:space="0" w:color="CCCCCC"/>
               <w:left w:val="single" w:sz="1" w:space="0" w:color="CCCCCC"/>
@@ -13221,21 +14812,31 @@
                 <w:sz w:val="20"/>
                 <w:szCs w:val="20"/>
               </w:rPr>
-              <w:t>Registration form; posts to /api/auth/register</w:t>
+              <w:t>Registration form; posts to /</w:t>
+            </w:r>
+            <w:proofErr w:type="spellStart"/>
+            <w:r>
+              <w:rPr>
+                <w:sz w:val="20"/>
+                <w:szCs w:val="20"/>
+              </w:rPr>
+              <w:t>api</w:t>
+            </w:r>
+            <w:proofErr w:type="spellEnd"/>
+            <w:r>
+              <w:rPr>
+                <w:sz w:val="20"/>
+                <w:szCs w:val="20"/>
+              </w:rPr>
+              <w:t>/auth/register</w:t>
             </w:r>
           </w:p>
         </w:tc>
       </w:tr>
       <w:tr>
-        <w:tblPrEx>
-          <w:tblCellMar>
-            <w:top w:w="0" w:type="dxa"/>
-            <w:bottom w:w="0" w:type="dxa"/>
-          </w:tblCellMar>
-        </w:tblPrEx>
-        <w:tc>
-          <w:tcPr>
-            <w:tcW w:w="2400" w:type="dxa"/>
+        <w:tc>
+          <w:tcPr>
+            <w:tcW w:w="2719" w:type="dxa"/>
             <w:tcBorders>
               <w:top w:val="single" w:sz="1" w:space="0" w:color="CCCCCC"/>
               <w:left w:val="single" w:sz="1" w:space="0" w:color="CCCCCC"/>
@@ -13251,6 +14852,7 @@
             </w:tcMar>
           </w:tcPr>
           <w:p>
+            <w:proofErr w:type="spellStart"/>
             <w:r>
               <w:rPr>
                 <w:b/>
@@ -13261,11 +14863,12 @@
               </w:rPr>
               <w:t>AdminDashboard.jsx</w:t>
             </w:r>
-          </w:p>
-        </w:tc>
-        <w:tc>
-          <w:tcPr>
-            <w:tcW w:w="1600" w:type="dxa"/>
+            <w:proofErr w:type="spellEnd"/>
+          </w:p>
+        </w:tc>
+        <w:tc>
+          <w:tcPr>
+            <w:tcW w:w="1573" w:type="dxa"/>
             <w:tcBorders>
               <w:top w:val="single" w:sz="1" w:space="0" w:color="CCCCCC"/>
               <w:left w:val="single" w:sz="1" w:space="0" w:color="CCCCCC"/>
@@ -13292,7 +14895,7 @@
         </w:tc>
         <w:tc>
           <w:tcPr>
-            <w:tcW w:w="5360" w:type="dxa"/>
+            <w:tcW w:w="5068" w:type="dxa"/>
             <w:tcBorders>
               <w:top w:val="single" w:sz="1" w:space="0" w:color="CCCCCC"/>
               <w:left w:val="single" w:sz="1" w:space="0" w:color="CCCCCC"/>
@@ -13319,15 +14922,9 @@
         </w:tc>
       </w:tr>
       <w:tr>
-        <w:tblPrEx>
-          <w:tblCellMar>
-            <w:top w:w="0" w:type="dxa"/>
-            <w:bottom w:w="0" w:type="dxa"/>
-          </w:tblCellMar>
-        </w:tblPrEx>
-        <w:tc>
-          <w:tcPr>
-            <w:tcW w:w="2400" w:type="dxa"/>
+        <w:tc>
+          <w:tcPr>
+            <w:tcW w:w="2719" w:type="dxa"/>
             <w:tcBorders>
               <w:top w:val="single" w:sz="1" w:space="0" w:color="CCCCCC"/>
               <w:left w:val="single" w:sz="1" w:space="0" w:color="CCCCCC"/>
@@ -13343,6 +14940,7 @@
             </w:tcMar>
           </w:tcPr>
           <w:p>
+            <w:proofErr w:type="spellStart"/>
             <w:r>
               <w:rPr>
                 <w:b/>
@@ -13353,11 +14951,12 @@
               </w:rPr>
               <w:t>AdminProductsPage.jsx</w:t>
             </w:r>
-          </w:p>
-        </w:tc>
-        <w:tc>
-          <w:tcPr>
-            <w:tcW w:w="1600" w:type="dxa"/>
+            <w:proofErr w:type="spellEnd"/>
+          </w:p>
+        </w:tc>
+        <w:tc>
+          <w:tcPr>
+            <w:tcW w:w="1573" w:type="dxa"/>
             <w:tcBorders>
               <w:top w:val="single" w:sz="1" w:space="0" w:color="CCCCCC"/>
               <w:left w:val="single" w:sz="1" w:space="0" w:color="CCCCCC"/>
@@ -13384,7 +14983,7 @@
         </w:tc>
         <w:tc>
           <w:tcPr>
-            <w:tcW w:w="5360" w:type="dxa"/>
+            <w:tcW w:w="5068" w:type="dxa"/>
             <w:tcBorders>
               <w:top w:val="single" w:sz="1" w:space="0" w:color="CCCCCC"/>
               <w:left w:val="single" w:sz="1" w:space="0" w:color="CCCCCC"/>
@@ -13411,15 +15010,9 @@
         </w:tc>
       </w:tr>
       <w:tr>
-        <w:tblPrEx>
-          <w:tblCellMar>
-            <w:top w:w="0" w:type="dxa"/>
-            <w:bottom w:w="0" w:type="dxa"/>
-          </w:tblCellMar>
-        </w:tblPrEx>
-        <w:tc>
-          <w:tcPr>
-            <w:tcW w:w="2400" w:type="dxa"/>
+        <w:tc>
+          <w:tcPr>
+            <w:tcW w:w="2719" w:type="dxa"/>
             <w:tcBorders>
               <w:top w:val="single" w:sz="1" w:space="0" w:color="CCCCCC"/>
               <w:left w:val="single" w:sz="1" w:space="0" w:color="CCCCCC"/>
@@ -13435,6 +15028,7 @@
             </w:tcMar>
           </w:tcPr>
           <w:p>
+            <w:proofErr w:type="spellStart"/>
             <w:r>
               <w:rPr>
                 <w:b/>
@@ -13445,11 +15039,12 @@
               </w:rPr>
               <w:t>AdminOrdersPage.jsx</w:t>
             </w:r>
-          </w:p>
-        </w:tc>
-        <w:tc>
-          <w:tcPr>
-            <w:tcW w:w="1600" w:type="dxa"/>
+            <w:proofErr w:type="spellEnd"/>
+          </w:p>
+        </w:tc>
+        <w:tc>
+          <w:tcPr>
+            <w:tcW w:w="1573" w:type="dxa"/>
             <w:tcBorders>
               <w:top w:val="single" w:sz="1" w:space="0" w:color="CCCCCC"/>
               <w:left w:val="single" w:sz="1" w:space="0" w:color="CCCCCC"/>
@@ -13476,7 +15071,7 @@
         </w:tc>
         <w:tc>
           <w:tcPr>
-            <w:tcW w:w="5360" w:type="dxa"/>
+            <w:tcW w:w="5068" w:type="dxa"/>
             <w:tcBorders>
               <w:top w:val="single" w:sz="1" w:space="0" w:color="CCCCCC"/>
               <w:left w:val="single" w:sz="1" w:space="0" w:color="CCCCCC"/>
@@ -13503,15 +15098,9 @@
         </w:tc>
       </w:tr>
       <w:tr>
-        <w:tblPrEx>
-          <w:tblCellMar>
-            <w:top w:w="0" w:type="dxa"/>
-            <w:bottom w:w="0" w:type="dxa"/>
-          </w:tblCellMar>
-        </w:tblPrEx>
-        <w:tc>
-          <w:tcPr>
-            <w:tcW w:w="2400" w:type="dxa"/>
+        <w:tc>
+          <w:tcPr>
+            <w:tcW w:w="2719" w:type="dxa"/>
             <w:tcBorders>
               <w:top w:val="single" w:sz="1" w:space="0" w:color="CCCCCC"/>
               <w:left w:val="single" w:sz="1" w:space="0" w:color="CCCCCC"/>
@@ -13527,7 +15116,7 @@
             </w:tcMar>
           </w:tcPr>
           <w:p>
-            <w:r>
+            <w:pPr>
               <w:rPr>
                 <w:b/>
                 <w:bCs/>
@@ -13535,90 +15124,8 @@
                 <w:sz w:val="20"/>
                 <w:szCs w:val="20"/>
               </w:rPr>
-              <w:t>ProductCard.jsx</w:t>
-            </w:r>
-          </w:p>
-        </w:tc>
-        <w:tc>
-          <w:tcPr>
-            <w:tcW w:w="1600" w:type="dxa"/>
-            <w:tcBorders>
-              <w:top w:val="single" w:sz="1" w:space="0" w:color="CCCCCC"/>
-              <w:left w:val="single" w:sz="1" w:space="0" w:color="CCCCCC"/>
-              <w:bottom w:val="single" w:sz="1" w:space="0" w:color="CCCCCC"/>
-              <w:right w:val="single" w:sz="1" w:space="0" w:color="CCCCCC"/>
-            </w:tcBorders>
-            <w:shd w:val="clear" w:color="auto" w:fill="F2F2F2"/>
-            <w:tcMar>
-              <w:top w:w="80" w:type="dxa"/>
-              <w:left w:w="120" w:type="dxa"/>
-              <w:bottom w:w="80" w:type="dxa"/>
-              <w:right w:w="120" w:type="dxa"/>
-            </w:tcMar>
-          </w:tcPr>
-          <w:p>
-            <w:r>
-              <w:rPr>
-                <w:sz w:val="20"/>
-                <w:szCs w:val="20"/>
-              </w:rPr>
-              <w:t>Component</w:t>
-            </w:r>
-          </w:p>
-        </w:tc>
-        <w:tc>
-          <w:tcPr>
-            <w:tcW w:w="5360" w:type="dxa"/>
-            <w:tcBorders>
-              <w:top w:val="single" w:sz="1" w:space="0" w:color="CCCCCC"/>
-              <w:left w:val="single" w:sz="1" w:space="0" w:color="CCCCCC"/>
-              <w:bottom w:val="single" w:sz="1" w:space="0" w:color="CCCCCC"/>
-              <w:right w:val="single" w:sz="1" w:space="0" w:color="CCCCCC"/>
-            </w:tcBorders>
-            <w:shd w:val="clear" w:color="auto" w:fill="F2F2F2"/>
-            <w:tcMar>
-              <w:top w:w="80" w:type="dxa"/>
-              <w:left w:w="120" w:type="dxa"/>
-              <w:bottom w:w="80" w:type="dxa"/>
-              <w:right w:w="120" w:type="dxa"/>
-            </w:tcMar>
-          </w:tcPr>
-          <w:p>
-            <w:r>
-              <w:rPr>
-                <w:sz w:val="20"/>
-                <w:szCs w:val="20"/>
-              </w:rPr>
-              <w:t>Reusable card displaying product thumbnail, name, price, and Add to Cart</w:t>
-            </w:r>
-          </w:p>
-        </w:tc>
-      </w:tr>
-      <w:tr>
-        <w:tblPrEx>
-          <w:tblCellMar>
-            <w:top w:w="0" w:type="dxa"/>
-            <w:bottom w:w="0" w:type="dxa"/>
-          </w:tblCellMar>
-        </w:tblPrEx>
-        <w:tc>
-          <w:tcPr>
-            <w:tcW w:w="2400" w:type="dxa"/>
-            <w:tcBorders>
-              <w:top w:val="single" w:sz="1" w:space="0" w:color="CCCCCC"/>
-              <w:left w:val="single" w:sz="1" w:space="0" w:color="CCCCCC"/>
-              <w:bottom w:val="single" w:sz="1" w:space="0" w:color="CCCCCC"/>
-              <w:right w:val="single" w:sz="1" w:space="0" w:color="CCCCCC"/>
-            </w:tcBorders>
-            <w:shd w:val="clear" w:color="auto" w:fill="D6E4F0"/>
-            <w:tcMar>
-              <w:top w:w="80" w:type="dxa"/>
-              <w:left w:w="120" w:type="dxa"/>
-              <w:bottom w:w="80" w:type="dxa"/>
-              <w:right w:w="120" w:type="dxa"/>
-            </w:tcMar>
-          </w:tcPr>
-          <w:p>
+            </w:pPr>
+            <w:proofErr w:type="spellStart"/>
             <w:r>
               <w:rPr>
                 <w:b/>
@@ -13627,13 +15134,14 @@
                 <w:sz w:val="20"/>
                 <w:szCs w:val="20"/>
               </w:rPr>
-              <w:t>ProductGrid.jsx</w:t>
-            </w:r>
-          </w:p>
-        </w:tc>
-        <w:tc>
-          <w:tcPr>
-            <w:tcW w:w="1600" w:type="dxa"/>
+              <w:t>AdminCategoriesPage.jsx</w:t>
+            </w:r>
+            <w:proofErr w:type="spellEnd"/>
+          </w:p>
+        </w:tc>
+        <w:tc>
+          <w:tcPr>
+            <w:tcW w:w="1573" w:type="dxa"/>
             <w:tcBorders>
               <w:top w:val="single" w:sz="1" w:space="0" w:color="CCCCCC"/>
               <w:left w:val="single" w:sz="1" w:space="0" w:color="CCCCCC"/>
@@ -13649,18 +15157,24 @@
             </w:tcMar>
           </w:tcPr>
           <w:p>
-            <w:r>
-              <w:rPr>
-                <w:sz w:val="20"/>
-                <w:szCs w:val="20"/>
-              </w:rPr>
-              <w:t>Component</w:t>
-            </w:r>
-          </w:p>
-        </w:tc>
-        <w:tc>
-          <w:tcPr>
-            <w:tcW w:w="5360" w:type="dxa"/>
+            <w:pPr>
+              <w:rPr>
+                <w:sz w:val="20"/>
+                <w:szCs w:val="20"/>
+              </w:rPr>
+            </w:pPr>
+            <w:r>
+              <w:rPr>
+                <w:sz w:val="20"/>
+                <w:szCs w:val="20"/>
+              </w:rPr>
+              <w:t>Admin Page</w:t>
+            </w:r>
+          </w:p>
+        </w:tc>
+        <w:tc>
+          <w:tcPr>
+            <w:tcW w:w="5068" w:type="dxa"/>
             <w:tcBorders>
               <w:top w:val="single" w:sz="1" w:space="0" w:color="CCCCCC"/>
               <w:left w:val="single" w:sz="1" w:space="0" w:color="CCCCCC"/>
@@ -13676,26 +15190,47 @@
             </w:tcMar>
           </w:tcPr>
           <w:p>
-            <w:r>
-              <w:rPr>
-                <w:sz w:val="20"/>
-                <w:szCs w:val="20"/>
-              </w:rPr>
-              <w:t>Responsive grid container rendering multiple ProductCard components</w:t>
+            <w:pPr>
+              <w:rPr>
+                <w:sz w:val="20"/>
+                <w:szCs w:val="20"/>
+              </w:rPr>
+            </w:pPr>
+            <w:r>
+              <w:rPr>
+                <w:sz w:val="20"/>
+                <w:szCs w:val="20"/>
+              </w:rPr>
+              <w:t xml:space="preserve">Table of all </w:t>
+            </w:r>
+            <w:r>
+              <w:rPr>
+                <w:sz w:val="20"/>
+                <w:szCs w:val="20"/>
+              </w:rPr>
+              <w:t>categories</w:t>
+            </w:r>
+            <w:r>
+              <w:rPr>
+                <w:sz w:val="20"/>
+                <w:szCs w:val="20"/>
+              </w:rPr>
+              <w:t xml:space="preserve"> with </w:t>
+            </w:r>
+            <w:r>
+              <w:rPr>
+                <w:sz w:val="20"/>
+                <w:szCs w:val="20"/>
+              </w:rPr>
+              <w:t>Create / Edit / Delete actions</w:t>
             </w:r>
           </w:p>
         </w:tc>
       </w:tr>
       <w:tr>
-        <w:tblPrEx>
-          <w:tblCellMar>
-            <w:top w:w="0" w:type="dxa"/>
-            <w:bottom w:w="0" w:type="dxa"/>
-          </w:tblCellMar>
-        </w:tblPrEx>
-        <w:tc>
-          <w:tcPr>
-            <w:tcW w:w="2400" w:type="dxa"/>
+        <w:tc>
+          <w:tcPr>
+            <w:tcW w:w="2719" w:type="dxa"/>
             <w:tcBorders>
               <w:top w:val="single" w:sz="1" w:space="0" w:color="CCCCCC"/>
               <w:left w:val="single" w:sz="1" w:space="0" w:color="CCCCCC"/>
@@ -13711,7 +15246,7 @@
             </w:tcMar>
           </w:tcPr>
           <w:p>
-            <w:r>
+            <w:pPr>
               <w:rPr>
                 <w:b/>
                 <w:bCs/>
@@ -13719,90 +15254,8 @@
                 <w:sz w:val="20"/>
                 <w:szCs w:val="20"/>
               </w:rPr>
-              <w:t>FilterSidebar.jsx</w:t>
-            </w:r>
-          </w:p>
-        </w:tc>
-        <w:tc>
-          <w:tcPr>
-            <w:tcW w:w="1600" w:type="dxa"/>
-            <w:tcBorders>
-              <w:top w:val="single" w:sz="1" w:space="0" w:color="CCCCCC"/>
-              <w:left w:val="single" w:sz="1" w:space="0" w:color="CCCCCC"/>
-              <w:bottom w:val="single" w:sz="1" w:space="0" w:color="CCCCCC"/>
-              <w:right w:val="single" w:sz="1" w:space="0" w:color="CCCCCC"/>
-            </w:tcBorders>
-            <w:shd w:val="clear" w:color="auto" w:fill="F2F2F2"/>
-            <w:tcMar>
-              <w:top w:w="80" w:type="dxa"/>
-              <w:left w:w="120" w:type="dxa"/>
-              <w:bottom w:w="80" w:type="dxa"/>
-              <w:right w:w="120" w:type="dxa"/>
-            </w:tcMar>
-          </w:tcPr>
-          <w:p>
-            <w:r>
-              <w:rPr>
-                <w:sz w:val="20"/>
-                <w:szCs w:val="20"/>
-              </w:rPr>
-              <w:t>Component</w:t>
-            </w:r>
-          </w:p>
-        </w:tc>
-        <w:tc>
-          <w:tcPr>
-            <w:tcW w:w="5360" w:type="dxa"/>
-            <w:tcBorders>
-              <w:top w:val="single" w:sz="1" w:space="0" w:color="CCCCCC"/>
-              <w:left w:val="single" w:sz="1" w:space="0" w:color="CCCCCC"/>
-              <w:bottom w:val="single" w:sz="1" w:space="0" w:color="CCCCCC"/>
-              <w:right w:val="single" w:sz="1" w:space="0" w:color="CCCCCC"/>
-            </w:tcBorders>
-            <w:shd w:val="clear" w:color="auto" w:fill="F2F2F2"/>
-            <w:tcMar>
-              <w:top w:w="80" w:type="dxa"/>
-              <w:left w:w="120" w:type="dxa"/>
-              <w:bottom w:w="80" w:type="dxa"/>
-              <w:right w:w="120" w:type="dxa"/>
-            </w:tcMar>
-          </w:tcPr>
-          <w:p>
-            <w:r>
-              <w:rPr>
-                <w:sz w:val="20"/>
-                <w:szCs w:val="20"/>
-              </w:rPr>
-              <w:t>Category, brand, price range, and availability filter controls</w:t>
-            </w:r>
-          </w:p>
-        </w:tc>
-      </w:tr>
-      <w:tr>
-        <w:tblPrEx>
-          <w:tblCellMar>
-            <w:top w:w="0" w:type="dxa"/>
-            <w:bottom w:w="0" w:type="dxa"/>
-          </w:tblCellMar>
-        </w:tblPrEx>
-        <w:tc>
-          <w:tcPr>
-            <w:tcW w:w="2400" w:type="dxa"/>
-            <w:tcBorders>
-              <w:top w:val="single" w:sz="1" w:space="0" w:color="CCCCCC"/>
-              <w:left w:val="single" w:sz="1" w:space="0" w:color="CCCCCC"/>
-              <w:bottom w:val="single" w:sz="1" w:space="0" w:color="CCCCCC"/>
-              <w:right w:val="single" w:sz="1" w:space="0" w:color="CCCCCC"/>
-            </w:tcBorders>
-            <w:shd w:val="clear" w:color="auto" w:fill="D6E4F0"/>
-            <w:tcMar>
-              <w:top w:w="80" w:type="dxa"/>
-              <w:left w:w="120" w:type="dxa"/>
-              <w:bottom w:w="80" w:type="dxa"/>
-              <w:right w:w="120" w:type="dxa"/>
-            </w:tcMar>
-          </w:tcPr>
-          <w:p>
+            </w:pPr>
+            <w:proofErr w:type="spellStart"/>
             <w:r>
               <w:rPr>
                 <w:b/>
@@ -13811,13 +15264,14 @@
                 <w:sz w:val="20"/>
                 <w:szCs w:val="20"/>
               </w:rPr>
-              <w:t>CartItemRow.jsx</w:t>
-            </w:r>
-          </w:p>
-        </w:tc>
-        <w:tc>
-          <w:tcPr>
-            <w:tcW w:w="1600" w:type="dxa"/>
+              <w:t>AdminCustomersPage.jsx</w:t>
+            </w:r>
+            <w:proofErr w:type="spellEnd"/>
+          </w:p>
+        </w:tc>
+        <w:tc>
+          <w:tcPr>
+            <w:tcW w:w="1573" w:type="dxa"/>
             <w:tcBorders>
               <w:top w:val="single" w:sz="1" w:space="0" w:color="CCCCCC"/>
               <w:left w:val="single" w:sz="1" w:space="0" w:color="CCCCCC"/>
@@ -13833,18 +15287,24 @@
             </w:tcMar>
           </w:tcPr>
           <w:p>
-            <w:r>
-              <w:rPr>
-                <w:sz w:val="20"/>
-                <w:szCs w:val="20"/>
-              </w:rPr>
-              <w:t>Component</w:t>
-            </w:r>
-          </w:p>
-        </w:tc>
-        <w:tc>
-          <w:tcPr>
-            <w:tcW w:w="5360" w:type="dxa"/>
+            <w:pPr>
+              <w:rPr>
+                <w:sz w:val="20"/>
+                <w:szCs w:val="20"/>
+              </w:rPr>
+            </w:pPr>
+            <w:r>
+              <w:rPr>
+                <w:sz w:val="20"/>
+                <w:szCs w:val="20"/>
+              </w:rPr>
+              <w:t>Admin Page</w:t>
+            </w:r>
+          </w:p>
+        </w:tc>
+        <w:tc>
+          <w:tcPr>
+            <w:tcW w:w="5068" w:type="dxa"/>
             <w:tcBorders>
               <w:top w:val="single" w:sz="1" w:space="0" w:color="CCCCCC"/>
               <w:left w:val="single" w:sz="1" w:space="0" w:color="CCCCCC"/>
@@ -13860,26 +15320,33 @@
             </w:tcMar>
           </w:tcPr>
           <w:p>
-            <w:r>
-              <w:rPr>
-                <w:sz w:val="20"/>
-                <w:szCs w:val="20"/>
-              </w:rPr>
-              <w:t>Single cart item with quantity stepper and remove button</w:t>
+            <w:pPr>
+              <w:rPr>
+                <w:sz w:val="20"/>
+                <w:szCs w:val="20"/>
+              </w:rPr>
+            </w:pPr>
+            <w:r>
+              <w:rPr>
+                <w:sz w:val="20"/>
+                <w:szCs w:val="20"/>
+              </w:rPr>
+              <w:t xml:space="preserve">Table </w:t>
+            </w:r>
+            <w:r>
+              <w:rPr>
+                <w:sz w:val="20"/>
+                <w:szCs w:val="20"/>
+              </w:rPr>
+              <w:t>of all customers with status management</w:t>
             </w:r>
           </w:p>
         </w:tc>
       </w:tr>
       <w:tr>
-        <w:tblPrEx>
-          <w:tblCellMar>
-            <w:top w:w="0" w:type="dxa"/>
-            <w:bottom w:w="0" w:type="dxa"/>
-          </w:tblCellMar>
-        </w:tblPrEx>
-        <w:tc>
-          <w:tcPr>
-            <w:tcW w:w="2400" w:type="dxa"/>
+        <w:tc>
+          <w:tcPr>
+            <w:tcW w:w="2719" w:type="dxa"/>
             <w:tcBorders>
               <w:top w:val="single" w:sz="1" w:space="0" w:color="CCCCCC"/>
               <w:left w:val="single" w:sz="1" w:space="0" w:color="CCCCCC"/>
@@ -13895,7 +15362,7 @@
             </w:tcMar>
           </w:tcPr>
           <w:p>
-            <w:r>
+            <w:pPr>
               <w:rPr>
                 <w:b/>
                 <w:bCs/>
@@ -13903,90 +15370,8 @@
                 <w:sz w:val="20"/>
                 <w:szCs w:val="20"/>
               </w:rPr>
-              <w:t>ProtectedRoute.jsx</w:t>
-            </w:r>
-          </w:p>
-        </w:tc>
-        <w:tc>
-          <w:tcPr>
-            <w:tcW w:w="1600" w:type="dxa"/>
-            <w:tcBorders>
-              <w:top w:val="single" w:sz="1" w:space="0" w:color="CCCCCC"/>
-              <w:left w:val="single" w:sz="1" w:space="0" w:color="CCCCCC"/>
-              <w:bottom w:val="single" w:sz="1" w:space="0" w:color="CCCCCC"/>
-              <w:right w:val="single" w:sz="1" w:space="0" w:color="CCCCCC"/>
-            </w:tcBorders>
-            <w:shd w:val="clear" w:color="auto" w:fill="F2F2F2"/>
-            <w:tcMar>
-              <w:top w:w="80" w:type="dxa"/>
-              <w:left w:w="120" w:type="dxa"/>
-              <w:bottom w:w="80" w:type="dxa"/>
-              <w:right w:w="120" w:type="dxa"/>
-            </w:tcMar>
-          </w:tcPr>
-          <w:p>
-            <w:r>
-              <w:rPr>
-                <w:sz w:val="20"/>
-                <w:szCs w:val="20"/>
-              </w:rPr>
-              <w:t>Utility</w:t>
-            </w:r>
-          </w:p>
-        </w:tc>
-        <w:tc>
-          <w:tcPr>
-            <w:tcW w:w="5360" w:type="dxa"/>
-            <w:tcBorders>
-              <w:top w:val="single" w:sz="1" w:space="0" w:color="CCCCCC"/>
-              <w:left w:val="single" w:sz="1" w:space="0" w:color="CCCCCC"/>
-              <w:bottom w:val="single" w:sz="1" w:space="0" w:color="CCCCCC"/>
-              <w:right w:val="single" w:sz="1" w:space="0" w:color="CCCCCC"/>
-            </w:tcBorders>
-            <w:shd w:val="clear" w:color="auto" w:fill="F2F2F2"/>
-            <w:tcMar>
-              <w:top w:w="80" w:type="dxa"/>
-              <w:left w:w="120" w:type="dxa"/>
-              <w:bottom w:w="80" w:type="dxa"/>
-              <w:right w:w="120" w:type="dxa"/>
-            </w:tcMar>
-          </w:tcPr>
-          <w:p>
-            <w:r>
-              <w:rPr>
-                <w:sz w:val="20"/>
-                <w:szCs w:val="20"/>
-              </w:rPr>
-              <w:t>HOC / wrapper that redirects unauthenticated users to LoginPage</w:t>
-            </w:r>
-          </w:p>
-        </w:tc>
-      </w:tr>
-      <w:tr>
-        <w:tblPrEx>
-          <w:tblCellMar>
-            <w:top w:w="0" w:type="dxa"/>
-            <w:bottom w:w="0" w:type="dxa"/>
-          </w:tblCellMar>
-        </w:tblPrEx>
-        <w:tc>
-          <w:tcPr>
-            <w:tcW w:w="2400" w:type="dxa"/>
-            <w:tcBorders>
-              <w:top w:val="single" w:sz="1" w:space="0" w:color="CCCCCC"/>
-              <w:left w:val="single" w:sz="1" w:space="0" w:color="CCCCCC"/>
-              <w:bottom w:val="single" w:sz="1" w:space="0" w:color="CCCCCC"/>
-              <w:right w:val="single" w:sz="1" w:space="0" w:color="CCCCCC"/>
-            </w:tcBorders>
-            <w:shd w:val="clear" w:color="auto" w:fill="D6E4F0"/>
-            <w:tcMar>
-              <w:top w:w="80" w:type="dxa"/>
-              <w:left w:w="120" w:type="dxa"/>
-              <w:bottom w:w="80" w:type="dxa"/>
-              <w:right w:w="120" w:type="dxa"/>
-            </w:tcMar>
-          </w:tcPr>
-          <w:p>
+            </w:pPr>
+            <w:proofErr w:type="spellStart"/>
             <w:r>
               <w:rPr>
                 <w:b/>
@@ -13995,13 +15380,14 @@
                 <w:sz w:val="20"/>
                 <w:szCs w:val="20"/>
               </w:rPr>
-              <w:t>AdminRoute.jsx</w:t>
-            </w:r>
-          </w:p>
-        </w:tc>
-        <w:tc>
-          <w:tcPr>
-            <w:tcW w:w="1600" w:type="dxa"/>
+              <w:t>AdminBrandsPage.jsx</w:t>
+            </w:r>
+            <w:proofErr w:type="spellEnd"/>
+          </w:p>
+        </w:tc>
+        <w:tc>
+          <w:tcPr>
+            <w:tcW w:w="1573" w:type="dxa"/>
             <w:tcBorders>
               <w:top w:val="single" w:sz="1" w:space="0" w:color="CCCCCC"/>
               <w:left w:val="single" w:sz="1" w:space="0" w:color="CCCCCC"/>
@@ -14017,18 +15403,24 @@
             </w:tcMar>
           </w:tcPr>
           <w:p>
-            <w:r>
-              <w:rPr>
-                <w:sz w:val="20"/>
-                <w:szCs w:val="20"/>
-              </w:rPr>
-              <w:t>Utility</w:t>
-            </w:r>
-          </w:p>
-        </w:tc>
-        <w:tc>
-          <w:tcPr>
-            <w:tcW w:w="5360" w:type="dxa"/>
+            <w:pPr>
+              <w:rPr>
+                <w:sz w:val="20"/>
+                <w:szCs w:val="20"/>
+              </w:rPr>
+            </w:pPr>
+            <w:r>
+              <w:rPr>
+                <w:sz w:val="20"/>
+                <w:szCs w:val="20"/>
+              </w:rPr>
+              <w:t>Admin Page</w:t>
+            </w:r>
+          </w:p>
+        </w:tc>
+        <w:tc>
+          <w:tcPr>
+            <w:tcW w:w="5068" w:type="dxa"/>
             <w:tcBorders>
               <w:top w:val="single" w:sz="1" w:space="0" w:color="CCCCCC"/>
               <w:left w:val="single" w:sz="1" w:space="0" w:color="CCCCCC"/>
@@ -14044,26 +15436,33 @@
             </w:tcMar>
           </w:tcPr>
           <w:p>
-            <w:r>
-              <w:rPr>
-                <w:sz w:val="20"/>
-                <w:szCs w:val="20"/>
-              </w:rPr>
-              <w:t>HOC / wrapper that restricts access to ADMIN role; redirects others</w:t>
+            <w:pPr>
+              <w:rPr>
+                <w:sz w:val="20"/>
+                <w:szCs w:val="20"/>
+              </w:rPr>
+            </w:pPr>
+            <w:r>
+              <w:rPr>
+                <w:sz w:val="20"/>
+                <w:szCs w:val="20"/>
+              </w:rPr>
+              <w:t xml:space="preserve">Table of all brands with </w:t>
+            </w:r>
+            <w:r>
+              <w:rPr>
+                <w:sz w:val="20"/>
+                <w:szCs w:val="20"/>
+              </w:rPr>
+              <w:t>Create / Edit / Delete actions</w:t>
             </w:r>
           </w:p>
         </w:tc>
       </w:tr>
       <w:tr>
-        <w:tblPrEx>
-          <w:tblCellMar>
-            <w:top w:w="0" w:type="dxa"/>
-            <w:bottom w:w="0" w:type="dxa"/>
-          </w:tblCellMar>
-        </w:tblPrEx>
-        <w:tc>
-          <w:tcPr>
-            <w:tcW w:w="2400" w:type="dxa"/>
+        <w:tc>
+          <w:tcPr>
+            <w:tcW w:w="2719" w:type="dxa"/>
             <w:tcBorders>
               <w:top w:val="single" w:sz="1" w:space="0" w:color="CCCCCC"/>
               <w:left w:val="single" w:sz="1" w:space="0" w:color="CCCCCC"/>
@@ -14079,6 +15478,7 @@
             </w:tcMar>
           </w:tcPr>
           <w:p>
+            <w:proofErr w:type="spellStart"/>
             <w:r>
               <w:rPr>
                 <w:b/>
@@ -14087,13 +15487,14 @@
                 <w:sz w:val="20"/>
                 <w:szCs w:val="20"/>
               </w:rPr>
-              <w:t>AuthContext.jsx</w:t>
-            </w:r>
-          </w:p>
-        </w:tc>
-        <w:tc>
-          <w:tcPr>
-            <w:tcW w:w="1600" w:type="dxa"/>
+              <w:t>ProductCard.jsx</w:t>
+            </w:r>
+            <w:proofErr w:type="spellEnd"/>
+          </w:p>
+        </w:tc>
+        <w:tc>
+          <w:tcPr>
+            <w:tcW w:w="1573" w:type="dxa"/>
             <w:tcBorders>
               <w:top w:val="single" w:sz="1" w:space="0" w:color="CCCCCC"/>
               <w:left w:val="single" w:sz="1" w:space="0" w:color="CCCCCC"/>
@@ -14114,13 +15515,13 @@
                 <w:sz w:val="20"/>
                 <w:szCs w:val="20"/>
               </w:rPr>
-              <w:t>Context</w:t>
-            </w:r>
-          </w:p>
-        </w:tc>
-        <w:tc>
-          <w:tcPr>
-            <w:tcW w:w="5360" w:type="dxa"/>
+              <w:t>Component</w:t>
+            </w:r>
+          </w:p>
+        </w:tc>
+        <w:tc>
+          <w:tcPr>
+            <w:tcW w:w="5068" w:type="dxa"/>
             <w:tcBorders>
               <w:top w:val="single" w:sz="1" w:space="0" w:color="CCCCCC"/>
               <w:left w:val="single" w:sz="1" w:space="0" w:color="CCCCCC"/>
@@ -14141,21 +15542,15 @@
                 <w:sz w:val="20"/>
                 <w:szCs w:val="20"/>
               </w:rPr>
-              <w:t>Provides user auth state, login/logout functions, and JWT token throughout the app</w:t>
+              <w:t>Reusable card displaying product thumbnail, name, price, and Add to Cart</w:t>
             </w:r>
           </w:p>
         </w:tc>
       </w:tr>
       <w:tr>
-        <w:tblPrEx>
-          <w:tblCellMar>
-            <w:top w:w="0" w:type="dxa"/>
-            <w:bottom w:w="0" w:type="dxa"/>
-          </w:tblCellMar>
-        </w:tblPrEx>
-        <w:tc>
-          <w:tcPr>
-            <w:tcW w:w="2400" w:type="dxa"/>
+        <w:tc>
+          <w:tcPr>
+            <w:tcW w:w="2719" w:type="dxa"/>
             <w:tcBorders>
               <w:top w:val="single" w:sz="1" w:space="0" w:color="CCCCCC"/>
               <w:left w:val="single" w:sz="1" w:space="0" w:color="CCCCCC"/>
@@ -14171,6 +15566,7 @@
             </w:tcMar>
           </w:tcPr>
           <w:p>
+            <w:proofErr w:type="spellStart"/>
             <w:r>
               <w:rPr>
                 <w:b/>
@@ -14179,13 +15575,14 @@
                 <w:sz w:val="20"/>
                 <w:szCs w:val="20"/>
               </w:rPr>
-              <w:t>CartContext.jsx</w:t>
-            </w:r>
-          </w:p>
-        </w:tc>
-        <w:tc>
-          <w:tcPr>
-            <w:tcW w:w="1600" w:type="dxa"/>
+              <w:t>ProductGrid.jsx</w:t>
+            </w:r>
+            <w:proofErr w:type="spellEnd"/>
+          </w:p>
+        </w:tc>
+        <w:tc>
+          <w:tcPr>
+            <w:tcW w:w="1573" w:type="dxa"/>
             <w:tcBorders>
               <w:top w:val="single" w:sz="1" w:space="0" w:color="CCCCCC"/>
               <w:left w:val="single" w:sz="1" w:space="0" w:color="CCCCCC"/>
@@ -14206,13 +15603,13 @@
                 <w:sz w:val="20"/>
                 <w:szCs w:val="20"/>
               </w:rPr>
-              <w:t>Context</w:t>
-            </w:r>
-          </w:p>
-        </w:tc>
-        <w:tc>
-          <w:tcPr>
-            <w:tcW w:w="5360" w:type="dxa"/>
+              <w:t>Component</w:t>
+            </w:r>
+          </w:p>
+        </w:tc>
+        <w:tc>
+          <w:tcPr>
+            <w:tcW w:w="5068" w:type="dxa"/>
             <w:tcBorders>
               <w:top w:val="single" w:sz="1" w:space="0" w:color="CCCCCC"/>
               <w:left w:val="single" w:sz="1" w:space="0" w:color="CCCCCC"/>
@@ -14233,21 +15630,31 @@
                 <w:sz w:val="20"/>
                 <w:szCs w:val="20"/>
               </w:rPr>
-              <w:t>Provides cart state and actions (add, remove, update) throughout the app</w:t>
+              <w:t xml:space="preserve">Responsive grid container rendering multiple </w:t>
+            </w:r>
+            <w:proofErr w:type="spellStart"/>
+            <w:r>
+              <w:rPr>
+                <w:sz w:val="20"/>
+                <w:szCs w:val="20"/>
+              </w:rPr>
+              <w:t>ProductCard</w:t>
+            </w:r>
+            <w:proofErr w:type="spellEnd"/>
+            <w:r>
+              <w:rPr>
+                <w:sz w:val="20"/>
+                <w:szCs w:val="20"/>
+              </w:rPr>
+              <w:t xml:space="preserve"> components</w:t>
             </w:r>
           </w:p>
         </w:tc>
       </w:tr>
       <w:tr>
-        <w:tblPrEx>
-          <w:tblCellMar>
-            <w:top w:w="0" w:type="dxa"/>
-            <w:bottom w:w="0" w:type="dxa"/>
-          </w:tblCellMar>
-        </w:tblPrEx>
-        <w:tc>
-          <w:tcPr>
-            <w:tcW w:w="2400" w:type="dxa"/>
+        <w:tc>
+          <w:tcPr>
+            <w:tcW w:w="2719" w:type="dxa"/>
             <w:tcBorders>
               <w:top w:val="single" w:sz="1" w:space="0" w:color="CCCCCC"/>
               <w:left w:val="single" w:sz="1" w:space="0" w:color="CCCCCC"/>
@@ -14263,6 +15670,7 @@
             </w:tcMar>
           </w:tcPr>
           <w:p>
+            <w:proofErr w:type="spellStart"/>
             <w:r>
               <w:rPr>
                 <w:b/>
@@ -14271,13 +15679,549 @@
                 <w:sz w:val="20"/>
                 <w:szCs w:val="20"/>
               </w:rPr>
+              <w:t>FilterSidebar.jsx</w:t>
+            </w:r>
+            <w:proofErr w:type="spellEnd"/>
+          </w:p>
+        </w:tc>
+        <w:tc>
+          <w:tcPr>
+            <w:tcW w:w="1573" w:type="dxa"/>
+            <w:tcBorders>
+              <w:top w:val="single" w:sz="1" w:space="0" w:color="CCCCCC"/>
+              <w:left w:val="single" w:sz="1" w:space="0" w:color="CCCCCC"/>
+              <w:bottom w:val="single" w:sz="1" w:space="0" w:color="CCCCCC"/>
+              <w:right w:val="single" w:sz="1" w:space="0" w:color="CCCCCC"/>
+            </w:tcBorders>
+            <w:shd w:val="clear" w:color="auto" w:fill="F2F2F2"/>
+            <w:tcMar>
+              <w:top w:w="80" w:type="dxa"/>
+              <w:left w:w="120" w:type="dxa"/>
+              <w:bottom w:w="80" w:type="dxa"/>
+              <w:right w:w="120" w:type="dxa"/>
+            </w:tcMar>
+          </w:tcPr>
+          <w:p>
+            <w:r>
+              <w:rPr>
+                <w:sz w:val="20"/>
+                <w:szCs w:val="20"/>
+              </w:rPr>
+              <w:t>Component</w:t>
+            </w:r>
+          </w:p>
+        </w:tc>
+        <w:tc>
+          <w:tcPr>
+            <w:tcW w:w="5068" w:type="dxa"/>
+            <w:tcBorders>
+              <w:top w:val="single" w:sz="1" w:space="0" w:color="CCCCCC"/>
+              <w:left w:val="single" w:sz="1" w:space="0" w:color="CCCCCC"/>
+              <w:bottom w:val="single" w:sz="1" w:space="0" w:color="CCCCCC"/>
+              <w:right w:val="single" w:sz="1" w:space="0" w:color="CCCCCC"/>
+            </w:tcBorders>
+            <w:shd w:val="clear" w:color="auto" w:fill="F2F2F2"/>
+            <w:tcMar>
+              <w:top w:w="80" w:type="dxa"/>
+              <w:left w:w="120" w:type="dxa"/>
+              <w:bottom w:w="80" w:type="dxa"/>
+              <w:right w:w="120" w:type="dxa"/>
+            </w:tcMar>
+          </w:tcPr>
+          <w:p>
+            <w:r>
+              <w:rPr>
+                <w:sz w:val="20"/>
+                <w:szCs w:val="20"/>
+              </w:rPr>
+              <w:t>Category, brand, price range, and availability filter controls</w:t>
+            </w:r>
+          </w:p>
+        </w:tc>
+      </w:tr>
+      <w:tr>
+        <w:tc>
+          <w:tcPr>
+            <w:tcW w:w="2719" w:type="dxa"/>
+            <w:tcBorders>
+              <w:top w:val="single" w:sz="1" w:space="0" w:color="CCCCCC"/>
+              <w:left w:val="single" w:sz="1" w:space="0" w:color="CCCCCC"/>
+              <w:bottom w:val="single" w:sz="1" w:space="0" w:color="CCCCCC"/>
+              <w:right w:val="single" w:sz="1" w:space="0" w:color="CCCCCC"/>
+            </w:tcBorders>
+            <w:shd w:val="clear" w:color="auto" w:fill="D6E4F0"/>
+            <w:tcMar>
+              <w:top w:w="80" w:type="dxa"/>
+              <w:left w:w="120" w:type="dxa"/>
+              <w:bottom w:w="80" w:type="dxa"/>
+              <w:right w:w="120" w:type="dxa"/>
+            </w:tcMar>
+          </w:tcPr>
+          <w:p>
+            <w:proofErr w:type="spellStart"/>
+            <w:r>
+              <w:rPr>
+                <w:b/>
+                <w:bCs/>
+                <w:color w:val="1F4E79"/>
+                <w:sz w:val="20"/>
+                <w:szCs w:val="20"/>
+              </w:rPr>
+              <w:t>CartItemRow.jsx</w:t>
+            </w:r>
+            <w:proofErr w:type="spellEnd"/>
+          </w:p>
+        </w:tc>
+        <w:tc>
+          <w:tcPr>
+            <w:tcW w:w="1573" w:type="dxa"/>
+            <w:tcBorders>
+              <w:top w:val="single" w:sz="1" w:space="0" w:color="CCCCCC"/>
+              <w:left w:val="single" w:sz="1" w:space="0" w:color="CCCCCC"/>
+              <w:bottom w:val="single" w:sz="1" w:space="0" w:color="CCCCCC"/>
+              <w:right w:val="single" w:sz="1" w:space="0" w:color="CCCCCC"/>
+            </w:tcBorders>
+            <w:shd w:val="clear" w:color="auto" w:fill="FFFFFF"/>
+            <w:tcMar>
+              <w:top w:w="80" w:type="dxa"/>
+              <w:left w:w="120" w:type="dxa"/>
+              <w:bottom w:w="80" w:type="dxa"/>
+              <w:right w:w="120" w:type="dxa"/>
+            </w:tcMar>
+          </w:tcPr>
+          <w:p>
+            <w:r>
+              <w:rPr>
+                <w:sz w:val="20"/>
+                <w:szCs w:val="20"/>
+              </w:rPr>
+              <w:t>Component</w:t>
+            </w:r>
+          </w:p>
+        </w:tc>
+        <w:tc>
+          <w:tcPr>
+            <w:tcW w:w="5068" w:type="dxa"/>
+            <w:tcBorders>
+              <w:top w:val="single" w:sz="1" w:space="0" w:color="CCCCCC"/>
+              <w:left w:val="single" w:sz="1" w:space="0" w:color="CCCCCC"/>
+              <w:bottom w:val="single" w:sz="1" w:space="0" w:color="CCCCCC"/>
+              <w:right w:val="single" w:sz="1" w:space="0" w:color="CCCCCC"/>
+            </w:tcBorders>
+            <w:shd w:val="clear" w:color="auto" w:fill="FFFFFF"/>
+            <w:tcMar>
+              <w:top w:w="80" w:type="dxa"/>
+              <w:left w:w="120" w:type="dxa"/>
+              <w:bottom w:w="80" w:type="dxa"/>
+              <w:right w:w="120" w:type="dxa"/>
+            </w:tcMar>
+          </w:tcPr>
+          <w:p>
+            <w:r>
+              <w:rPr>
+                <w:sz w:val="20"/>
+                <w:szCs w:val="20"/>
+              </w:rPr>
+              <w:t>Single cart item with quantity stepper and remove button</w:t>
+            </w:r>
+          </w:p>
+        </w:tc>
+      </w:tr>
+      <w:tr>
+        <w:tc>
+          <w:tcPr>
+            <w:tcW w:w="2719" w:type="dxa"/>
+            <w:tcBorders>
+              <w:top w:val="single" w:sz="1" w:space="0" w:color="CCCCCC"/>
+              <w:left w:val="single" w:sz="1" w:space="0" w:color="CCCCCC"/>
+              <w:bottom w:val="single" w:sz="1" w:space="0" w:color="CCCCCC"/>
+              <w:right w:val="single" w:sz="1" w:space="0" w:color="CCCCCC"/>
+            </w:tcBorders>
+            <w:shd w:val="clear" w:color="auto" w:fill="D6E4F0"/>
+            <w:tcMar>
+              <w:top w:w="80" w:type="dxa"/>
+              <w:left w:w="120" w:type="dxa"/>
+              <w:bottom w:w="80" w:type="dxa"/>
+              <w:right w:w="120" w:type="dxa"/>
+            </w:tcMar>
+          </w:tcPr>
+          <w:p>
+            <w:proofErr w:type="spellStart"/>
+            <w:r>
+              <w:rPr>
+                <w:b/>
+                <w:bCs/>
+                <w:color w:val="1F4E79"/>
+                <w:sz w:val="20"/>
+                <w:szCs w:val="20"/>
+              </w:rPr>
+              <w:t>ProtectedRoute.jsx</w:t>
+            </w:r>
+            <w:proofErr w:type="spellEnd"/>
+          </w:p>
+        </w:tc>
+        <w:tc>
+          <w:tcPr>
+            <w:tcW w:w="1573" w:type="dxa"/>
+            <w:tcBorders>
+              <w:top w:val="single" w:sz="1" w:space="0" w:color="CCCCCC"/>
+              <w:left w:val="single" w:sz="1" w:space="0" w:color="CCCCCC"/>
+              <w:bottom w:val="single" w:sz="1" w:space="0" w:color="CCCCCC"/>
+              <w:right w:val="single" w:sz="1" w:space="0" w:color="CCCCCC"/>
+            </w:tcBorders>
+            <w:shd w:val="clear" w:color="auto" w:fill="F2F2F2"/>
+            <w:tcMar>
+              <w:top w:w="80" w:type="dxa"/>
+              <w:left w:w="120" w:type="dxa"/>
+              <w:bottom w:w="80" w:type="dxa"/>
+              <w:right w:w="120" w:type="dxa"/>
+            </w:tcMar>
+          </w:tcPr>
+          <w:p>
+            <w:r>
+              <w:rPr>
+                <w:sz w:val="20"/>
+                <w:szCs w:val="20"/>
+              </w:rPr>
+              <w:t>Utility</w:t>
+            </w:r>
+          </w:p>
+        </w:tc>
+        <w:tc>
+          <w:tcPr>
+            <w:tcW w:w="5068" w:type="dxa"/>
+            <w:tcBorders>
+              <w:top w:val="single" w:sz="1" w:space="0" w:color="CCCCCC"/>
+              <w:left w:val="single" w:sz="1" w:space="0" w:color="CCCCCC"/>
+              <w:bottom w:val="single" w:sz="1" w:space="0" w:color="CCCCCC"/>
+              <w:right w:val="single" w:sz="1" w:space="0" w:color="CCCCCC"/>
+            </w:tcBorders>
+            <w:shd w:val="clear" w:color="auto" w:fill="F2F2F2"/>
+            <w:tcMar>
+              <w:top w:w="80" w:type="dxa"/>
+              <w:left w:w="120" w:type="dxa"/>
+              <w:bottom w:w="80" w:type="dxa"/>
+              <w:right w:w="120" w:type="dxa"/>
+            </w:tcMar>
+          </w:tcPr>
+          <w:p>
+            <w:r>
+              <w:rPr>
+                <w:sz w:val="20"/>
+                <w:szCs w:val="20"/>
+              </w:rPr>
+              <w:t xml:space="preserve">HOC / wrapper that redirects unauthenticated users to </w:t>
+            </w:r>
+            <w:proofErr w:type="spellStart"/>
+            <w:r>
+              <w:rPr>
+                <w:sz w:val="20"/>
+                <w:szCs w:val="20"/>
+              </w:rPr>
+              <w:t>LoginPage</w:t>
+            </w:r>
+            <w:proofErr w:type="spellEnd"/>
+          </w:p>
+        </w:tc>
+      </w:tr>
+      <w:tr>
+        <w:tc>
+          <w:tcPr>
+            <w:tcW w:w="2719" w:type="dxa"/>
+            <w:tcBorders>
+              <w:top w:val="single" w:sz="1" w:space="0" w:color="CCCCCC"/>
+              <w:left w:val="single" w:sz="1" w:space="0" w:color="CCCCCC"/>
+              <w:bottom w:val="single" w:sz="1" w:space="0" w:color="CCCCCC"/>
+              <w:right w:val="single" w:sz="1" w:space="0" w:color="CCCCCC"/>
+            </w:tcBorders>
+            <w:shd w:val="clear" w:color="auto" w:fill="D6E4F0"/>
+            <w:tcMar>
+              <w:top w:w="80" w:type="dxa"/>
+              <w:left w:w="120" w:type="dxa"/>
+              <w:bottom w:w="80" w:type="dxa"/>
+              <w:right w:w="120" w:type="dxa"/>
+            </w:tcMar>
+          </w:tcPr>
+          <w:p>
+            <w:proofErr w:type="spellStart"/>
+            <w:r>
+              <w:rPr>
+                <w:b/>
+                <w:bCs/>
+                <w:color w:val="1F4E79"/>
+                <w:sz w:val="20"/>
+                <w:szCs w:val="20"/>
+              </w:rPr>
+              <w:t>AdminRoute.jsx</w:t>
+            </w:r>
+            <w:proofErr w:type="spellEnd"/>
+          </w:p>
+        </w:tc>
+        <w:tc>
+          <w:tcPr>
+            <w:tcW w:w="1573" w:type="dxa"/>
+            <w:tcBorders>
+              <w:top w:val="single" w:sz="1" w:space="0" w:color="CCCCCC"/>
+              <w:left w:val="single" w:sz="1" w:space="0" w:color="CCCCCC"/>
+              <w:bottom w:val="single" w:sz="1" w:space="0" w:color="CCCCCC"/>
+              <w:right w:val="single" w:sz="1" w:space="0" w:color="CCCCCC"/>
+            </w:tcBorders>
+            <w:shd w:val="clear" w:color="auto" w:fill="FFFFFF"/>
+            <w:tcMar>
+              <w:top w:w="80" w:type="dxa"/>
+              <w:left w:w="120" w:type="dxa"/>
+              <w:bottom w:w="80" w:type="dxa"/>
+              <w:right w:w="120" w:type="dxa"/>
+            </w:tcMar>
+          </w:tcPr>
+          <w:p>
+            <w:r>
+              <w:rPr>
+                <w:sz w:val="20"/>
+                <w:szCs w:val="20"/>
+              </w:rPr>
+              <w:t>Utility</w:t>
+            </w:r>
+          </w:p>
+        </w:tc>
+        <w:tc>
+          <w:tcPr>
+            <w:tcW w:w="5068" w:type="dxa"/>
+            <w:tcBorders>
+              <w:top w:val="single" w:sz="1" w:space="0" w:color="CCCCCC"/>
+              <w:left w:val="single" w:sz="1" w:space="0" w:color="CCCCCC"/>
+              <w:bottom w:val="single" w:sz="1" w:space="0" w:color="CCCCCC"/>
+              <w:right w:val="single" w:sz="1" w:space="0" w:color="CCCCCC"/>
+            </w:tcBorders>
+            <w:shd w:val="clear" w:color="auto" w:fill="FFFFFF"/>
+            <w:tcMar>
+              <w:top w:w="80" w:type="dxa"/>
+              <w:left w:w="120" w:type="dxa"/>
+              <w:bottom w:w="80" w:type="dxa"/>
+              <w:right w:w="120" w:type="dxa"/>
+            </w:tcMar>
+          </w:tcPr>
+          <w:p>
+            <w:r>
+              <w:rPr>
+                <w:sz w:val="20"/>
+                <w:szCs w:val="20"/>
+              </w:rPr>
+              <w:t>HOC / wrapper that restricts access to ADMIN role; redirects others</w:t>
+            </w:r>
+          </w:p>
+        </w:tc>
+      </w:tr>
+      <w:tr>
+        <w:tc>
+          <w:tcPr>
+            <w:tcW w:w="2719" w:type="dxa"/>
+            <w:tcBorders>
+              <w:top w:val="single" w:sz="1" w:space="0" w:color="CCCCCC"/>
+              <w:left w:val="single" w:sz="1" w:space="0" w:color="CCCCCC"/>
+              <w:bottom w:val="single" w:sz="1" w:space="0" w:color="CCCCCC"/>
+              <w:right w:val="single" w:sz="1" w:space="0" w:color="CCCCCC"/>
+            </w:tcBorders>
+            <w:shd w:val="clear" w:color="auto" w:fill="D6E4F0"/>
+            <w:tcMar>
+              <w:top w:w="80" w:type="dxa"/>
+              <w:left w:w="120" w:type="dxa"/>
+              <w:bottom w:w="80" w:type="dxa"/>
+              <w:right w:w="120" w:type="dxa"/>
+            </w:tcMar>
+          </w:tcPr>
+          <w:p>
+            <w:proofErr w:type="spellStart"/>
+            <w:r>
+              <w:rPr>
+                <w:b/>
+                <w:bCs/>
+                <w:color w:val="1F4E79"/>
+                <w:sz w:val="20"/>
+                <w:szCs w:val="20"/>
+              </w:rPr>
+              <w:t>AuthContext.jsx</w:t>
+            </w:r>
+            <w:proofErr w:type="spellEnd"/>
+          </w:p>
+        </w:tc>
+        <w:tc>
+          <w:tcPr>
+            <w:tcW w:w="1573" w:type="dxa"/>
+            <w:tcBorders>
+              <w:top w:val="single" w:sz="1" w:space="0" w:color="CCCCCC"/>
+              <w:left w:val="single" w:sz="1" w:space="0" w:color="CCCCCC"/>
+              <w:bottom w:val="single" w:sz="1" w:space="0" w:color="CCCCCC"/>
+              <w:right w:val="single" w:sz="1" w:space="0" w:color="CCCCCC"/>
+            </w:tcBorders>
+            <w:shd w:val="clear" w:color="auto" w:fill="F2F2F2"/>
+            <w:tcMar>
+              <w:top w:w="80" w:type="dxa"/>
+              <w:left w:w="120" w:type="dxa"/>
+              <w:bottom w:w="80" w:type="dxa"/>
+              <w:right w:w="120" w:type="dxa"/>
+            </w:tcMar>
+          </w:tcPr>
+          <w:p>
+            <w:r>
+              <w:rPr>
+                <w:sz w:val="20"/>
+                <w:szCs w:val="20"/>
+              </w:rPr>
+              <w:t>Context</w:t>
+            </w:r>
+          </w:p>
+        </w:tc>
+        <w:tc>
+          <w:tcPr>
+            <w:tcW w:w="5068" w:type="dxa"/>
+            <w:tcBorders>
+              <w:top w:val="single" w:sz="1" w:space="0" w:color="CCCCCC"/>
+              <w:left w:val="single" w:sz="1" w:space="0" w:color="CCCCCC"/>
+              <w:bottom w:val="single" w:sz="1" w:space="0" w:color="CCCCCC"/>
+              <w:right w:val="single" w:sz="1" w:space="0" w:color="CCCCCC"/>
+            </w:tcBorders>
+            <w:shd w:val="clear" w:color="auto" w:fill="F2F2F2"/>
+            <w:tcMar>
+              <w:top w:w="80" w:type="dxa"/>
+              <w:left w:w="120" w:type="dxa"/>
+              <w:bottom w:w="80" w:type="dxa"/>
+              <w:right w:w="120" w:type="dxa"/>
+            </w:tcMar>
+          </w:tcPr>
+          <w:p>
+            <w:r>
+              <w:rPr>
+                <w:sz w:val="20"/>
+                <w:szCs w:val="20"/>
+              </w:rPr>
+              <w:t>Provides user auth state, login/logout functions, and JWT token throughout the app</w:t>
+            </w:r>
+          </w:p>
+        </w:tc>
+      </w:tr>
+      <w:tr>
+        <w:tc>
+          <w:tcPr>
+            <w:tcW w:w="2719" w:type="dxa"/>
+            <w:tcBorders>
+              <w:top w:val="single" w:sz="1" w:space="0" w:color="CCCCCC"/>
+              <w:left w:val="single" w:sz="1" w:space="0" w:color="CCCCCC"/>
+              <w:bottom w:val="single" w:sz="1" w:space="0" w:color="CCCCCC"/>
+              <w:right w:val="single" w:sz="1" w:space="0" w:color="CCCCCC"/>
+            </w:tcBorders>
+            <w:shd w:val="clear" w:color="auto" w:fill="D6E4F0"/>
+            <w:tcMar>
+              <w:top w:w="80" w:type="dxa"/>
+              <w:left w:w="120" w:type="dxa"/>
+              <w:bottom w:w="80" w:type="dxa"/>
+              <w:right w:w="120" w:type="dxa"/>
+            </w:tcMar>
+          </w:tcPr>
+          <w:p>
+            <w:proofErr w:type="spellStart"/>
+            <w:r>
+              <w:rPr>
+                <w:b/>
+                <w:bCs/>
+                <w:color w:val="1F4E79"/>
+                <w:sz w:val="20"/>
+                <w:szCs w:val="20"/>
+              </w:rPr>
+              <w:t>CartContext.jsx</w:t>
+            </w:r>
+            <w:proofErr w:type="spellEnd"/>
+          </w:p>
+        </w:tc>
+        <w:tc>
+          <w:tcPr>
+            <w:tcW w:w="1573" w:type="dxa"/>
+            <w:tcBorders>
+              <w:top w:val="single" w:sz="1" w:space="0" w:color="CCCCCC"/>
+              <w:left w:val="single" w:sz="1" w:space="0" w:color="CCCCCC"/>
+              <w:bottom w:val="single" w:sz="1" w:space="0" w:color="CCCCCC"/>
+              <w:right w:val="single" w:sz="1" w:space="0" w:color="CCCCCC"/>
+            </w:tcBorders>
+            <w:shd w:val="clear" w:color="auto" w:fill="FFFFFF"/>
+            <w:tcMar>
+              <w:top w:w="80" w:type="dxa"/>
+              <w:left w:w="120" w:type="dxa"/>
+              <w:bottom w:w="80" w:type="dxa"/>
+              <w:right w:w="120" w:type="dxa"/>
+            </w:tcMar>
+          </w:tcPr>
+          <w:p>
+            <w:r>
+              <w:rPr>
+                <w:sz w:val="20"/>
+                <w:szCs w:val="20"/>
+              </w:rPr>
+              <w:t>Context</w:t>
+            </w:r>
+          </w:p>
+        </w:tc>
+        <w:tc>
+          <w:tcPr>
+            <w:tcW w:w="5068" w:type="dxa"/>
+            <w:tcBorders>
+              <w:top w:val="single" w:sz="1" w:space="0" w:color="CCCCCC"/>
+              <w:left w:val="single" w:sz="1" w:space="0" w:color="CCCCCC"/>
+              <w:bottom w:val="single" w:sz="1" w:space="0" w:color="CCCCCC"/>
+              <w:right w:val="single" w:sz="1" w:space="0" w:color="CCCCCC"/>
+            </w:tcBorders>
+            <w:shd w:val="clear" w:color="auto" w:fill="FFFFFF"/>
+            <w:tcMar>
+              <w:top w:w="80" w:type="dxa"/>
+              <w:left w:w="120" w:type="dxa"/>
+              <w:bottom w:w="80" w:type="dxa"/>
+              <w:right w:w="120" w:type="dxa"/>
+            </w:tcMar>
+          </w:tcPr>
+          <w:p>
+            <w:r>
+              <w:rPr>
+                <w:sz w:val="20"/>
+                <w:szCs w:val="20"/>
+              </w:rPr>
+              <w:t>Provides cart state and actions (add, remove, update) throughout the app</w:t>
+            </w:r>
+          </w:p>
+        </w:tc>
+      </w:tr>
+      <w:tr>
+        <w:tc>
+          <w:tcPr>
+            <w:tcW w:w="2719" w:type="dxa"/>
+            <w:tcBorders>
+              <w:top w:val="single" w:sz="1" w:space="0" w:color="CCCCCC"/>
+              <w:left w:val="single" w:sz="1" w:space="0" w:color="CCCCCC"/>
+              <w:bottom w:val="single" w:sz="1" w:space="0" w:color="CCCCCC"/>
+              <w:right w:val="single" w:sz="1" w:space="0" w:color="CCCCCC"/>
+            </w:tcBorders>
+            <w:shd w:val="clear" w:color="auto" w:fill="D6E4F0"/>
+            <w:tcMar>
+              <w:top w:w="80" w:type="dxa"/>
+              <w:left w:w="120" w:type="dxa"/>
+              <w:bottom w:w="80" w:type="dxa"/>
+              <w:right w:w="120" w:type="dxa"/>
+            </w:tcMar>
+          </w:tcPr>
+          <w:p>
+            <w:r>
+              <w:rPr>
+                <w:b/>
+                <w:bCs/>
+                <w:color w:val="1F4E79"/>
+                <w:sz w:val="20"/>
+                <w:szCs w:val="20"/>
+              </w:rPr>
               <w:t>api.js</w:t>
             </w:r>
           </w:p>
         </w:tc>
         <w:tc>
           <w:tcPr>
-            <w:tcW w:w="1600" w:type="dxa"/>
+            <w:tcW w:w="1573" w:type="dxa"/>
             <w:tcBorders>
               <w:top w:val="single" w:sz="1" w:space="0" w:color="CCCCCC"/>
               <w:left w:val="single" w:sz="1" w:space="0" w:color="CCCCCC"/>
@@ -14304,7 +16248,7 @@
         </w:tc>
         <w:tc>
           <w:tcPr>
-            <w:tcW w:w="5360" w:type="dxa"/>
+            <w:tcW w:w="5068" w:type="dxa"/>
             <w:tcBorders>
               <w:top w:val="single" w:sz="1" w:space="0" w:color="CCCCCC"/>
               <w:left w:val="single" w:sz="1" w:space="0" w:color="CCCCCC"/>
@@ -14361,7 +16305,15 @@
         <w:spacing w:before="40" w:after="40"/>
       </w:pPr>
       <w:r>
-        <w:t>/ — HomePage (public)</w:t>
+        <w:t xml:space="preserve">/ — </w:t>
+      </w:r>
+      <w:proofErr w:type="spellStart"/>
+      <w:r>
+        <w:t>HomePage</w:t>
+      </w:r>
+      <w:proofErr w:type="spellEnd"/>
+      <w:r>
+        <w:t xml:space="preserve"> (public)</w:t>
       </w:r>
     </w:p>
     <w:p>
@@ -14374,7 +16326,23 @@
         <w:spacing w:before="40" w:after="40"/>
       </w:pPr>
       <w:r>
-        <w:t>/products — ProductsPage (public)</w:t>
+        <w:t>/</w:t>
+      </w:r>
+      <w:proofErr w:type="gramStart"/>
+      <w:r>
+        <w:t>products</w:t>
+      </w:r>
+      <w:proofErr w:type="gramEnd"/>
+      <w:r>
+        <w:t xml:space="preserve"> — </w:t>
+      </w:r>
+      <w:proofErr w:type="spellStart"/>
+      <w:r>
+        <w:t>ProductsPage</w:t>
+      </w:r>
+      <w:proofErr w:type="spellEnd"/>
+      <w:r>
+        <w:t xml:space="preserve"> (public)</w:t>
       </w:r>
     </w:p>
     <w:p>
@@ -14387,7 +16355,15 @@
         <w:spacing w:before="40" w:after="40"/>
       </w:pPr>
       <w:r>
-        <w:t>/products/:id — ProductDetailPage (public)</w:t>
+        <w:t xml:space="preserve">/products/:id — </w:t>
+      </w:r>
+      <w:proofErr w:type="spellStart"/>
+      <w:r>
+        <w:t>ProductDetailPage</w:t>
+      </w:r>
+      <w:proofErr w:type="spellEnd"/>
+      <w:r>
+        <w:t xml:space="preserve"> (public)</w:t>
       </w:r>
     </w:p>
     <w:p>
@@ -14400,7 +16376,23 @@
         <w:spacing w:before="40" w:after="40"/>
       </w:pPr>
       <w:r>
-        <w:t>/login — LoginPage (public)</w:t>
+        <w:t>/</w:t>
+      </w:r>
+      <w:proofErr w:type="gramStart"/>
+      <w:r>
+        <w:t>login</w:t>
+      </w:r>
+      <w:proofErr w:type="gramEnd"/>
+      <w:r>
+        <w:t xml:space="preserve"> — </w:t>
+      </w:r>
+      <w:proofErr w:type="spellStart"/>
+      <w:r>
+        <w:t>LoginPage</w:t>
+      </w:r>
+      <w:proofErr w:type="spellEnd"/>
+      <w:r>
+        <w:t xml:space="preserve"> (public)</w:t>
       </w:r>
     </w:p>
     <w:p>
@@ -14413,7 +16405,23 @@
         <w:spacing w:before="40" w:after="40"/>
       </w:pPr>
       <w:r>
-        <w:t>/register — RegisterPage (public)</w:t>
+        <w:t>/</w:t>
+      </w:r>
+      <w:proofErr w:type="gramStart"/>
+      <w:r>
+        <w:t>register</w:t>
+      </w:r>
+      <w:proofErr w:type="gramEnd"/>
+      <w:r>
+        <w:t xml:space="preserve"> — </w:t>
+      </w:r>
+      <w:proofErr w:type="spellStart"/>
+      <w:r>
+        <w:t>RegisterPage</w:t>
+      </w:r>
+      <w:proofErr w:type="spellEnd"/>
+      <w:r>
+        <w:t xml:space="preserve"> (public)</w:t>
       </w:r>
     </w:p>
     <w:p>
@@ -14426,7 +16434,31 @@
         <w:spacing w:before="40" w:after="40"/>
       </w:pPr>
       <w:r>
-        <w:t>/cart — CartPage (ProtectedRoute)</w:t>
+        <w:t>/</w:t>
+      </w:r>
+      <w:proofErr w:type="gramStart"/>
+      <w:r>
+        <w:t>cart</w:t>
+      </w:r>
+      <w:proofErr w:type="gramEnd"/>
+      <w:r>
+        <w:t xml:space="preserve"> — </w:t>
+      </w:r>
+      <w:proofErr w:type="spellStart"/>
+      <w:r>
+        <w:t>CartPage</w:t>
+      </w:r>
+      <w:proofErr w:type="spellEnd"/>
+      <w:r>
+        <w:t xml:space="preserve"> (</w:t>
+      </w:r>
+      <w:proofErr w:type="spellStart"/>
+      <w:r>
+        <w:t>ProtectedRoute</w:t>
+      </w:r>
+      <w:proofErr w:type="spellEnd"/>
+      <w:r>
+        <w:t>)</w:t>
       </w:r>
     </w:p>
     <w:p>
@@ -14439,8 +16471,31 @@
         <w:spacing w:before="40" w:after="40"/>
       </w:pPr>
       <w:r>
-        <w:lastRenderedPageBreak/>
-        <w:t>/checkout — CheckoutPage (ProtectedRoute)</w:t>
+        <w:t>/</w:t>
+      </w:r>
+      <w:proofErr w:type="gramStart"/>
+      <w:r>
+        <w:t>checkout</w:t>
+      </w:r>
+      <w:proofErr w:type="gramEnd"/>
+      <w:r>
+        <w:t xml:space="preserve"> — </w:t>
+      </w:r>
+      <w:proofErr w:type="spellStart"/>
+      <w:r>
+        <w:t>CheckoutPage</w:t>
+      </w:r>
+      <w:proofErr w:type="spellEnd"/>
+      <w:r>
+        <w:t xml:space="preserve"> (</w:t>
+      </w:r>
+      <w:proofErr w:type="spellStart"/>
+      <w:r>
+        <w:t>ProtectedRoute</w:t>
+      </w:r>
+      <w:proofErr w:type="spellEnd"/>
+      <w:r>
+        <w:t>)</w:t>
       </w:r>
     </w:p>
     <w:p>
@@ -14453,7 +16508,31 @@
         <w:spacing w:before="40" w:after="40"/>
       </w:pPr>
       <w:r>
-        <w:t>/orders — OrdersPage (ProtectedRoute)</w:t>
+        <w:t>/</w:t>
+      </w:r>
+      <w:proofErr w:type="gramStart"/>
+      <w:r>
+        <w:t>orders</w:t>
+      </w:r>
+      <w:proofErr w:type="gramEnd"/>
+      <w:r>
+        <w:t xml:space="preserve"> — </w:t>
+      </w:r>
+      <w:proofErr w:type="spellStart"/>
+      <w:r>
+        <w:t>OrdersPage</w:t>
+      </w:r>
+      <w:proofErr w:type="spellEnd"/>
+      <w:r>
+        <w:t xml:space="preserve"> (</w:t>
+      </w:r>
+      <w:proofErr w:type="spellStart"/>
+      <w:r>
+        <w:t>ProtectedRoute</w:t>
+      </w:r>
+      <w:proofErr w:type="spellEnd"/>
+      <w:r>
+        <w:t>)</w:t>
       </w:r>
     </w:p>
     <w:p>
@@ -14466,7 +16545,23 @@
         <w:spacing w:before="40" w:after="40"/>
       </w:pPr>
       <w:r>
-        <w:t>/orders/:id — OrderDetailPage (ProtectedRoute)</w:t>
+        <w:t xml:space="preserve">/orders/:id — </w:t>
+      </w:r>
+      <w:proofErr w:type="spellStart"/>
+      <w:r>
+        <w:t>OrderDetailPage</w:t>
+      </w:r>
+      <w:proofErr w:type="spellEnd"/>
+      <w:r>
+        <w:t xml:space="preserve"> (</w:t>
+      </w:r>
+      <w:proofErr w:type="spellStart"/>
+      <w:r>
+        <w:t>ProtectedRoute</w:t>
+      </w:r>
+      <w:proofErr w:type="spellEnd"/>
+      <w:r>
+        <w:t>)</w:t>
       </w:r>
     </w:p>
     <w:p>
@@ -14479,7 +16574,32 @@
         <w:spacing w:before="40" w:after="40"/>
       </w:pPr>
       <w:r>
-        <w:t>/profile — ProfilePage (ProtectedRoute)</w:t>
+        <w:lastRenderedPageBreak/>
+        <w:t>/</w:t>
+      </w:r>
+      <w:proofErr w:type="gramStart"/>
+      <w:r>
+        <w:t>profile</w:t>
+      </w:r>
+      <w:proofErr w:type="gramEnd"/>
+      <w:r>
+        <w:t xml:space="preserve"> — </w:t>
+      </w:r>
+      <w:proofErr w:type="spellStart"/>
+      <w:r>
+        <w:t>ProfilePage</w:t>
+      </w:r>
+      <w:proofErr w:type="spellEnd"/>
+      <w:r>
+        <w:t xml:space="preserve"> (</w:t>
+      </w:r>
+      <w:proofErr w:type="spellStart"/>
+      <w:r>
+        <w:t>ProtectedRoute</w:t>
+      </w:r>
+      <w:proofErr w:type="spellEnd"/>
+      <w:r>
+        <w:t>)</w:t>
       </w:r>
     </w:p>
     <w:p>
@@ -14492,7 +16612,31 @@
         <w:spacing w:before="40" w:after="40"/>
       </w:pPr>
       <w:r>
-        <w:t>/admin — AdminDashboard (AdminRoute)</w:t>
+        <w:t>/</w:t>
+      </w:r>
+      <w:proofErr w:type="gramStart"/>
+      <w:r>
+        <w:t>admin</w:t>
+      </w:r>
+      <w:proofErr w:type="gramEnd"/>
+      <w:r>
+        <w:t xml:space="preserve"> — </w:t>
+      </w:r>
+      <w:proofErr w:type="spellStart"/>
+      <w:r>
+        <w:t>AdminDashboard</w:t>
+      </w:r>
+      <w:proofErr w:type="spellEnd"/>
+      <w:r>
+        <w:t xml:space="preserve"> (</w:t>
+      </w:r>
+      <w:proofErr w:type="spellStart"/>
+      <w:r>
+        <w:t>AdminRoute</w:t>
+      </w:r>
+      <w:proofErr w:type="spellEnd"/>
+      <w:r>
+        <w:t>)</w:t>
       </w:r>
     </w:p>
     <w:p>
@@ -14505,7 +16649,23 @@
         <w:spacing w:before="40" w:after="40"/>
       </w:pPr>
       <w:r>
-        <w:t>/admin/products — AdminProductsPage (AdminRoute)</w:t>
+        <w:t xml:space="preserve">/admin/products — </w:t>
+      </w:r>
+      <w:proofErr w:type="spellStart"/>
+      <w:r>
+        <w:t>AdminProductsPage</w:t>
+      </w:r>
+      <w:proofErr w:type="spellEnd"/>
+      <w:r>
+        <w:t xml:space="preserve"> (</w:t>
+      </w:r>
+      <w:proofErr w:type="spellStart"/>
+      <w:r>
+        <w:t>AdminRoute</w:t>
+      </w:r>
+      <w:proofErr w:type="spellEnd"/>
+      <w:r>
+        <w:t>)</w:t>
       </w:r>
     </w:p>
     <w:p>
@@ -14518,7 +16678,23 @@
         <w:spacing w:before="40" w:after="40"/>
       </w:pPr>
       <w:r>
-        <w:t>/admin/orders — AdminOrdersPage (AdminRoute)</w:t>
+        <w:t xml:space="preserve">/admin/orders — </w:t>
+      </w:r>
+      <w:proofErr w:type="spellStart"/>
+      <w:r>
+        <w:t>AdminOrdersPage</w:t>
+      </w:r>
+      <w:proofErr w:type="spellEnd"/>
+      <w:r>
+        <w:t xml:space="preserve"> (</w:t>
+      </w:r>
+      <w:proofErr w:type="spellStart"/>
+      <w:r>
+        <w:t>AdminRoute</w:t>
+      </w:r>
+      <w:proofErr w:type="spellEnd"/>
+      <w:r>
+        <w:t>)</w:t>
       </w:r>
     </w:p>
     <w:p>
@@ -14550,8 +16726,37 @@
         </w:numPr>
         <w:spacing w:before="40" w:after="40"/>
       </w:pPr>
-      <w:r>
-        <w:t>AuthContext — stores JWT token (in memory / httpOnly cookie), user details, and exposes login() / logout() functions</w:t>
+      <w:proofErr w:type="spellStart"/>
+      <w:r>
+        <w:t>AuthContext</w:t>
+      </w:r>
+      <w:proofErr w:type="spellEnd"/>
+      <w:r>
+        <w:t xml:space="preserve"> — stores JWT token (in memory / </w:t>
+      </w:r>
+      <w:proofErr w:type="spellStart"/>
+      <w:r>
+        <w:t>httpOnly</w:t>
+      </w:r>
+      <w:proofErr w:type="spellEnd"/>
+      <w:r>
+        <w:t xml:space="preserve"> cookie), user details, and exposes </w:t>
+      </w:r>
+      <w:proofErr w:type="gramStart"/>
+      <w:r>
+        <w:t>login(</w:t>
+      </w:r>
+      <w:proofErr w:type="gramEnd"/>
+      <w:r>
+        <w:t xml:space="preserve">) / </w:t>
+      </w:r>
+      <w:proofErr w:type="gramStart"/>
+      <w:r>
+        <w:t>logout(</w:t>
+      </w:r>
+      <w:proofErr w:type="gramEnd"/>
+      <w:r>
+        <w:t>) functions</w:t>
       </w:r>
     </w:p>
     <w:p>
@@ -14563,8 +16768,21 @@
         </w:numPr>
         <w:spacing w:before="40" w:after="40"/>
       </w:pPr>
-      <w:r>
-        <w:t>CartContext — stores cart items locally and syncs with /api/cart on mount for authenticated users; optimistic updates on add/remove</w:t>
+      <w:proofErr w:type="spellStart"/>
+      <w:r>
+        <w:t>CartContext</w:t>
+      </w:r>
+      <w:proofErr w:type="spellEnd"/>
+      <w:r>
+        <w:t xml:space="preserve"> — stores cart items locally and syncs with /</w:t>
+      </w:r>
+      <w:proofErr w:type="spellStart"/>
+      <w:r>
+        <w:t>api</w:t>
+      </w:r>
+      <w:proofErr w:type="spellEnd"/>
+      <w:r>
+        <w:t>/cart on mount for authenticated users; optimistic updates on add/remove</w:t>
       </w:r>
     </w:p>
     <w:p>
@@ -14577,7 +16795,31 @@
         <w:spacing w:before="40" w:after="40"/>
       </w:pPr>
       <w:r>
-        <w:t>Server state (product lists, orders) — fetched on demand per page using useEffect + local useState; no global store required</w:t>
+        <w:t xml:space="preserve">Server state (product lists, </w:t>
+      </w:r>
+      <w:proofErr w:type="gramStart"/>
+      <w:r>
+        <w:t>orders) —</w:t>
+      </w:r>
+      <w:proofErr w:type="gramEnd"/>
+      <w:r>
+        <w:t xml:space="preserve"> fetched on demand per page using </w:t>
+      </w:r>
+      <w:proofErr w:type="spellStart"/>
+      <w:r>
+        <w:t>useEffect</w:t>
+      </w:r>
+      <w:proofErr w:type="spellEnd"/>
+      <w:r>
+        <w:t xml:space="preserve"> + local </w:t>
+      </w:r>
+      <w:proofErr w:type="spellStart"/>
+      <w:r>
+        <w:t>useState</w:t>
+      </w:r>
+      <w:proofErr w:type="spellEnd"/>
+      <w:r>
+        <w:t>; no global store required</w:t>
       </w:r>
     </w:p>
     <w:p>
@@ -14606,7 +16848,29 @@
           <w:sz w:val="18"/>
           <w:szCs w:val="18"/>
         </w:rPr>
-        <w:t>End of Project Proposal Document  —  Gundam Hobby Shop</w:t>
+        <w:t xml:space="preserve">End of Project Proposal </w:t>
+      </w:r>
+      <w:proofErr w:type="gramStart"/>
+      <w:r>
+        <w:rPr>
+          <w:i/>
+          <w:iCs/>
+          <w:color w:val="888888"/>
+          <w:sz w:val="18"/>
+          <w:szCs w:val="18"/>
+        </w:rPr>
+        <w:t>Document  —</w:t>
+      </w:r>
+      <w:proofErr w:type="gramEnd"/>
+      <w:r>
+        <w:rPr>
+          <w:i/>
+          <w:iCs/>
+          <w:color w:val="888888"/>
+          <w:sz w:val="18"/>
+          <w:szCs w:val="18"/>
+        </w:rPr>
+        <w:t xml:space="preserve">  Gundam Hobby Shop</w:t>
       </w:r>
     </w:p>
     <w:sectPr>
@@ -14726,7 +16990,25 @@
         <w:sz w:val="18"/>
         <w:szCs w:val="18"/>
       </w:rPr>
-      <w:t>Gundam Hobby Shop  |  Project Proposal Document</w:t>
+      <w:t xml:space="preserve">Gundam Hobby </w:t>
+    </w:r>
+    <w:proofErr w:type="gramStart"/>
+    <w:r>
+      <w:rPr>
+        <w:color w:val="555555"/>
+        <w:sz w:val="18"/>
+        <w:szCs w:val="18"/>
+      </w:rPr>
+      <w:t>Shop  |</w:t>
+    </w:r>
+    <w:proofErr w:type="gramEnd"/>
+    <w:r>
+      <w:rPr>
+        <w:color w:val="555555"/>
+        <w:sz w:val="18"/>
+        <w:szCs w:val="18"/>
+      </w:rPr>
+      <w:t xml:space="preserve">  Project Proposal Document</w:t>
     </w:r>
     <w:r>
       <w:rPr>
@@ -15453,7 +17735,6 @@
   <w:style w:type="character" w:default="1" w:styleId="DefaultParagraphFont">
     <w:name w:val="Default Paragraph Font"/>
     <w:uiPriority w:val="1"/>
-    <w:semiHidden/>
     <w:unhideWhenUsed/>
   </w:style>
   <w:style w:type="table" w:default="1" w:styleId="TableNormal">
